--- a/Evidencia_Pruebas_Tecnicas/Documento_de_Evidencia_Tarea_Corta_2_Gateways.docx
+++ b/Evidencia_Pruebas_Tecnicas/Documento_de_Evidencia_Tarea_Corta_2_Gateways.docx
@@ -281,6 +281,7 @@
         <w:pageBreakBefore/>
       </w:pPr>
       <w:r>
+        <w:lastRenderedPageBreak/>
         <w:t>Tabla de contenido</w:t>
       </w:r>
     </w:p>
@@ -735,11 +736,11 @@
     <w:p>
       <w:pPr>
         <w:pStyle w:val="Ttulo1"/>
-        <w:keepNext/>
         <w:pageBreakBefore/>
       </w:pPr>
       <w:bookmarkStart w:id="0" w:name="_Toc1"/>
       <w:r>
+        <w:lastRenderedPageBreak/>
         <w:t>Propósito y alcance de la evidencia</w:t>
       </w:r>
       <w:bookmarkEnd w:id="0"/>
@@ -832,7 +833,7 @@
                 <w:sz w:val="20"/>
                 <w:szCs w:val="20"/>
               </w:rPr>
-              <w:t xml:space="preserve">Componente</w:t>
+              <w:t>Componente</w:t>
             </w:r>
           </w:p>
         </w:tc>
@@ -866,7 +867,7 @@
                 <w:sz w:val="20"/>
                 <w:szCs w:val="20"/>
               </w:rPr>
-              <w:t xml:space="preserve">Responsabilidad</w:t>
+              <w:t>Responsabilidad</w:t>
             </w:r>
           </w:p>
         </w:tc>
@@ -900,7 +901,7 @@
                 <w:sz w:val="20"/>
                 <w:szCs w:val="20"/>
               </w:rPr>
-              <w:t xml:space="preserve">Ruta expuesta</w:t>
+              <w:t>Ruta expuesta</w:t>
             </w:r>
           </w:p>
         </w:tc>
@@ -931,7 +932,7 @@
                 <w:sz w:val="19"/>
                 <w:szCs w:val="19"/>
               </w:rPr>
-              <w:t xml:space="preserve">API Gateway</w:t>
+              <w:t>API Gateway</w:t>
             </w:r>
           </w:p>
         </w:tc>
@@ -960,7 +961,7 @@
                 <w:sz w:val="19"/>
                 <w:szCs w:val="19"/>
               </w:rPr>
-              <w:t xml:space="preserve">Entrada única al sistema: enrutamiento, transformación de ruta y encabezados, agregación y registro de solicitudes.</w:t>
+              <w:t>Entrada única al sistema: enrutamiento, transformación de ruta y encabezados, agregación y registro de solicitudes.</w:t>
             </w:r>
           </w:p>
         </w:tc>
@@ -989,7 +990,7 @@
                 <w:sz w:val="19"/>
                 <w:szCs w:val="19"/>
               </w:rPr>
-              <w:t xml:space="preserve">URL única de entrada (incluye /api/resumen-orden/{id})</w:t>
+              <w:t>URL única de entrada (incluye /api/resumen-orden/{id})</w:t>
             </w:r>
           </w:p>
         </w:tc>
@@ -1020,7 +1021,7 @@
                 <w:sz w:val="19"/>
                 <w:szCs w:val="19"/>
               </w:rPr>
-              <w:t xml:space="preserve">Servicio A – Catálogo / Productos</w:t>
+              <w:t>Servicio A – Catálogo / Productos</w:t>
             </w:r>
           </w:p>
         </w:tc>
@@ -1049,7 +1050,7 @@
                 <w:sz w:val="19"/>
                 <w:szCs w:val="19"/>
               </w:rPr>
-              <w:t xml:space="preserve">Administración del catálogo de productos con API REST y persistencia No SQL propia.</w:t>
+              <w:t>Administración del catálogo de productos con API REST y persistencia No SQL propia.</w:t>
             </w:r>
           </w:p>
         </w:tc>
@@ -1078,7 +1079,7 @@
                 <w:sz w:val="19"/>
                 <w:szCs w:val="19"/>
               </w:rPr>
-              <w:t xml:space="preserve">/api/productos/*</w:t>
+              <w:t>/api/productos/*</w:t>
             </w:r>
           </w:p>
         </w:tc>
@@ -1109,7 +1110,7 @@
                 <w:sz w:val="19"/>
                 <w:szCs w:val="19"/>
               </w:rPr>
-              <w:t xml:space="preserve">Servicio B – Órdenes / Pedidos</w:t>
+              <w:t>Servicio B – Órdenes / Pedidos</w:t>
             </w:r>
           </w:p>
         </w:tc>
@@ -1138,7 +1139,7 @@
                 <w:sz w:val="19"/>
                 <w:szCs w:val="19"/>
               </w:rPr>
-              <w:t xml:space="preserve">Creación y listado de pedidos; consulta al servicio de Productos para validarlos.</w:t>
+              <w:t>Creación y listado de pedidos; consulta al servicio de Productos para validarlos.</w:t>
             </w:r>
           </w:p>
         </w:tc>
@@ -1167,7 +1168,7 @@
                 <w:sz w:val="19"/>
                 <w:szCs w:val="19"/>
               </w:rPr>
-              <w:t xml:space="preserve">/api/ordenes/*</w:t>
+              <w:t>/api/ordenes/*</w:t>
             </w:r>
           </w:p>
         </w:tc>
@@ -1239,7 +1240,7 @@
                 <w:sz w:val="20"/>
                 <w:szCs w:val="20"/>
               </w:rPr>
-              <w:t xml:space="preserve">Sección</w:t>
+              <w:t>Sección</w:t>
             </w:r>
           </w:p>
         </w:tc>
@@ -1273,7 +1274,7 @@
                 <w:sz w:val="20"/>
                 <w:szCs w:val="20"/>
               </w:rPr>
-              <w:t xml:space="preserve">Requerimientos</w:t>
+              <w:t>Requerimientos</w:t>
             </w:r>
           </w:p>
         </w:tc>
@@ -1307,7 +1308,7 @@
                 <w:sz w:val="20"/>
                 <w:szCs w:val="20"/>
               </w:rPr>
-              <w:t xml:space="preserve">Criterios probados</w:t>
+              <w:t>Criterios probados</w:t>
             </w:r>
           </w:p>
         </w:tc>
@@ -1338,7 +1339,7 @@
                 <w:sz w:val="19"/>
                 <w:szCs w:val="19"/>
               </w:rPr>
-              <w:t xml:space="preserve">Servicio A – Catálogo / Productos</w:t>
+              <w:t>Servicio A – Catálogo / Productos</w:t>
             </w:r>
           </w:p>
         </w:tc>
@@ -1367,7 +1368,7 @@
                 <w:sz w:val="19"/>
                 <w:szCs w:val="19"/>
               </w:rPr>
-              <w:t xml:space="preserve">PRD1 a PRD2 (2)</w:t>
+              <w:t>PRD1 a PRD2 (2)</w:t>
             </w:r>
           </w:p>
         </w:tc>
@@ -1397,7 +1398,7 @@
                 <w:sz w:val="19"/>
                 <w:szCs w:val="19"/>
               </w:rPr>
-              <w:t xml:space="preserve">12</w:t>
+              <w:t>12</w:t>
             </w:r>
           </w:p>
         </w:tc>
@@ -1428,7 +1429,7 @@
                 <w:sz w:val="19"/>
                 <w:szCs w:val="19"/>
               </w:rPr>
-              <w:t xml:space="preserve">Servicio B – Órdenes / Pedidos</w:t>
+              <w:t>Servicio B – Órdenes / Pedidos</w:t>
             </w:r>
           </w:p>
         </w:tc>
@@ -1457,7 +1458,7 @@
                 <w:sz w:val="19"/>
                 <w:szCs w:val="19"/>
               </w:rPr>
-              <w:t xml:space="preserve">ORD1 a ORD3 (3)</w:t>
+              <w:t>ORD1 a ORD3 (3)</w:t>
             </w:r>
           </w:p>
         </w:tc>
@@ -1487,7 +1488,7 @@
                 <w:sz w:val="19"/>
                 <w:szCs w:val="19"/>
               </w:rPr>
-              <w:t xml:space="preserve">12</w:t>
+              <w:t>12</w:t>
             </w:r>
           </w:p>
         </w:tc>
@@ -1518,7 +1519,7 @@
                 <w:sz w:val="19"/>
                 <w:szCs w:val="19"/>
               </w:rPr>
-              <w:t xml:space="preserve">API Gateway</w:t>
+              <w:t>API Gateway</w:t>
             </w:r>
           </w:p>
         </w:tc>
@@ -1547,7 +1548,7 @@
                 <w:sz w:val="19"/>
                 <w:szCs w:val="19"/>
               </w:rPr>
-              <w:t xml:space="preserve">GW1 a GW4 (4)</w:t>
+              <w:t>GW1 a GW4 (4)</w:t>
             </w:r>
           </w:p>
         </w:tc>
@@ -1577,7 +1578,7 @@
                 <w:sz w:val="19"/>
                 <w:szCs w:val="19"/>
               </w:rPr>
-              <w:t xml:space="preserve">12</w:t>
+              <w:t>12</w:t>
             </w:r>
           </w:p>
         </w:tc>
@@ -1611,7 +1612,7 @@
                 <w:sz w:val="19"/>
                 <w:szCs w:val="19"/>
               </w:rPr>
-              <w:t xml:space="preserve">Total</w:t>
+              <w:t>Total</w:t>
             </w:r>
           </w:p>
         </w:tc>
@@ -1643,7 +1644,7 @@
                 <w:sz w:val="19"/>
                 <w:szCs w:val="19"/>
               </w:rPr>
-              <w:t xml:space="preserve">9</w:t>
+              <w:t>9</w:t>
             </w:r>
           </w:p>
         </w:tc>
@@ -1676,7 +1677,7 @@
                 <w:sz w:val="19"/>
                 <w:szCs w:val="19"/>
               </w:rPr>
-              <w:t xml:space="preserve">36</w:t>
+              <w:t>36</w:t>
             </w:r>
           </w:p>
         </w:tc>
@@ -1685,11 +1686,11 @@
     <w:p>
       <w:pPr>
         <w:pStyle w:val="Ttulo1"/>
-        <w:keepNext/>
         <w:pageBreakBefore/>
       </w:pPr>
       <w:bookmarkStart w:id="1" w:name="_Toc2"/>
       <w:r>
+        <w:lastRenderedPageBreak/>
         <w:t>Servicio A – Catálogo / Productos</w:t>
       </w:r>
       <w:bookmarkEnd w:id="1"/>
@@ -1697,7 +1698,6 @@
     <w:p>
       <w:pPr>
         <w:pStyle w:val="Ttulo2"/>
-        <w:keepNext/>
       </w:pPr>
       <w:bookmarkStart w:id="2" w:name="_Toc3"/>
       <w:r>
@@ -1724,7 +1724,6 @@
     <w:p>
       <w:pPr>
         <w:pStyle w:val="Etiqueta"/>
-        <w:keepNext/>
       </w:pPr>
       <w:r>
         <w:t>Requerimiento de la tarea</w:t>
@@ -1782,7 +1781,7 @@
                 <w:sz w:val="20"/>
                 <w:szCs w:val="20"/>
               </w:rPr>
-              <w:t xml:space="preserve">ID</w:t>
+              <w:t>ID</w:t>
             </w:r>
           </w:p>
         </w:tc>
@@ -1816,7 +1815,7 @@
                 <w:sz w:val="20"/>
                 <w:szCs w:val="20"/>
               </w:rPr>
-              <w:t xml:space="preserve">Requerimiento</w:t>
+              <w:t>Requerimiento</w:t>
             </w:r>
           </w:p>
         </w:tc>
@@ -1850,7 +1849,7 @@
                 <w:sz w:val="20"/>
                 <w:szCs w:val="20"/>
               </w:rPr>
-              <w:t xml:space="preserve">Criterios de aceptación</w:t>
+              <w:t>Criterios de aceptación</w:t>
             </w:r>
           </w:p>
         </w:tc>
@@ -1888,7 +1887,7 @@
                 <w:sz w:val="19"/>
                 <w:szCs w:val="19"/>
               </w:rPr>
-              <w:t xml:space="preserve">PRD1</w:t>
+              <w:t>PRD1</w:t>
             </w:r>
           </w:p>
         </w:tc>
@@ -1917,7 +1916,7 @@
                 <w:sz w:val="19"/>
                 <w:szCs w:val="19"/>
               </w:rPr>
-              <w:t xml:space="preserve">Yo como arquitecto del sistema quiero un servicio de catálogo para administrar productos</w:t>
+              <w:t>Yo como arquitecto del sistema quiero un servicio de catálogo para administrar productos</w:t>
             </w:r>
           </w:p>
         </w:tc>
@@ -1951,7 +1950,7 @@
                 <w:sz w:val="19"/>
                 <w:szCs w:val="19"/>
               </w:rPr>
-              <w:t xml:space="preserve">Debe crearse un microservicio de productos con su propia API REST que cumpla con el estándar RESTful. Las operaciones deben responder en el endpoint /api/productos (expuesto por el Gateway) y deben permitir:</w:t>
+              <w:t>Debe crearse un microservicio de productos con su propia API REST que cumpla con el estándar RESTful. Las operaciones deben responder en el endpoint /api/productos (expuesto por el Gateway) y deben permitir:</w:t>
             </w:r>
           </w:p>
           <w:p>
@@ -1968,7 +1967,7 @@
                 <w:sz w:val="19"/>
                 <w:szCs w:val="19"/>
               </w:rPr>
-              <w:t xml:space="preserve">Crear un producto (POST).</w:t>
+              <w:t>Crear un producto (POST).</w:t>
             </w:r>
           </w:p>
           <w:p>
@@ -1985,7 +1984,7 @@
                 <w:sz w:val="19"/>
                 <w:szCs w:val="19"/>
               </w:rPr>
-              <w:t xml:space="preserve">Modificar un producto (PUT).</w:t>
+              <w:t>Modificar un producto (PUT).</w:t>
             </w:r>
           </w:p>
           <w:p>
@@ -2002,7 +2001,7 @@
                 <w:sz w:val="19"/>
                 <w:szCs w:val="19"/>
               </w:rPr>
-              <w:t xml:space="preserve">Eliminar un producto (DELETE).</w:t>
+              <w:t>Eliminar un producto (DELETE).</w:t>
             </w:r>
           </w:p>
           <w:p>
@@ -2019,7 +2018,7 @@
                 <w:sz w:val="19"/>
                 <w:szCs w:val="19"/>
               </w:rPr>
-              <w:t xml:space="preserve">Obtener los datos de todos los productos (GET).</w:t>
+              <w:t>Obtener los datos de todos los productos (GET).</w:t>
             </w:r>
           </w:p>
           <w:p>
@@ -2036,7 +2035,7 @@
                 <w:sz w:val="19"/>
                 <w:szCs w:val="19"/>
               </w:rPr>
-              <w:t xml:space="preserve">Obtener los datos de un producto por su identificador (GET).</w:t>
+              <w:t>Obtener los datos de un producto por su identificador (GET).</w:t>
             </w:r>
           </w:p>
           <w:p>
@@ -2053,7 +2052,7 @@
                 <w:sz w:val="19"/>
                 <w:szCs w:val="19"/>
               </w:rPr>
-              <w:t xml:space="preserve">El alcance mínimo exigido por la tarea son los endpoints GET y POST; modificar y eliminar completan el CRUD básico.</w:t>
+              <w:t>El alcance mínimo exigido por la tarea son los endpoints GET y POST; modificar y eliminar completan el CRUD básico.</w:t>
             </w:r>
           </w:p>
           <w:p>
@@ -2070,7 +2069,7 @@
                 <w:sz w:val="19"/>
                 <w:szCs w:val="19"/>
               </w:rPr>
-              <w:t xml:space="preserve">Un producto debe tener, como mínimo, identificador, nombre y precio.</w:t>
+              <w:t>Un producto debe tener, como mínimo, identificador, nombre y precio.</w:t>
             </w:r>
           </w:p>
           <w:p>
@@ -2087,7 +2086,7 @@
                 <w:sz w:val="19"/>
                 <w:szCs w:val="19"/>
               </w:rPr>
-              <w:t xml:space="preserve">Consultar un producto que no existe debe responder 404 (Not Found).</w:t>
+              <w:t>Consultar un producto que no existe debe responder 404 (Not Found).</w:t>
             </w:r>
           </w:p>
         </w:tc>
@@ -2096,7 +2095,6 @@
     <w:p>
       <w:pPr>
         <w:pStyle w:val="Etiqueta"/>
-        <w:keepNext/>
         <w:spacing w:before="240"/>
       </w:pPr>
       <w:r>
@@ -2155,7 +2153,7 @@
                 <w:sz w:val="20"/>
                 <w:szCs w:val="20"/>
               </w:rPr>
-              <w:t xml:space="preserve"># Req.</w:t>
+              <w:t># Req.</w:t>
             </w:r>
           </w:p>
         </w:tc>
@@ -2189,7 +2187,7 @@
                 <w:sz w:val="20"/>
                 <w:szCs w:val="20"/>
               </w:rPr>
-              <w:t xml:space="preserve">Criterio de aceptación</w:t>
+              <w:t>Criterio de aceptación</w:t>
             </w:r>
           </w:p>
         </w:tc>
@@ -2223,7 +2221,7 @@
                 <w:sz w:val="20"/>
                 <w:szCs w:val="20"/>
               </w:rPr>
-              <w:t xml:space="preserve">Evidencia</w:t>
+              <w:t>Evidencia</w:t>
             </w:r>
           </w:p>
         </w:tc>
@@ -2261,7 +2259,7 @@
                 <w:sz w:val="19"/>
                 <w:szCs w:val="19"/>
               </w:rPr>
-              <w:t xml:space="preserve">PRD1</w:t>
+              <w:t>PRD1</w:t>
             </w:r>
           </w:p>
         </w:tc>
@@ -2290,7 +2288,7 @@
                 <w:sz w:val="19"/>
                 <w:szCs w:val="19"/>
               </w:rPr>
-              <w:t xml:space="preserve">Crear un producto (POST).</w:t>
+              <w:t>Crear un producto (POST).</w:t>
             </w:r>
           </w:p>
         </w:tc>
@@ -2346,7 +2344,7 @@
                 <w:sz w:val="19"/>
                 <w:szCs w:val="19"/>
               </w:rPr>
-              <w:t xml:space="preserve">PRD1</w:t>
+              <w:t>PRD1</w:t>
             </w:r>
           </w:p>
         </w:tc>
@@ -2375,7 +2373,7 @@
                 <w:sz w:val="19"/>
                 <w:szCs w:val="19"/>
               </w:rPr>
-              <w:t xml:space="preserve">Modificar un producto (PUT).</w:t>
+              <w:t>Modificar un producto (PUT).</w:t>
             </w:r>
           </w:p>
         </w:tc>
@@ -2431,7 +2429,8 @@
                 <w:sz w:val="19"/>
                 <w:szCs w:val="19"/>
               </w:rPr>
-              <w:t xml:space="preserve">PRD1</w:t>
+              <w:lastRenderedPageBreak/>
+              <w:t>PRD1</w:t>
             </w:r>
           </w:p>
         </w:tc>
@@ -2460,7 +2459,7 @@
                 <w:sz w:val="19"/>
                 <w:szCs w:val="19"/>
               </w:rPr>
-              <w:t xml:space="preserve">Eliminar un producto (DELETE).</w:t>
+              <w:t>Eliminar un producto (DELETE).</w:t>
             </w:r>
           </w:p>
         </w:tc>
@@ -2516,7 +2515,7 @@
                 <w:sz w:val="19"/>
                 <w:szCs w:val="19"/>
               </w:rPr>
-              <w:t xml:space="preserve">PRD1</w:t>
+              <w:t>PRD1</w:t>
             </w:r>
           </w:p>
         </w:tc>
@@ -2545,7 +2544,7 @@
                 <w:sz w:val="19"/>
                 <w:szCs w:val="19"/>
               </w:rPr>
-              <w:t xml:space="preserve">Obtener los datos de todos los productos (GET).</w:t>
+              <w:t>Obtener los datos de todos los productos (GET).</w:t>
             </w:r>
           </w:p>
         </w:tc>
@@ -2601,7 +2600,7 @@
                 <w:sz w:val="19"/>
                 <w:szCs w:val="19"/>
               </w:rPr>
-              <w:t xml:space="preserve">PRD1</w:t>
+              <w:t>PRD1</w:t>
             </w:r>
           </w:p>
         </w:tc>
@@ -2630,7 +2629,7 @@
                 <w:sz w:val="19"/>
                 <w:szCs w:val="19"/>
               </w:rPr>
-              <w:t xml:space="preserve">Obtener los datos de un producto por su identificador (GET).</w:t>
+              <w:t>Obtener los datos de un producto por su identificador (GET).</w:t>
             </w:r>
           </w:p>
         </w:tc>
@@ -2686,7 +2685,7 @@
                 <w:sz w:val="19"/>
                 <w:szCs w:val="19"/>
               </w:rPr>
-              <w:t xml:space="preserve">PRD1</w:t>
+              <w:t>PRD1</w:t>
             </w:r>
           </w:p>
         </w:tc>
@@ -2715,7 +2714,7 @@
                 <w:sz w:val="19"/>
                 <w:szCs w:val="19"/>
               </w:rPr>
-              <w:t xml:space="preserve">Un producto tiene, como mínimo, identificador, nombre y precio.</w:t>
+              <w:t>Un producto tiene, como mínimo, identificador, nombre y precio.</w:t>
             </w:r>
           </w:p>
         </w:tc>
@@ -2771,7 +2770,7 @@
                 <w:sz w:val="19"/>
                 <w:szCs w:val="19"/>
               </w:rPr>
-              <w:t xml:space="preserve">PRD1</w:t>
+              <w:t>PRD1</w:t>
             </w:r>
           </w:p>
         </w:tc>
@@ -2800,7 +2799,7 @@
                 <w:sz w:val="19"/>
                 <w:szCs w:val="19"/>
               </w:rPr>
-              <w:t xml:space="preserve">Consultar un producto inexistente responde 404 (Not Found).</w:t>
+              <w:t>Consultar un producto inexistente responde 404 (Not Found).</w:t>
             </w:r>
           </w:p>
         </w:tc>
@@ -2827,10 +2826,10 @@
     <w:p>
       <w:pPr>
         <w:pStyle w:val="Ttulo2"/>
-        <w:keepNext/>
       </w:pPr>
       <w:bookmarkStart w:id="3" w:name="_Toc4"/>
       <w:r>
+        <w:lastRenderedPageBreak/>
         <w:t>PRD2 – Reglas mínimas del servicio de productos</w:t>
       </w:r>
       <w:bookmarkEnd w:id="3"/>
@@ -2854,7 +2853,6 @@
     <w:p>
       <w:pPr>
         <w:pStyle w:val="Etiqueta"/>
-        <w:keepNext/>
       </w:pPr>
       <w:r>
         <w:t>Requerimiento de la tarea</w:t>
@@ -2912,7 +2910,7 @@
                 <w:sz w:val="20"/>
                 <w:szCs w:val="20"/>
               </w:rPr>
-              <w:t xml:space="preserve">ID</w:t>
+              <w:t>ID</w:t>
             </w:r>
           </w:p>
         </w:tc>
@@ -2946,7 +2944,7 @@
                 <w:sz w:val="20"/>
                 <w:szCs w:val="20"/>
               </w:rPr>
-              <w:t xml:space="preserve">Requerimiento</w:t>
+              <w:t>Requerimiento</w:t>
             </w:r>
           </w:p>
         </w:tc>
@@ -2980,7 +2978,7 @@
                 <w:sz w:val="20"/>
                 <w:szCs w:val="20"/>
               </w:rPr>
-              <w:t xml:space="preserve">Criterios de aceptación</w:t>
+              <w:t>Criterios de aceptación</w:t>
             </w:r>
           </w:p>
         </w:tc>
@@ -3018,7 +3016,7 @@
                 <w:sz w:val="19"/>
                 <w:szCs w:val="19"/>
               </w:rPr>
-              <w:t xml:space="preserve">PRD2</w:t>
+              <w:t>PRD2</w:t>
             </w:r>
           </w:p>
         </w:tc>
@@ -3047,7 +3045,7 @@
                 <w:sz w:val="19"/>
                 <w:szCs w:val="19"/>
               </w:rPr>
-              <w:t xml:space="preserve">Yo como arquitecto del sistema quiero que el servicio de productos cumpla con las reglas mínimas de un microservicio</w:t>
+              <w:t>Yo como arquitecto del sistema quiero que el servicio de productos cumpla con las reglas mínimas de un microservicio</w:t>
             </w:r>
           </w:p>
         </w:tc>
@@ -3081,7 +3079,7 @@
                 <w:sz w:val="19"/>
                 <w:szCs w:val="19"/>
               </w:rPr>
-              <w:t xml:space="preserve">El servicio de productos debe tener su propia API REST.</w:t>
+              <w:t>El servicio de productos debe tener su propia API REST.</w:t>
             </w:r>
           </w:p>
           <w:p>
@@ -3098,7 +3096,7 @@
                 <w:sz w:val="19"/>
                 <w:szCs w:val="19"/>
               </w:rPr>
-              <w:t xml:space="preserve">Debe tener persistencia en una base de datos No SQL.</w:t>
+              <w:t>Debe tener persistencia en una base de datos No SQL.</w:t>
             </w:r>
           </w:p>
           <w:p>
@@ -3115,7 +3113,7 @@
                 <w:sz w:val="19"/>
                 <w:szCs w:val="19"/>
               </w:rPr>
-              <w:t xml:space="preserve">Debe correr en un puerto distinto al de los demás servicios y al del Gateway.</w:t>
+              <w:t>Debe correr en un puerto distinto al de los demás servicios y al del Gateway.</w:t>
             </w:r>
           </w:p>
           <w:p>
@@ -3132,7 +3130,7 @@
                 <w:sz w:val="19"/>
                 <w:szCs w:val="19"/>
               </w:rPr>
-              <w:t xml:space="preserve">Debe ser ejecutable de forma independiente.</w:t>
+              <w:t>Debe ser ejecutable de forma independiente.</w:t>
             </w:r>
           </w:p>
           <w:p>
@@ -3149,7 +3147,7 @@
                 <w:sz w:val="19"/>
                 <w:szCs w:val="19"/>
               </w:rPr>
-              <w:t xml:space="preserve">Debe respetarse el estándar RESTful.</w:t>
+              <w:t>Debe respetarse el estándar RESTful.</w:t>
             </w:r>
           </w:p>
         </w:tc>
@@ -3158,7 +3156,6 @@
     <w:p>
       <w:pPr>
         <w:pStyle w:val="Etiqueta"/>
-        <w:keepNext/>
         <w:spacing w:before="240"/>
       </w:pPr>
       <w:r>
@@ -3217,7 +3214,7 @@
                 <w:sz w:val="20"/>
                 <w:szCs w:val="20"/>
               </w:rPr>
-              <w:t xml:space="preserve"># Req.</w:t>
+              <w:t># Req.</w:t>
             </w:r>
           </w:p>
         </w:tc>
@@ -3251,7 +3248,7 @@
                 <w:sz w:val="20"/>
                 <w:szCs w:val="20"/>
               </w:rPr>
-              <w:t xml:space="preserve">Criterio de aceptación</w:t>
+              <w:t>Criterio de aceptación</w:t>
             </w:r>
           </w:p>
         </w:tc>
@@ -3285,7 +3282,7 @@
                 <w:sz w:val="20"/>
                 <w:szCs w:val="20"/>
               </w:rPr>
-              <w:t xml:space="preserve">Evidencia</w:t>
+              <w:t>Evidencia</w:t>
             </w:r>
           </w:p>
         </w:tc>
@@ -3323,7 +3320,7 @@
                 <w:sz w:val="19"/>
                 <w:szCs w:val="19"/>
               </w:rPr>
-              <w:t xml:space="preserve">PRD2</w:t>
+              <w:t>PRD2</w:t>
             </w:r>
           </w:p>
         </w:tc>
@@ -3352,7 +3349,7 @@
                 <w:sz w:val="19"/>
                 <w:szCs w:val="19"/>
               </w:rPr>
-              <w:t xml:space="preserve">El servicio expone su propia API REST.</w:t>
+              <w:t>El servicio expone su propia API REST.</w:t>
             </w:r>
           </w:p>
         </w:tc>
@@ -3408,7 +3405,7 @@
                 <w:sz w:val="19"/>
                 <w:szCs w:val="19"/>
               </w:rPr>
-              <w:t xml:space="preserve">PRD2</w:t>
+              <w:t>PRD2</w:t>
             </w:r>
           </w:p>
         </w:tc>
@@ -3437,7 +3434,7 @@
                 <w:sz w:val="19"/>
                 <w:szCs w:val="19"/>
               </w:rPr>
-              <w:t xml:space="preserve">Los datos del servicio se almacenan en una base de datos No SQL.</w:t>
+              <w:t>Los datos del servicio se almacenan en una base de datos No SQL.</w:t>
             </w:r>
           </w:p>
         </w:tc>
@@ -3493,7 +3490,7 @@
                 <w:sz w:val="19"/>
                 <w:szCs w:val="19"/>
               </w:rPr>
-              <w:t xml:space="preserve">PRD2</w:t>
+              <w:t>PRD2</w:t>
             </w:r>
           </w:p>
         </w:tc>
@@ -3522,7 +3519,7 @@
                 <w:sz w:val="19"/>
                 <w:szCs w:val="19"/>
               </w:rPr>
-              <w:t xml:space="preserve">El servicio corre en un puerto distinto al de los demás servicios y al del Gateway.</w:t>
+              <w:t>El servicio corre en un puerto distinto al de los demás servicios y al del Gateway.</w:t>
             </w:r>
           </w:p>
         </w:tc>
@@ -3578,7 +3575,8 @@
                 <w:sz w:val="19"/>
                 <w:szCs w:val="19"/>
               </w:rPr>
-              <w:t xml:space="preserve">PRD2</w:t>
+              <w:lastRenderedPageBreak/>
+              <w:t>PRD2</w:t>
             </w:r>
           </w:p>
         </w:tc>
@@ -3607,7 +3605,7 @@
                 <w:sz w:val="19"/>
                 <w:szCs w:val="19"/>
               </w:rPr>
-              <w:t xml:space="preserve">El servicio se ejecuta de forma independiente.</w:t>
+              <w:t>El servicio se ejecuta de forma independiente.</w:t>
             </w:r>
           </w:p>
         </w:tc>
@@ -3663,7 +3661,7 @@
                 <w:sz w:val="19"/>
                 <w:szCs w:val="19"/>
               </w:rPr>
-              <w:t xml:space="preserve">PRD2</w:t>
+              <w:t>PRD2</w:t>
             </w:r>
           </w:p>
         </w:tc>
@@ -3692,7 +3690,7 @@
                 <w:sz w:val="19"/>
                 <w:szCs w:val="19"/>
               </w:rPr>
-              <w:t xml:space="preserve">La API respeta el estándar RESTful (verbos HTTP, URIs basadas en recursos y códigos de estado apropiados).</w:t>
+              <w:t>La API respeta el estándar RESTful (verbos HTTP, URIs basadas en recursos y códigos de estado apropiados).</w:t>
             </w:r>
           </w:p>
         </w:tc>
@@ -3719,11 +3717,11 @@
     <w:p>
       <w:pPr>
         <w:pStyle w:val="Ttulo1"/>
-        <w:keepNext/>
         <w:pageBreakBefore/>
       </w:pPr>
       <w:bookmarkStart w:id="4" w:name="_Toc5"/>
       <w:r>
+        <w:lastRenderedPageBreak/>
         <w:t>Servicio B – Órdenes / Pedidos</w:t>
       </w:r>
       <w:bookmarkEnd w:id="4"/>
@@ -3731,7 +3729,6 @@
     <w:p>
       <w:pPr>
         <w:pStyle w:val="Ttulo2"/>
-        <w:keepNext/>
       </w:pPr>
       <w:bookmarkStart w:id="5" w:name="_Toc6"/>
       <w:r>
@@ -3758,7 +3755,6 @@
     <w:p>
       <w:pPr>
         <w:pStyle w:val="Etiqueta"/>
-        <w:keepNext/>
       </w:pPr>
       <w:r>
         <w:t>Requerimiento de la tarea</w:t>
@@ -3816,7 +3812,7 @@
                 <w:sz w:val="20"/>
                 <w:szCs w:val="20"/>
               </w:rPr>
-              <w:t xml:space="preserve">ID</w:t>
+              <w:t>ID</w:t>
             </w:r>
           </w:p>
         </w:tc>
@@ -3850,7 +3846,7 @@
                 <w:sz w:val="20"/>
                 <w:szCs w:val="20"/>
               </w:rPr>
-              <w:t xml:space="preserve">Requerimiento</w:t>
+              <w:t>Requerimiento</w:t>
             </w:r>
           </w:p>
         </w:tc>
@@ -3884,7 +3880,7 @@
                 <w:sz w:val="20"/>
                 <w:szCs w:val="20"/>
               </w:rPr>
-              <w:t xml:space="preserve">Criterios de aceptación</w:t>
+              <w:t>Criterios de aceptación</w:t>
             </w:r>
           </w:p>
         </w:tc>
@@ -3922,7 +3918,7 @@
                 <w:sz w:val="19"/>
                 <w:szCs w:val="19"/>
               </w:rPr>
-              <w:t xml:space="preserve">ORD1</w:t>
+              <w:t>ORD1</w:t>
             </w:r>
           </w:p>
         </w:tc>
@@ -3951,7 +3947,7 @@
                 <w:sz w:val="19"/>
                 <w:szCs w:val="19"/>
               </w:rPr>
-              <w:t xml:space="preserve">Yo como arquitecto del sistema quiero un servicio de órdenes para administrar pedidos</w:t>
+              <w:t>Yo como arquitecto del sistema quiero un servicio de órdenes para administrar pedidos</w:t>
             </w:r>
           </w:p>
         </w:tc>
@@ -3985,7 +3981,7 @@
                 <w:sz w:val="19"/>
                 <w:szCs w:val="19"/>
               </w:rPr>
-              <w:t xml:space="preserve">Debe crearse un microservicio de órdenes con su propia API REST que cumpla con el estándar RESTful. Las operaciones deben responder en el endpoint /api/ordenes (expuesto por el Gateway) y deben permitir:</w:t>
+              <w:t>Debe crearse un microservicio de órdenes con su propia API REST que cumpla con el estándar RESTful. Las operaciones deben responder en el endpoint /api/ordenes (expuesto por el Gateway) y deben permitir:</w:t>
             </w:r>
           </w:p>
           <w:p>
@@ -4002,7 +3998,7 @@
                 <w:sz w:val="19"/>
                 <w:szCs w:val="19"/>
               </w:rPr>
-              <w:t xml:space="preserve">Crear un pedido (POST).</w:t>
+              <w:t>Crear un pedido (POST).</w:t>
             </w:r>
           </w:p>
           <w:p>
@@ -4019,7 +4015,7 @@
                 <w:sz w:val="19"/>
                 <w:szCs w:val="19"/>
               </w:rPr>
-              <w:t xml:space="preserve">Listar los pedidos (GET).</w:t>
+              <w:t>Listar los pedidos (GET).</w:t>
             </w:r>
           </w:p>
           <w:p>
@@ -4036,7 +4032,7 @@
                 <w:sz w:val="19"/>
                 <w:szCs w:val="19"/>
               </w:rPr>
-              <w:t xml:space="preserve">Obtener los datos de un pedido por su identificador (GET), necesario para la agregación del Gateway (GW3).</w:t>
+              <w:t>Obtener los datos de un pedido por su identificador (GET), necesario para la agregación del Gateway (GW3).</w:t>
             </w:r>
           </w:p>
           <w:p>
@@ -4053,7 +4049,7 @@
                 <w:sz w:val="19"/>
                 <w:szCs w:val="19"/>
               </w:rPr>
-              <w:t xml:space="preserve">Un pedido debe tener, como mínimo, identificador, fecha de creación y el detalle de los productos solicitados (identificador del producto y cantidad).</w:t>
+              <w:t>Un pedido debe tener, como mínimo, identificador, fecha de creación y el detalle de los productos solicitados (identificador del producto y cantidad).</w:t>
             </w:r>
           </w:p>
         </w:tc>
@@ -4062,7 +4058,1704 @@
     <w:p>
       <w:pPr>
         <w:pStyle w:val="Etiqueta"/>
+        <w:spacing w:before="240"/>
+      </w:pPr>
+      <w:r>
+        <w:t>Evidencia de ejecución</w:t>
+      </w:r>
+    </w:p>
+    <w:tbl>
+      <w:tblPr>
+        <w:tblW w:w="9638" w:type="dxa"/>
+        <w:tblBorders>
+          <w:top w:val="single" w:sz="4" w:space="0" w:color="auto"/>
+          <w:left w:val="single" w:sz="4" w:space="0" w:color="auto"/>
+          <w:bottom w:val="single" w:sz="4" w:space="0" w:color="auto"/>
+          <w:right w:val="single" w:sz="4" w:space="0" w:color="auto"/>
+          <w:insideH w:val="single" w:sz="4" w:space="0" w:color="auto"/>
+          <w:insideV w:val="single" w:sz="4" w:space="0" w:color="auto"/>
+        </w:tblBorders>
+        <w:tblLook w:val="04A0" w:firstRow="1" w:lastRow="0" w:firstColumn="1" w:lastColumn="0" w:noHBand="0" w:noVBand="1"/>
+      </w:tblPr>
+      <w:tblGrid>
+        <w:gridCol w:w="857"/>
+        <w:gridCol w:w="2741"/>
+        <w:gridCol w:w="6040"/>
+      </w:tblGrid>
+      <w:tr>
+        <w:trPr>
+          <w:tblHeader/>
+        </w:trPr>
+        <w:tc>
+          <w:tcPr>
+            <w:tcW w:w="900" w:type="dxa"/>
+            <w:tcBorders>
+              <w:top w:val="single" w:sz="4" w:space="0" w:color="7F7F7F"/>
+              <w:left w:val="single" w:sz="4" w:space="0" w:color="7F7F7F"/>
+              <w:bottom w:val="single" w:sz="4" w:space="0" w:color="7F7F7F"/>
+              <w:right w:val="single" w:sz="4" w:space="0" w:color="7F7F7F"/>
+            </w:tcBorders>
+            <w:shd w:val="clear" w:color="auto" w:fill="00B050"/>
+            <w:tcMar>
+              <w:top w:w="70" w:type="dxa"/>
+              <w:left w:w="110" w:type="dxa"/>
+              <w:bottom w:w="70" w:type="dxa"/>
+              <w:right w:w="110" w:type="dxa"/>
+            </w:tcMar>
+            <w:vAlign w:val="center"/>
+          </w:tcPr>
+          <w:p>
+            <w:pPr>
+              <w:spacing w:after="40"/>
+              <w:jc w:val="center"/>
+            </w:pPr>
+            <w:r>
+              <w:rPr>
+                <w:b/>
+                <w:bCs/>
+                <w:sz w:val="20"/>
+                <w:szCs w:val="20"/>
+              </w:rPr>
+              <w:t># Req.</w:t>
+            </w:r>
+          </w:p>
+        </w:tc>
+        <w:tc>
+          <w:tcPr>
+            <w:tcW w:w="3300" w:type="dxa"/>
+            <w:tcBorders>
+              <w:top w:val="single" w:sz="4" w:space="0" w:color="7F7F7F"/>
+              <w:left w:val="single" w:sz="4" w:space="0" w:color="7F7F7F"/>
+              <w:bottom w:val="single" w:sz="4" w:space="0" w:color="7F7F7F"/>
+              <w:right w:val="single" w:sz="4" w:space="0" w:color="7F7F7F"/>
+            </w:tcBorders>
+            <w:shd w:val="clear" w:color="auto" w:fill="00B050"/>
+            <w:tcMar>
+              <w:top w:w="70" w:type="dxa"/>
+              <w:left w:w="110" w:type="dxa"/>
+              <w:bottom w:w="70" w:type="dxa"/>
+              <w:right w:w="110" w:type="dxa"/>
+            </w:tcMar>
+            <w:vAlign w:val="center"/>
+          </w:tcPr>
+          <w:p>
+            <w:pPr>
+              <w:spacing w:after="40"/>
+              <w:jc w:val="center"/>
+            </w:pPr>
+            <w:r>
+              <w:rPr>
+                <w:b/>
+                <w:bCs/>
+                <w:sz w:val="20"/>
+                <w:szCs w:val="20"/>
+              </w:rPr>
+              <w:t>Criterio de aceptación</w:t>
+            </w:r>
+          </w:p>
+        </w:tc>
+        <w:tc>
+          <w:tcPr>
+            <w:tcW w:w="5438" w:type="dxa"/>
+            <w:tcBorders>
+              <w:top w:val="single" w:sz="4" w:space="0" w:color="7F7F7F"/>
+              <w:left w:val="single" w:sz="4" w:space="0" w:color="7F7F7F"/>
+              <w:bottom w:val="single" w:sz="4" w:space="0" w:color="7F7F7F"/>
+              <w:right w:val="single" w:sz="4" w:space="0" w:color="7F7F7F"/>
+            </w:tcBorders>
+            <w:shd w:val="clear" w:color="auto" w:fill="00B050"/>
+            <w:tcMar>
+              <w:top w:w="70" w:type="dxa"/>
+              <w:left w:w="110" w:type="dxa"/>
+              <w:bottom w:w="70" w:type="dxa"/>
+              <w:right w:w="110" w:type="dxa"/>
+            </w:tcMar>
+            <w:vAlign w:val="center"/>
+          </w:tcPr>
+          <w:p>
+            <w:pPr>
+              <w:spacing w:after="40"/>
+              <w:jc w:val="center"/>
+            </w:pPr>
+            <w:r>
+              <w:rPr>
+                <w:b/>
+                <w:bCs/>
+                <w:sz w:val="20"/>
+                <w:szCs w:val="20"/>
+              </w:rPr>
+              <w:t>Evidencia</w:t>
+            </w:r>
+          </w:p>
+        </w:tc>
+      </w:tr>
+      <w:tr>
+        <w:trPr>
+          <w:cantSplit/>
+          <w:trHeight w:val="2600"/>
+        </w:trPr>
+        <w:tc>
+          <w:tcPr>
+            <w:tcW w:w="900" w:type="dxa"/>
+            <w:tcBorders>
+              <w:top w:val="single" w:sz="4" w:space="0" w:color="7F7F7F"/>
+              <w:left w:val="single" w:sz="4" w:space="0" w:color="7F7F7F"/>
+              <w:bottom w:val="single" w:sz="4" w:space="0" w:color="7F7F7F"/>
+              <w:right w:val="single" w:sz="4" w:space="0" w:color="7F7F7F"/>
+            </w:tcBorders>
+            <w:tcMar>
+              <w:top w:w="70" w:type="dxa"/>
+              <w:left w:w="110" w:type="dxa"/>
+              <w:bottom w:w="70" w:type="dxa"/>
+              <w:right w:w="110" w:type="dxa"/>
+            </w:tcMar>
+          </w:tcPr>
+          <w:p>
+            <w:pPr>
+              <w:spacing w:after="40"/>
+              <w:jc w:val="center"/>
+            </w:pPr>
+            <w:r>
+              <w:rPr>
+                <w:b/>
+                <w:bCs/>
+                <w:sz w:val="19"/>
+                <w:szCs w:val="19"/>
+              </w:rPr>
+              <w:t>ORD1</w:t>
+            </w:r>
+          </w:p>
+        </w:tc>
+        <w:tc>
+          <w:tcPr>
+            <w:tcW w:w="3300" w:type="dxa"/>
+            <w:tcBorders>
+              <w:top w:val="single" w:sz="4" w:space="0" w:color="7F7F7F"/>
+              <w:left w:val="single" w:sz="4" w:space="0" w:color="7F7F7F"/>
+              <w:bottom w:val="single" w:sz="4" w:space="0" w:color="7F7F7F"/>
+              <w:right w:val="single" w:sz="4" w:space="0" w:color="7F7F7F"/>
+            </w:tcBorders>
+            <w:tcMar>
+              <w:top w:w="70" w:type="dxa"/>
+              <w:left w:w="110" w:type="dxa"/>
+              <w:bottom w:w="70" w:type="dxa"/>
+              <w:right w:w="110" w:type="dxa"/>
+            </w:tcMar>
+          </w:tcPr>
+          <w:p>
+            <w:pPr>
+              <w:spacing w:after="40"/>
+            </w:pPr>
+            <w:r>
+              <w:rPr>
+                <w:sz w:val="19"/>
+                <w:szCs w:val="19"/>
+              </w:rPr>
+              <w:t>Crear un pedido (POST).</w:t>
+            </w:r>
+          </w:p>
+        </w:tc>
+        <w:tc>
+          <w:tcPr>
+            <w:tcW w:w="5438" w:type="dxa"/>
+            <w:tcBorders>
+              <w:top w:val="single" w:sz="4" w:space="0" w:color="7F7F7F"/>
+              <w:left w:val="single" w:sz="4" w:space="0" w:color="7F7F7F"/>
+              <w:bottom w:val="single" w:sz="4" w:space="0" w:color="7F7F7F"/>
+              <w:right w:val="single" w:sz="4" w:space="0" w:color="7F7F7F"/>
+            </w:tcBorders>
+            <w:tcMar>
+              <w:top w:w="70" w:type="dxa"/>
+              <w:left w:w="110" w:type="dxa"/>
+              <w:bottom w:w="70" w:type="dxa"/>
+              <w:right w:w="110" w:type="dxa"/>
+            </w:tcMar>
+          </w:tcPr>
+          <w:p>
+            <w:r>
+              <w:rPr>
+                <w:noProof/>
+              </w:rPr>
+              <w:drawing>
+                <wp:inline distT="0" distB="0" distL="0" distR="0" wp14:anchorId="22A86613" wp14:editId="45C354E0">
+                  <wp:extent cx="3251200" cy="1715440"/>
+                  <wp:effectExtent l="0" t="0" r="6350" b="0"/>
+                  <wp:docPr id="5611699" name="Imagen 1"/>
+                  <wp:cNvGraphicFramePr>
+                    <a:graphicFrameLocks xmlns:a="http://schemas.openxmlformats.org/drawingml/2006/main" noChangeAspect="1"/>
+                  </wp:cNvGraphicFramePr>
+                  <a:graphic xmlns:a="http://schemas.openxmlformats.org/drawingml/2006/main">
+                    <a:graphicData uri="http://schemas.openxmlformats.org/drawingml/2006/picture">
+                      <pic:pic xmlns:pic="http://schemas.openxmlformats.org/drawingml/2006/picture">
+                        <pic:nvPicPr>
+                          <pic:cNvPr id="0" name="Picture 1"/>
+                          <pic:cNvPicPr>
+                            <a:picLocks noChangeAspect="1" noChangeArrowheads="1"/>
+                          </pic:cNvPicPr>
+                        </pic:nvPicPr>
+                        <pic:blipFill>
+                          <a:blip r:embed="rId7" cstate="print">
+                            <a:extLst>
+                              <a:ext uri="{28A0092B-C50C-407E-A947-70E740481C1C}">
+                                <a14:useLocalDpi xmlns:a14="http://schemas.microsoft.com/office/drawing/2010/main" val="0"/>
+                              </a:ext>
+                            </a:extLst>
+                          </a:blip>
+                          <a:srcRect/>
+                          <a:stretch>
+                            <a:fillRect/>
+                          </a:stretch>
+                        </pic:blipFill>
+                        <pic:spPr bwMode="auto">
+                          <a:xfrm>
+                            <a:off x="0" y="0"/>
+                            <a:ext cx="3259404" cy="1719769"/>
+                          </a:xfrm>
+                          <a:prstGeom prst="rect">
+                            <a:avLst/>
+                          </a:prstGeom>
+                          <a:noFill/>
+                          <a:ln>
+                            <a:noFill/>
+                          </a:ln>
+                        </pic:spPr>
+                      </pic:pic>
+                    </a:graphicData>
+                  </a:graphic>
+                </wp:inline>
+              </w:drawing>
+            </w:r>
+          </w:p>
+        </w:tc>
+      </w:tr>
+      <w:tr>
+        <w:trPr>
+          <w:cantSplit/>
+          <w:trHeight w:val="2600"/>
+        </w:trPr>
+        <w:tc>
+          <w:tcPr>
+            <w:tcW w:w="900" w:type="dxa"/>
+            <w:tcBorders>
+              <w:top w:val="single" w:sz="4" w:space="0" w:color="7F7F7F"/>
+              <w:left w:val="single" w:sz="4" w:space="0" w:color="7F7F7F"/>
+              <w:bottom w:val="single" w:sz="4" w:space="0" w:color="7F7F7F"/>
+              <w:right w:val="single" w:sz="4" w:space="0" w:color="7F7F7F"/>
+            </w:tcBorders>
+            <w:tcMar>
+              <w:top w:w="70" w:type="dxa"/>
+              <w:left w:w="110" w:type="dxa"/>
+              <w:bottom w:w="70" w:type="dxa"/>
+              <w:right w:w="110" w:type="dxa"/>
+            </w:tcMar>
+          </w:tcPr>
+          <w:p>
+            <w:pPr>
+              <w:spacing w:after="40"/>
+              <w:jc w:val="center"/>
+            </w:pPr>
+            <w:r>
+              <w:rPr>
+                <w:b/>
+                <w:bCs/>
+                <w:sz w:val="19"/>
+                <w:szCs w:val="19"/>
+              </w:rPr>
+              <w:t>ORD1</w:t>
+            </w:r>
+          </w:p>
+        </w:tc>
+        <w:tc>
+          <w:tcPr>
+            <w:tcW w:w="3300" w:type="dxa"/>
+            <w:tcBorders>
+              <w:top w:val="single" w:sz="4" w:space="0" w:color="7F7F7F"/>
+              <w:left w:val="single" w:sz="4" w:space="0" w:color="7F7F7F"/>
+              <w:bottom w:val="single" w:sz="4" w:space="0" w:color="7F7F7F"/>
+              <w:right w:val="single" w:sz="4" w:space="0" w:color="7F7F7F"/>
+            </w:tcBorders>
+            <w:tcMar>
+              <w:top w:w="70" w:type="dxa"/>
+              <w:left w:w="110" w:type="dxa"/>
+              <w:bottom w:w="70" w:type="dxa"/>
+              <w:right w:w="110" w:type="dxa"/>
+            </w:tcMar>
+          </w:tcPr>
+          <w:p>
+            <w:pPr>
+              <w:spacing w:after="40"/>
+            </w:pPr>
+            <w:r>
+              <w:rPr>
+                <w:sz w:val="19"/>
+                <w:szCs w:val="19"/>
+              </w:rPr>
+              <w:t>Listar los pedidos (GET).</w:t>
+            </w:r>
+          </w:p>
+        </w:tc>
+        <w:tc>
+          <w:tcPr>
+            <w:tcW w:w="5438" w:type="dxa"/>
+            <w:tcBorders>
+              <w:top w:val="single" w:sz="4" w:space="0" w:color="7F7F7F"/>
+              <w:left w:val="single" w:sz="4" w:space="0" w:color="7F7F7F"/>
+              <w:bottom w:val="single" w:sz="4" w:space="0" w:color="7F7F7F"/>
+              <w:right w:val="single" w:sz="4" w:space="0" w:color="7F7F7F"/>
+            </w:tcBorders>
+            <w:tcMar>
+              <w:top w:w="70" w:type="dxa"/>
+              <w:left w:w="110" w:type="dxa"/>
+              <w:bottom w:w="70" w:type="dxa"/>
+              <w:right w:w="110" w:type="dxa"/>
+            </w:tcMar>
+          </w:tcPr>
+          <w:p>
+            <w:r>
+              <w:rPr>
+                <w:noProof/>
+              </w:rPr>
+              <w:drawing>
+                <wp:inline distT="0" distB="0" distL="0" distR="0" wp14:anchorId="6244A5B1" wp14:editId="428364EB">
+                  <wp:extent cx="3346920" cy="1689100"/>
+                  <wp:effectExtent l="0" t="0" r="6350" b="6350"/>
+                  <wp:docPr id="354277802" name="Imagen 2"/>
+                  <wp:cNvGraphicFramePr>
+                    <a:graphicFrameLocks xmlns:a="http://schemas.openxmlformats.org/drawingml/2006/main" noChangeAspect="1"/>
+                  </wp:cNvGraphicFramePr>
+                  <a:graphic xmlns:a="http://schemas.openxmlformats.org/drawingml/2006/main">
+                    <a:graphicData uri="http://schemas.openxmlformats.org/drawingml/2006/picture">
+                      <pic:pic xmlns:pic="http://schemas.openxmlformats.org/drawingml/2006/picture">
+                        <pic:nvPicPr>
+                          <pic:cNvPr id="0" name="Picture 2"/>
+                          <pic:cNvPicPr>
+                            <a:picLocks noChangeAspect="1" noChangeArrowheads="1"/>
+                          </pic:cNvPicPr>
+                        </pic:nvPicPr>
+                        <pic:blipFill>
+                          <a:blip r:embed="rId8" cstate="print">
+                            <a:extLst>
+                              <a:ext uri="{28A0092B-C50C-407E-A947-70E740481C1C}">
+                                <a14:useLocalDpi xmlns:a14="http://schemas.microsoft.com/office/drawing/2010/main" val="0"/>
+                              </a:ext>
+                            </a:extLst>
+                          </a:blip>
+                          <a:srcRect/>
+                          <a:stretch>
+                            <a:fillRect/>
+                          </a:stretch>
+                        </pic:blipFill>
+                        <pic:spPr bwMode="auto">
+                          <a:xfrm>
+                            <a:off x="0" y="0"/>
+                            <a:ext cx="3353680" cy="1692512"/>
+                          </a:xfrm>
+                          <a:prstGeom prst="rect">
+                            <a:avLst/>
+                          </a:prstGeom>
+                          <a:noFill/>
+                          <a:ln>
+                            <a:noFill/>
+                          </a:ln>
+                        </pic:spPr>
+                      </pic:pic>
+                    </a:graphicData>
+                  </a:graphic>
+                </wp:inline>
+              </w:drawing>
+            </w:r>
+          </w:p>
+        </w:tc>
+      </w:tr>
+      <w:tr>
+        <w:trPr>
+          <w:cantSplit/>
+          <w:trHeight w:val="2600"/>
+        </w:trPr>
+        <w:tc>
+          <w:tcPr>
+            <w:tcW w:w="900" w:type="dxa"/>
+            <w:tcBorders>
+              <w:top w:val="single" w:sz="4" w:space="0" w:color="7F7F7F"/>
+              <w:left w:val="single" w:sz="4" w:space="0" w:color="7F7F7F"/>
+              <w:bottom w:val="single" w:sz="4" w:space="0" w:color="7F7F7F"/>
+              <w:right w:val="single" w:sz="4" w:space="0" w:color="7F7F7F"/>
+            </w:tcBorders>
+            <w:tcMar>
+              <w:top w:w="70" w:type="dxa"/>
+              <w:left w:w="110" w:type="dxa"/>
+              <w:bottom w:w="70" w:type="dxa"/>
+              <w:right w:w="110" w:type="dxa"/>
+            </w:tcMar>
+          </w:tcPr>
+          <w:p>
+            <w:pPr>
+              <w:spacing w:after="40"/>
+              <w:jc w:val="center"/>
+            </w:pPr>
+            <w:r>
+              <w:rPr>
+                <w:b/>
+                <w:bCs/>
+                <w:sz w:val="19"/>
+                <w:szCs w:val="19"/>
+              </w:rPr>
+              <w:lastRenderedPageBreak/>
+              <w:t>ORD1</w:t>
+            </w:r>
+          </w:p>
+        </w:tc>
+        <w:tc>
+          <w:tcPr>
+            <w:tcW w:w="3300" w:type="dxa"/>
+            <w:tcBorders>
+              <w:top w:val="single" w:sz="4" w:space="0" w:color="7F7F7F"/>
+              <w:left w:val="single" w:sz="4" w:space="0" w:color="7F7F7F"/>
+              <w:bottom w:val="single" w:sz="4" w:space="0" w:color="7F7F7F"/>
+              <w:right w:val="single" w:sz="4" w:space="0" w:color="7F7F7F"/>
+            </w:tcBorders>
+            <w:tcMar>
+              <w:top w:w="70" w:type="dxa"/>
+              <w:left w:w="110" w:type="dxa"/>
+              <w:bottom w:w="70" w:type="dxa"/>
+              <w:right w:w="110" w:type="dxa"/>
+            </w:tcMar>
+          </w:tcPr>
+          <w:p>
+            <w:pPr>
+              <w:spacing w:after="40"/>
+            </w:pPr>
+            <w:r>
+              <w:rPr>
+                <w:sz w:val="19"/>
+                <w:szCs w:val="19"/>
+              </w:rPr>
+              <w:t>Obtener los datos de un pedido por su identificador (GET).</w:t>
+            </w:r>
+          </w:p>
+        </w:tc>
+        <w:tc>
+          <w:tcPr>
+            <w:tcW w:w="5438" w:type="dxa"/>
+            <w:tcBorders>
+              <w:top w:val="single" w:sz="4" w:space="0" w:color="7F7F7F"/>
+              <w:left w:val="single" w:sz="4" w:space="0" w:color="7F7F7F"/>
+              <w:bottom w:val="single" w:sz="4" w:space="0" w:color="7F7F7F"/>
+              <w:right w:val="single" w:sz="4" w:space="0" w:color="7F7F7F"/>
+            </w:tcBorders>
+            <w:tcMar>
+              <w:top w:w="70" w:type="dxa"/>
+              <w:left w:w="110" w:type="dxa"/>
+              <w:bottom w:w="70" w:type="dxa"/>
+              <w:right w:w="110" w:type="dxa"/>
+            </w:tcMar>
+          </w:tcPr>
+          <w:p>
+            <w:r>
+              <w:rPr>
+                <w:noProof/>
+              </w:rPr>
+              <w:drawing>
+                <wp:inline distT="0" distB="0" distL="0" distR="0" wp14:anchorId="2194D1AC" wp14:editId="5A3BC863">
+                  <wp:extent cx="3689350" cy="1898590"/>
+                  <wp:effectExtent l="0" t="0" r="6350" b="6985"/>
+                  <wp:docPr id="1258598782" name="Imagen 3"/>
+                  <wp:cNvGraphicFramePr>
+                    <a:graphicFrameLocks xmlns:a="http://schemas.openxmlformats.org/drawingml/2006/main" noChangeAspect="1"/>
+                  </wp:cNvGraphicFramePr>
+                  <a:graphic xmlns:a="http://schemas.openxmlformats.org/drawingml/2006/main">
+                    <a:graphicData uri="http://schemas.openxmlformats.org/drawingml/2006/picture">
+                      <pic:pic xmlns:pic="http://schemas.openxmlformats.org/drawingml/2006/picture">
+                        <pic:nvPicPr>
+                          <pic:cNvPr id="0" name="Picture 3"/>
+                          <pic:cNvPicPr>
+                            <a:picLocks noChangeAspect="1" noChangeArrowheads="1"/>
+                          </pic:cNvPicPr>
+                        </pic:nvPicPr>
+                        <pic:blipFill>
+                          <a:blip r:embed="rId9" cstate="print">
+                            <a:extLst>
+                              <a:ext uri="{28A0092B-C50C-407E-A947-70E740481C1C}">
+                                <a14:useLocalDpi xmlns:a14="http://schemas.microsoft.com/office/drawing/2010/main" val="0"/>
+                              </a:ext>
+                            </a:extLst>
+                          </a:blip>
+                          <a:srcRect/>
+                          <a:stretch>
+                            <a:fillRect/>
+                          </a:stretch>
+                        </pic:blipFill>
+                        <pic:spPr bwMode="auto">
+                          <a:xfrm>
+                            <a:off x="0" y="0"/>
+                            <a:ext cx="3696081" cy="1902054"/>
+                          </a:xfrm>
+                          <a:prstGeom prst="rect">
+                            <a:avLst/>
+                          </a:prstGeom>
+                          <a:noFill/>
+                          <a:ln>
+                            <a:noFill/>
+                          </a:ln>
+                        </pic:spPr>
+                      </pic:pic>
+                    </a:graphicData>
+                  </a:graphic>
+                </wp:inline>
+              </w:drawing>
+            </w:r>
+          </w:p>
+        </w:tc>
+      </w:tr>
+      <w:tr>
+        <w:trPr>
+          <w:cantSplit/>
+          <w:trHeight w:val="2600"/>
+        </w:trPr>
+        <w:tc>
+          <w:tcPr>
+            <w:tcW w:w="900" w:type="dxa"/>
+            <w:tcBorders>
+              <w:top w:val="single" w:sz="4" w:space="0" w:color="7F7F7F"/>
+              <w:left w:val="single" w:sz="4" w:space="0" w:color="7F7F7F"/>
+              <w:bottom w:val="single" w:sz="4" w:space="0" w:color="7F7F7F"/>
+              <w:right w:val="single" w:sz="4" w:space="0" w:color="7F7F7F"/>
+            </w:tcBorders>
+            <w:tcMar>
+              <w:top w:w="70" w:type="dxa"/>
+              <w:left w:w="110" w:type="dxa"/>
+              <w:bottom w:w="70" w:type="dxa"/>
+              <w:right w:w="110" w:type="dxa"/>
+            </w:tcMar>
+          </w:tcPr>
+          <w:p>
+            <w:pPr>
+              <w:spacing w:after="40"/>
+              <w:jc w:val="center"/>
+            </w:pPr>
+            <w:r>
+              <w:rPr>
+                <w:b/>
+                <w:bCs/>
+                <w:sz w:val="19"/>
+                <w:szCs w:val="19"/>
+              </w:rPr>
+              <w:t>ORD1</w:t>
+            </w:r>
+          </w:p>
+        </w:tc>
+        <w:tc>
+          <w:tcPr>
+            <w:tcW w:w="3300" w:type="dxa"/>
+            <w:tcBorders>
+              <w:top w:val="single" w:sz="4" w:space="0" w:color="7F7F7F"/>
+              <w:left w:val="single" w:sz="4" w:space="0" w:color="7F7F7F"/>
+              <w:bottom w:val="single" w:sz="4" w:space="0" w:color="7F7F7F"/>
+              <w:right w:val="single" w:sz="4" w:space="0" w:color="7F7F7F"/>
+            </w:tcBorders>
+            <w:tcMar>
+              <w:top w:w="70" w:type="dxa"/>
+              <w:left w:w="110" w:type="dxa"/>
+              <w:bottom w:w="70" w:type="dxa"/>
+              <w:right w:w="110" w:type="dxa"/>
+            </w:tcMar>
+          </w:tcPr>
+          <w:p>
+            <w:pPr>
+              <w:spacing w:after="40"/>
+            </w:pPr>
+            <w:r>
+              <w:rPr>
+                <w:sz w:val="19"/>
+                <w:szCs w:val="19"/>
+              </w:rPr>
+              <w:t>Un pedido tiene, como mínimo, identificador, fecha de creación y detalle de productos (identificador del producto y cantidad).</w:t>
+            </w:r>
+          </w:p>
+        </w:tc>
+        <w:tc>
+          <w:tcPr>
+            <w:tcW w:w="5438" w:type="dxa"/>
+            <w:tcBorders>
+              <w:top w:val="single" w:sz="4" w:space="0" w:color="7F7F7F"/>
+              <w:left w:val="single" w:sz="4" w:space="0" w:color="7F7F7F"/>
+              <w:bottom w:val="single" w:sz="4" w:space="0" w:color="7F7F7F"/>
+              <w:right w:val="single" w:sz="4" w:space="0" w:color="7F7F7F"/>
+            </w:tcBorders>
+            <w:tcMar>
+              <w:top w:w="70" w:type="dxa"/>
+              <w:left w:w="110" w:type="dxa"/>
+              <w:bottom w:w="70" w:type="dxa"/>
+              <w:right w:w="110" w:type="dxa"/>
+            </w:tcMar>
+          </w:tcPr>
+          <w:p>
+            <w:r>
+              <w:rPr>
+                <w:noProof/>
+              </w:rPr>
+              <w:drawing>
+                <wp:inline distT="0" distB="0" distL="0" distR="0" wp14:anchorId="688A6A25" wp14:editId="0B6C711B">
+                  <wp:extent cx="3295650" cy="1738894"/>
+                  <wp:effectExtent l="0" t="0" r="0" b="0"/>
+                  <wp:docPr id="471784329" name="Imagen 4"/>
+                  <wp:cNvGraphicFramePr>
+                    <a:graphicFrameLocks xmlns:a="http://schemas.openxmlformats.org/drawingml/2006/main" noChangeAspect="1"/>
+                  </wp:cNvGraphicFramePr>
+                  <a:graphic xmlns:a="http://schemas.openxmlformats.org/drawingml/2006/main">
+                    <a:graphicData uri="http://schemas.openxmlformats.org/drawingml/2006/picture">
+                      <pic:pic xmlns:pic="http://schemas.openxmlformats.org/drawingml/2006/picture">
+                        <pic:nvPicPr>
+                          <pic:cNvPr id="0" name="Picture 4"/>
+                          <pic:cNvPicPr>
+                            <a:picLocks noChangeAspect="1" noChangeArrowheads="1"/>
+                          </pic:cNvPicPr>
+                        </pic:nvPicPr>
+                        <pic:blipFill>
+                          <a:blip r:embed="rId10" cstate="print">
+                            <a:extLst>
+                              <a:ext uri="{28A0092B-C50C-407E-A947-70E740481C1C}">
+                                <a14:useLocalDpi xmlns:a14="http://schemas.microsoft.com/office/drawing/2010/main" val="0"/>
+                              </a:ext>
+                            </a:extLst>
+                          </a:blip>
+                          <a:srcRect/>
+                          <a:stretch>
+                            <a:fillRect/>
+                          </a:stretch>
+                        </pic:blipFill>
+                        <pic:spPr bwMode="auto">
+                          <a:xfrm>
+                            <a:off x="0" y="0"/>
+                            <a:ext cx="3303321" cy="1742942"/>
+                          </a:xfrm>
+                          <a:prstGeom prst="rect">
+                            <a:avLst/>
+                          </a:prstGeom>
+                          <a:noFill/>
+                          <a:ln>
+                            <a:noFill/>
+                          </a:ln>
+                        </pic:spPr>
+                      </pic:pic>
+                    </a:graphicData>
+                  </a:graphic>
+                </wp:inline>
+              </w:drawing>
+            </w:r>
+          </w:p>
+        </w:tc>
+      </w:tr>
+    </w:tbl>
+    <w:p>
+      <w:pPr>
+        <w:pStyle w:val="Ttulo2"/>
+      </w:pPr>
+      <w:bookmarkStart w:id="6" w:name="_Toc7"/>
+      <w:r>
+        <w:t>ORD2 – Comunicación inter-servicio con Productos</w:t>
+      </w:r>
+      <w:bookmarkEnd w:id="6"/>
+    </w:p>
+    <w:p>
+      <w:pPr>
         <w:keepNext/>
+        <w:spacing w:after="120"/>
+      </w:pPr>
+      <w:r>
+        <w:rPr>
+          <w:i/>
+          <w:iCs/>
+          <w:color w:val="595959"/>
+          <w:sz w:val="20"/>
+          <w:szCs w:val="20"/>
+        </w:rPr>
+        <w:t>Comunicación interna: Órdenes → Productos</w:t>
+      </w:r>
+    </w:p>
+    <w:p>
+      <w:pPr>
+        <w:pStyle w:val="Etiqueta"/>
+      </w:pPr>
+      <w:r>
+        <w:t>Requerimiento de la tarea</w:t>
+      </w:r>
+    </w:p>
+    <w:tbl>
+      <w:tblPr>
+        <w:tblW w:w="9638" w:type="dxa"/>
+        <w:tblBorders>
+          <w:top w:val="single" w:sz="4" w:space="0" w:color="auto"/>
+          <w:left w:val="single" w:sz="4" w:space="0" w:color="auto"/>
+          <w:bottom w:val="single" w:sz="4" w:space="0" w:color="auto"/>
+          <w:right w:val="single" w:sz="4" w:space="0" w:color="auto"/>
+          <w:insideH w:val="single" w:sz="4" w:space="0" w:color="auto"/>
+          <w:insideV w:val="single" w:sz="4" w:space="0" w:color="auto"/>
+        </w:tblBorders>
+        <w:tblLook w:val="04A0" w:firstRow="1" w:lastRow="0" w:firstColumn="1" w:lastColumn="0" w:noHBand="0" w:noVBand="1"/>
+      </w:tblPr>
+      <w:tblGrid>
+        <w:gridCol w:w="900"/>
+        <w:gridCol w:w="2600"/>
+        <w:gridCol w:w="6138"/>
+      </w:tblGrid>
+      <w:tr>
+        <w:trPr>
+          <w:tblHeader/>
+        </w:trPr>
+        <w:tc>
+          <w:tcPr>
+            <w:tcW w:w="900" w:type="dxa"/>
+            <w:tcBorders>
+              <w:top w:val="single" w:sz="4" w:space="0" w:color="7F7F7F"/>
+              <w:left w:val="single" w:sz="4" w:space="0" w:color="7F7F7F"/>
+              <w:bottom w:val="single" w:sz="4" w:space="0" w:color="7F7F7F"/>
+              <w:right w:val="single" w:sz="4" w:space="0" w:color="7F7F7F"/>
+            </w:tcBorders>
+            <w:shd w:val="clear" w:color="auto" w:fill="00B0F0"/>
+            <w:tcMar>
+              <w:top w:w="70" w:type="dxa"/>
+              <w:left w:w="110" w:type="dxa"/>
+              <w:bottom w:w="70" w:type="dxa"/>
+              <w:right w:w="110" w:type="dxa"/>
+            </w:tcMar>
+            <w:vAlign w:val="center"/>
+          </w:tcPr>
+          <w:p>
+            <w:pPr>
+              <w:spacing w:after="40"/>
+              <w:jc w:val="center"/>
+            </w:pPr>
+            <w:r>
+              <w:rPr>
+                <w:b/>
+                <w:bCs/>
+                <w:sz w:val="20"/>
+                <w:szCs w:val="20"/>
+              </w:rPr>
+              <w:t>ID</w:t>
+            </w:r>
+          </w:p>
+        </w:tc>
+        <w:tc>
+          <w:tcPr>
+            <w:tcW w:w="2600" w:type="dxa"/>
+            <w:tcBorders>
+              <w:top w:val="single" w:sz="4" w:space="0" w:color="7F7F7F"/>
+              <w:left w:val="single" w:sz="4" w:space="0" w:color="7F7F7F"/>
+              <w:bottom w:val="single" w:sz="4" w:space="0" w:color="7F7F7F"/>
+              <w:right w:val="single" w:sz="4" w:space="0" w:color="7F7F7F"/>
+            </w:tcBorders>
+            <w:shd w:val="clear" w:color="auto" w:fill="00B0F0"/>
+            <w:tcMar>
+              <w:top w:w="70" w:type="dxa"/>
+              <w:left w:w="110" w:type="dxa"/>
+              <w:bottom w:w="70" w:type="dxa"/>
+              <w:right w:w="110" w:type="dxa"/>
+            </w:tcMar>
+            <w:vAlign w:val="center"/>
+          </w:tcPr>
+          <w:p>
+            <w:pPr>
+              <w:spacing w:after="40"/>
+              <w:jc w:val="center"/>
+            </w:pPr>
+            <w:r>
+              <w:rPr>
+                <w:b/>
+                <w:bCs/>
+                <w:sz w:val="20"/>
+                <w:szCs w:val="20"/>
+              </w:rPr>
+              <w:t>Requerimiento</w:t>
+            </w:r>
+          </w:p>
+        </w:tc>
+        <w:tc>
+          <w:tcPr>
+            <w:tcW w:w="6138" w:type="dxa"/>
+            <w:tcBorders>
+              <w:top w:val="single" w:sz="4" w:space="0" w:color="7F7F7F"/>
+              <w:left w:val="single" w:sz="4" w:space="0" w:color="7F7F7F"/>
+              <w:bottom w:val="single" w:sz="4" w:space="0" w:color="7F7F7F"/>
+              <w:right w:val="single" w:sz="4" w:space="0" w:color="7F7F7F"/>
+            </w:tcBorders>
+            <w:shd w:val="clear" w:color="auto" w:fill="00B0F0"/>
+            <w:tcMar>
+              <w:top w:w="70" w:type="dxa"/>
+              <w:left w:w="110" w:type="dxa"/>
+              <w:bottom w:w="70" w:type="dxa"/>
+              <w:right w:w="110" w:type="dxa"/>
+            </w:tcMar>
+            <w:vAlign w:val="center"/>
+          </w:tcPr>
+          <w:p>
+            <w:pPr>
+              <w:spacing w:after="40"/>
+              <w:jc w:val="center"/>
+            </w:pPr>
+            <w:r>
+              <w:rPr>
+                <w:b/>
+                <w:bCs/>
+                <w:sz w:val="20"/>
+                <w:szCs w:val="20"/>
+              </w:rPr>
+              <w:t>Criterios de aceptación</w:t>
+            </w:r>
+          </w:p>
+        </w:tc>
+      </w:tr>
+      <w:tr>
+        <w:trPr>
+          <w:cantSplit/>
+        </w:trPr>
+        <w:tc>
+          <w:tcPr>
+            <w:tcW w:w="900" w:type="dxa"/>
+            <w:tcBorders>
+              <w:top w:val="single" w:sz="4" w:space="0" w:color="7F7F7F"/>
+              <w:left w:val="single" w:sz="4" w:space="0" w:color="7F7F7F"/>
+              <w:bottom w:val="single" w:sz="4" w:space="0" w:color="7F7F7F"/>
+              <w:right w:val="single" w:sz="4" w:space="0" w:color="7F7F7F"/>
+            </w:tcBorders>
+            <w:tcMar>
+              <w:top w:w="70" w:type="dxa"/>
+              <w:left w:w="110" w:type="dxa"/>
+              <w:bottom w:w="70" w:type="dxa"/>
+              <w:right w:w="110" w:type="dxa"/>
+            </w:tcMar>
+            <w:vAlign w:val="center"/>
+          </w:tcPr>
+          <w:p>
+            <w:pPr>
+              <w:spacing w:after="40"/>
+              <w:jc w:val="center"/>
+            </w:pPr>
+            <w:r>
+              <w:rPr>
+                <w:b/>
+                <w:bCs/>
+                <w:sz w:val="19"/>
+                <w:szCs w:val="19"/>
+              </w:rPr>
+              <w:t>ORD2</w:t>
+            </w:r>
+          </w:p>
+        </w:tc>
+        <w:tc>
+          <w:tcPr>
+            <w:tcW w:w="2600" w:type="dxa"/>
+            <w:tcBorders>
+              <w:top w:val="single" w:sz="4" w:space="0" w:color="7F7F7F"/>
+              <w:left w:val="single" w:sz="4" w:space="0" w:color="7F7F7F"/>
+              <w:bottom w:val="single" w:sz="4" w:space="0" w:color="7F7F7F"/>
+              <w:right w:val="single" w:sz="4" w:space="0" w:color="7F7F7F"/>
+            </w:tcBorders>
+            <w:tcMar>
+              <w:top w:w="70" w:type="dxa"/>
+              <w:left w:w="110" w:type="dxa"/>
+              <w:bottom w:w="70" w:type="dxa"/>
+              <w:right w:w="110" w:type="dxa"/>
+            </w:tcMar>
+          </w:tcPr>
+          <w:p>
+            <w:pPr>
+              <w:spacing w:after="40"/>
+            </w:pPr>
+            <w:r>
+              <w:rPr>
+                <w:sz w:val="19"/>
+                <w:szCs w:val="19"/>
+              </w:rPr>
+              <w:t>Yo como arquitecto del sistema quiero que el servicio de órdenes consulte al servicio de productos para validar los pedidos</w:t>
+            </w:r>
+          </w:p>
+        </w:tc>
+        <w:tc>
+          <w:tcPr>
+            <w:tcW w:w="6138" w:type="dxa"/>
+            <w:tcBorders>
+              <w:top w:val="single" w:sz="4" w:space="0" w:color="7F7F7F"/>
+              <w:left w:val="single" w:sz="4" w:space="0" w:color="7F7F7F"/>
+              <w:bottom w:val="single" w:sz="4" w:space="0" w:color="7F7F7F"/>
+              <w:right w:val="single" w:sz="4" w:space="0" w:color="7F7F7F"/>
+            </w:tcBorders>
+            <w:tcMar>
+              <w:top w:w="70" w:type="dxa"/>
+              <w:left w:w="110" w:type="dxa"/>
+              <w:bottom w:w="70" w:type="dxa"/>
+              <w:right w:w="110" w:type="dxa"/>
+            </w:tcMar>
+          </w:tcPr>
+          <w:p>
+            <w:pPr>
+              <w:pStyle w:val="Prrafodelista"/>
+              <w:numPr>
+                <w:ilvl w:val="0"/>
+                <w:numId w:val="2"/>
+              </w:numPr>
+              <w:spacing w:after="40"/>
+            </w:pPr>
+            <w:r>
+              <w:rPr>
+                <w:sz w:val="19"/>
+                <w:szCs w:val="19"/>
+              </w:rPr>
+              <w:t>Debe existir al menos una comunicación inter-servicio: al crear un pedido, el servicio de Órdenes consulta al servicio de Productos.</w:t>
+            </w:r>
+          </w:p>
+          <w:p>
+            <w:pPr>
+              <w:pStyle w:val="Prrafodelista"/>
+              <w:numPr>
+                <w:ilvl w:val="0"/>
+                <w:numId w:val="2"/>
+              </w:numPr>
+              <w:spacing w:after="40"/>
+            </w:pPr>
+            <w:r>
+              <w:rPr>
+                <w:sz w:val="19"/>
+                <w:szCs w:val="19"/>
+              </w:rPr>
+              <w:t>Órdenes debe comunicarse con Productos mediante su API REST, sin acceder directamente a su base de datos.</w:t>
+            </w:r>
+          </w:p>
+          <w:p>
+            <w:pPr>
+              <w:pStyle w:val="Prrafodelista"/>
+              <w:numPr>
+                <w:ilvl w:val="0"/>
+                <w:numId w:val="2"/>
+              </w:numPr>
+              <w:spacing w:after="40"/>
+            </w:pPr>
+            <w:r>
+              <w:rPr>
+                <w:sz w:val="19"/>
+                <w:szCs w:val="19"/>
+              </w:rPr>
+              <w:t>Si el pedido incluye un producto que no existe, debe rechazarse con un error 4xx y un mensaje claro.</w:t>
+            </w:r>
+          </w:p>
+        </w:tc>
+      </w:tr>
+    </w:tbl>
+    <w:p>
+      <w:pPr>
+        <w:pStyle w:val="Etiqueta"/>
+        <w:spacing w:before="240"/>
+      </w:pPr>
+      <w:r>
+        <w:t>Evidencia de ejecución</w:t>
+      </w:r>
+    </w:p>
+    <w:tbl>
+      <w:tblPr>
+        <w:tblW w:w="9638" w:type="dxa"/>
+        <w:tblBorders>
+          <w:top w:val="single" w:sz="4" w:space="0" w:color="auto"/>
+          <w:left w:val="single" w:sz="4" w:space="0" w:color="auto"/>
+          <w:bottom w:val="single" w:sz="4" w:space="0" w:color="auto"/>
+          <w:right w:val="single" w:sz="4" w:space="0" w:color="auto"/>
+          <w:insideH w:val="single" w:sz="4" w:space="0" w:color="auto"/>
+          <w:insideV w:val="single" w:sz="4" w:space="0" w:color="auto"/>
+        </w:tblBorders>
+        <w:tblLook w:val="04A0" w:firstRow="1" w:lastRow="0" w:firstColumn="1" w:lastColumn="0" w:noHBand="0" w:noVBand="1"/>
+      </w:tblPr>
+      <w:tblGrid>
+        <w:gridCol w:w="868"/>
+        <w:gridCol w:w="2910"/>
+        <w:gridCol w:w="5860"/>
+      </w:tblGrid>
+      <w:tr>
+        <w:trPr>
+          <w:tblHeader/>
+        </w:trPr>
+        <w:tc>
+          <w:tcPr>
+            <w:tcW w:w="900" w:type="dxa"/>
+            <w:tcBorders>
+              <w:top w:val="single" w:sz="4" w:space="0" w:color="7F7F7F"/>
+              <w:left w:val="single" w:sz="4" w:space="0" w:color="7F7F7F"/>
+              <w:bottom w:val="single" w:sz="4" w:space="0" w:color="7F7F7F"/>
+              <w:right w:val="single" w:sz="4" w:space="0" w:color="7F7F7F"/>
+            </w:tcBorders>
+            <w:shd w:val="clear" w:color="auto" w:fill="00B050"/>
+            <w:tcMar>
+              <w:top w:w="70" w:type="dxa"/>
+              <w:left w:w="110" w:type="dxa"/>
+              <w:bottom w:w="70" w:type="dxa"/>
+              <w:right w:w="110" w:type="dxa"/>
+            </w:tcMar>
+            <w:vAlign w:val="center"/>
+          </w:tcPr>
+          <w:p>
+            <w:pPr>
+              <w:spacing w:after="40"/>
+              <w:jc w:val="center"/>
+            </w:pPr>
+            <w:r>
+              <w:rPr>
+                <w:b/>
+                <w:bCs/>
+                <w:sz w:val="20"/>
+                <w:szCs w:val="20"/>
+              </w:rPr>
+              <w:t># Req.</w:t>
+            </w:r>
+          </w:p>
+        </w:tc>
+        <w:tc>
+          <w:tcPr>
+            <w:tcW w:w="3300" w:type="dxa"/>
+            <w:tcBorders>
+              <w:top w:val="single" w:sz="4" w:space="0" w:color="7F7F7F"/>
+              <w:left w:val="single" w:sz="4" w:space="0" w:color="7F7F7F"/>
+              <w:bottom w:val="single" w:sz="4" w:space="0" w:color="7F7F7F"/>
+              <w:right w:val="single" w:sz="4" w:space="0" w:color="7F7F7F"/>
+            </w:tcBorders>
+            <w:shd w:val="clear" w:color="auto" w:fill="00B050"/>
+            <w:tcMar>
+              <w:top w:w="70" w:type="dxa"/>
+              <w:left w:w="110" w:type="dxa"/>
+              <w:bottom w:w="70" w:type="dxa"/>
+              <w:right w:w="110" w:type="dxa"/>
+            </w:tcMar>
+            <w:vAlign w:val="center"/>
+          </w:tcPr>
+          <w:p>
+            <w:pPr>
+              <w:spacing w:after="40"/>
+              <w:jc w:val="center"/>
+            </w:pPr>
+            <w:r>
+              <w:rPr>
+                <w:b/>
+                <w:bCs/>
+                <w:sz w:val="20"/>
+                <w:szCs w:val="20"/>
+              </w:rPr>
+              <w:t>Criterio de aceptación</w:t>
+            </w:r>
+          </w:p>
+        </w:tc>
+        <w:tc>
+          <w:tcPr>
+            <w:tcW w:w="5438" w:type="dxa"/>
+            <w:tcBorders>
+              <w:top w:val="single" w:sz="4" w:space="0" w:color="7F7F7F"/>
+              <w:left w:val="single" w:sz="4" w:space="0" w:color="7F7F7F"/>
+              <w:bottom w:val="single" w:sz="4" w:space="0" w:color="7F7F7F"/>
+              <w:right w:val="single" w:sz="4" w:space="0" w:color="7F7F7F"/>
+            </w:tcBorders>
+            <w:shd w:val="clear" w:color="auto" w:fill="00B050"/>
+            <w:tcMar>
+              <w:top w:w="70" w:type="dxa"/>
+              <w:left w:w="110" w:type="dxa"/>
+              <w:bottom w:w="70" w:type="dxa"/>
+              <w:right w:w="110" w:type="dxa"/>
+            </w:tcMar>
+            <w:vAlign w:val="center"/>
+          </w:tcPr>
+          <w:p>
+            <w:pPr>
+              <w:spacing w:after="40"/>
+              <w:jc w:val="center"/>
+            </w:pPr>
+            <w:r>
+              <w:rPr>
+                <w:b/>
+                <w:bCs/>
+                <w:sz w:val="20"/>
+                <w:szCs w:val="20"/>
+              </w:rPr>
+              <w:t>Evidencia</w:t>
+            </w:r>
+          </w:p>
+        </w:tc>
+      </w:tr>
+      <w:tr>
+        <w:trPr>
+          <w:cantSplit/>
+          <w:trHeight w:val="2600"/>
+        </w:trPr>
+        <w:tc>
+          <w:tcPr>
+            <w:tcW w:w="900" w:type="dxa"/>
+            <w:tcBorders>
+              <w:top w:val="single" w:sz="4" w:space="0" w:color="7F7F7F"/>
+              <w:left w:val="single" w:sz="4" w:space="0" w:color="7F7F7F"/>
+              <w:bottom w:val="single" w:sz="4" w:space="0" w:color="7F7F7F"/>
+              <w:right w:val="single" w:sz="4" w:space="0" w:color="7F7F7F"/>
+            </w:tcBorders>
+            <w:tcMar>
+              <w:top w:w="70" w:type="dxa"/>
+              <w:left w:w="110" w:type="dxa"/>
+              <w:bottom w:w="70" w:type="dxa"/>
+              <w:right w:w="110" w:type="dxa"/>
+            </w:tcMar>
+          </w:tcPr>
+          <w:p>
+            <w:pPr>
+              <w:spacing w:after="40"/>
+              <w:jc w:val="center"/>
+            </w:pPr>
+            <w:r>
+              <w:rPr>
+                <w:b/>
+                <w:bCs/>
+                <w:sz w:val="19"/>
+                <w:szCs w:val="19"/>
+              </w:rPr>
+              <w:t>ORD2</w:t>
+            </w:r>
+          </w:p>
+        </w:tc>
+        <w:tc>
+          <w:tcPr>
+            <w:tcW w:w="3300" w:type="dxa"/>
+            <w:tcBorders>
+              <w:top w:val="single" w:sz="4" w:space="0" w:color="7F7F7F"/>
+              <w:left w:val="single" w:sz="4" w:space="0" w:color="7F7F7F"/>
+              <w:bottom w:val="single" w:sz="4" w:space="0" w:color="7F7F7F"/>
+              <w:right w:val="single" w:sz="4" w:space="0" w:color="7F7F7F"/>
+            </w:tcBorders>
+            <w:tcMar>
+              <w:top w:w="70" w:type="dxa"/>
+              <w:left w:w="110" w:type="dxa"/>
+              <w:bottom w:w="70" w:type="dxa"/>
+              <w:right w:w="110" w:type="dxa"/>
+            </w:tcMar>
+          </w:tcPr>
+          <w:p>
+            <w:pPr>
+              <w:spacing w:after="40"/>
+            </w:pPr>
+            <w:r>
+              <w:rPr>
+                <w:sz w:val="19"/>
+                <w:szCs w:val="19"/>
+              </w:rPr>
+              <w:t>Al crear un pedido, Órdenes consulta a Productos (comunicación inter-servicio).</w:t>
+            </w:r>
+          </w:p>
+        </w:tc>
+        <w:tc>
+          <w:tcPr>
+            <w:tcW w:w="5438" w:type="dxa"/>
+            <w:tcBorders>
+              <w:top w:val="single" w:sz="4" w:space="0" w:color="7F7F7F"/>
+              <w:left w:val="single" w:sz="4" w:space="0" w:color="7F7F7F"/>
+              <w:bottom w:val="single" w:sz="4" w:space="0" w:color="7F7F7F"/>
+              <w:right w:val="single" w:sz="4" w:space="0" w:color="7F7F7F"/>
+            </w:tcBorders>
+            <w:tcMar>
+              <w:top w:w="70" w:type="dxa"/>
+              <w:left w:w="110" w:type="dxa"/>
+              <w:bottom w:w="70" w:type="dxa"/>
+              <w:right w:w="110" w:type="dxa"/>
+            </w:tcMar>
+          </w:tcPr>
+          <w:p>
+            <w:r>
+              <w:drawing>
+                <wp:inline distT="0" distB="0" distL="0" distR="0" wp14:anchorId="55E6DF8E" wp14:editId="111A938A">
+                  <wp:extent cx="2872219" cy="1504950"/>
+                  <wp:effectExtent l="0" t="0" r="4445" b="0"/>
+                  <wp:docPr id="75026224" name="Imagen 1"/>
+                  <wp:cNvGraphicFramePr>
+                    <a:graphicFrameLocks xmlns:a="http://schemas.openxmlformats.org/drawingml/2006/main" noChangeAspect="1"/>
+                  </wp:cNvGraphicFramePr>
+                  <a:graphic xmlns:a="http://schemas.openxmlformats.org/drawingml/2006/main">
+                    <a:graphicData uri="http://schemas.openxmlformats.org/drawingml/2006/picture">
+                      <pic:pic xmlns:pic="http://schemas.openxmlformats.org/drawingml/2006/picture">
+                        <pic:nvPicPr>
+                          <pic:cNvPr id="75026224" name=""/>
+                          <pic:cNvPicPr/>
+                        </pic:nvPicPr>
+                        <pic:blipFill>
+                          <a:blip r:embed="rId11"/>
+                          <a:stretch>
+                            <a:fillRect/>
+                          </a:stretch>
+                        </pic:blipFill>
+                        <pic:spPr>
+                          <a:xfrm>
+                            <a:off x="0" y="0"/>
+                            <a:ext cx="2884350" cy="1511307"/>
+                          </a:xfrm>
+                          <a:prstGeom prst="rect">
+                            <a:avLst/>
+                          </a:prstGeom>
+                        </pic:spPr>
+                      </pic:pic>
+                    </a:graphicData>
+                  </a:graphic>
+                </wp:inline>
+              </w:drawing>
+            </w:r>
+          </w:p>
+        </w:tc>
+      </w:tr>
+      <w:tr>
+        <w:trPr>
+          <w:cantSplit/>
+          <w:trHeight w:val="2600"/>
+        </w:trPr>
+        <w:tc>
+          <w:tcPr>
+            <w:tcW w:w="900" w:type="dxa"/>
+            <w:tcBorders>
+              <w:top w:val="single" w:sz="4" w:space="0" w:color="7F7F7F"/>
+              <w:left w:val="single" w:sz="4" w:space="0" w:color="7F7F7F"/>
+              <w:bottom w:val="single" w:sz="4" w:space="0" w:color="7F7F7F"/>
+              <w:right w:val="single" w:sz="4" w:space="0" w:color="7F7F7F"/>
+            </w:tcBorders>
+            <w:tcMar>
+              <w:top w:w="70" w:type="dxa"/>
+              <w:left w:w="110" w:type="dxa"/>
+              <w:bottom w:w="70" w:type="dxa"/>
+              <w:right w:w="110" w:type="dxa"/>
+            </w:tcMar>
+          </w:tcPr>
+          <w:p>
+            <w:pPr>
+              <w:spacing w:after="40"/>
+              <w:jc w:val="center"/>
+            </w:pPr>
+            <w:r>
+              <w:rPr>
+                <w:b/>
+                <w:bCs/>
+                <w:sz w:val="19"/>
+                <w:szCs w:val="19"/>
+              </w:rPr>
+              <w:lastRenderedPageBreak/>
+              <w:t>ORD2</w:t>
+            </w:r>
+          </w:p>
+        </w:tc>
+        <w:tc>
+          <w:tcPr>
+            <w:tcW w:w="3300" w:type="dxa"/>
+            <w:tcBorders>
+              <w:top w:val="single" w:sz="4" w:space="0" w:color="7F7F7F"/>
+              <w:left w:val="single" w:sz="4" w:space="0" w:color="7F7F7F"/>
+              <w:bottom w:val="single" w:sz="4" w:space="0" w:color="7F7F7F"/>
+              <w:right w:val="single" w:sz="4" w:space="0" w:color="7F7F7F"/>
+            </w:tcBorders>
+            <w:tcMar>
+              <w:top w:w="70" w:type="dxa"/>
+              <w:left w:w="110" w:type="dxa"/>
+              <w:bottom w:w="70" w:type="dxa"/>
+              <w:right w:w="110" w:type="dxa"/>
+            </w:tcMar>
+          </w:tcPr>
+          <w:p>
+            <w:pPr>
+              <w:spacing w:after="40"/>
+            </w:pPr>
+            <w:r>
+              <w:rPr>
+                <w:sz w:val="19"/>
+                <w:szCs w:val="19"/>
+              </w:rPr>
+              <w:t>Órdenes se comunica con Productos mediante su API REST, sin acceder a su base de datos.</w:t>
+            </w:r>
+          </w:p>
+        </w:tc>
+        <w:tc>
+          <w:tcPr>
+            <w:tcW w:w="5438" w:type="dxa"/>
+            <w:tcBorders>
+              <w:top w:val="single" w:sz="4" w:space="0" w:color="7F7F7F"/>
+              <w:left w:val="single" w:sz="4" w:space="0" w:color="7F7F7F"/>
+              <w:bottom w:val="single" w:sz="4" w:space="0" w:color="7F7F7F"/>
+              <w:right w:val="single" w:sz="4" w:space="0" w:color="7F7F7F"/>
+            </w:tcBorders>
+            <w:tcMar>
+              <w:top w:w="70" w:type="dxa"/>
+              <w:left w:w="110" w:type="dxa"/>
+              <w:bottom w:w="70" w:type="dxa"/>
+              <w:right w:w="110" w:type="dxa"/>
+            </w:tcMar>
+          </w:tcPr>
+          <w:p>
+            <w:r>
+              <w:drawing>
+                <wp:inline distT="0" distB="0" distL="0" distR="0" wp14:anchorId="1EE3AA94" wp14:editId="6D204E65">
+                  <wp:extent cx="3575125" cy="1873250"/>
+                  <wp:effectExtent l="0" t="0" r="6350" b="0"/>
+                  <wp:docPr id="826892067" name="Imagen 1"/>
+                  <wp:cNvGraphicFramePr>
+                    <a:graphicFrameLocks xmlns:a="http://schemas.openxmlformats.org/drawingml/2006/main" noChangeAspect="1"/>
+                  </wp:cNvGraphicFramePr>
+                  <a:graphic xmlns:a="http://schemas.openxmlformats.org/drawingml/2006/main">
+                    <a:graphicData uri="http://schemas.openxmlformats.org/drawingml/2006/picture">
+                      <pic:pic xmlns:pic="http://schemas.openxmlformats.org/drawingml/2006/picture">
+                        <pic:nvPicPr>
+                          <pic:cNvPr id="826892067" name=""/>
+                          <pic:cNvPicPr/>
+                        </pic:nvPicPr>
+                        <pic:blipFill>
+                          <a:blip r:embed="rId11"/>
+                          <a:stretch>
+                            <a:fillRect/>
+                          </a:stretch>
+                        </pic:blipFill>
+                        <pic:spPr>
+                          <a:xfrm>
+                            <a:off x="0" y="0"/>
+                            <a:ext cx="3581032" cy="1876345"/>
+                          </a:xfrm>
+                          <a:prstGeom prst="rect">
+                            <a:avLst/>
+                          </a:prstGeom>
+                        </pic:spPr>
+                      </pic:pic>
+                    </a:graphicData>
+                  </a:graphic>
+                </wp:inline>
+              </w:drawing>
+            </w:r>
+          </w:p>
+        </w:tc>
+      </w:tr>
+    </w:tbl>
+    <w:p>
+      <w:pPr>
+        <w:pStyle w:val="Ttulo2"/>
+      </w:pPr>
+      <w:bookmarkStart w:id="7" w:name="_Toc8"/>
+      <w:r>
+        <w:t>ORD3 – Reglas mínimas del servicio de órdenes</w:t>
+      </w:r>
+      <w:bookmarkEnd w:id="7"/>
+    </w:p>
+    <w:p>
+      <w:pPr>
+        <w:keepNext/>
+        <w:spacing w:after="120"/>
+      </w:pPr>
+      <w:r>
+        <w:rPr>
+          <w:i/>
+          <w:iCs/>
+          <w:color w:val="595959"/>
+          <w:sz w:val="20"/>
+          <w:szCs w:val="20"/>
+        </w:rPr>
+        <w:t>Endpoint: /api/ordenes</w:t>
+      </w:r>
+    </w:p>
+    <w:p>
+      <w:pPr>
+        <w:pStyle w:val="Etiqueta"/>
+      </w:pPr>
+      <w:r>
+        <w:t>Requerimiento de la tarea</w:t>
+      </w:r>
+    </w:p>
+    <w:tbl>
+      <w:tblPr>
+        <w:tblW w:w="9638" w:type="dxa"/>
+        <w:tblBorders>
+          <w:top w:val="single" w:sz="4" w:space="0" w:color="auto"/>
+          <w:left w:val="single" w:sz="4" w:space="0" w:color="auto"/>
+          <w:bottom w:val="single" w:sz="4" w:space="0" w:color="auto"/>
+          <w:right w:val="single" w:sz="4" w:space="0" w:color="auto"/>
+          <w:insideH w:val="single" w:sz="4" w:space="0" w:color="auto"/>
+          <w:insideV w:val="single" w:sz="4" w:space="0" w:color="auto"/>
+        </w:tblBorders>
+        <w:tblLook w:val="04A0" w:firstRow="1" w:lastRow="0" w:firstColumn="1" w:lastColumn="0" w:noHBand="0" w:noVBand="1"/>
+      </w:tblPr>
+      <w:tblGrid>
+        <w:gridCol w:w="900"/>
+        <w:gridCol w:w="2600"/>
+        <w:gridCol w:w="6138"/>
+      </w:tblGrid>
+      <w:tr>
+        <w:trPr>
+          <w:tblHeader/>
+        </w:trPr>
+        <w:tc>
+          <w:tcPr>
+            <w:tcW w:w="900" w:type="dxa"/>
+            <w:tcBorders>
+              <w:top w:val="single" w:sz="4" w:space="0" w:color="7F7F7F"/>
+              <w:left w:val="single" w:sz="4" w:space="0" w:color="7F7F7F"/>
+              <w:bottom w:val="single" w:sz="4" w:space="0" w:color="7F7F7F"/>
+              <w:right w:val="single" w:sz="4" w:space="0" w:color="7F7F7F"/>
+            </w:tcBorders>
+            <w:shd w:val="clear" w:color="auto" w:fill="00B0F0"/>
+            <w:tcMar>
+              <w:top w:w="70" w:type="dxa"/>
+              <w:left w:w="110" w:type="dxa"/>
+              <w:bottom w:w="70" w:type="dxa"/>
+              <w:right w:w="110" w:type="dxa"/>
+            </w:tcMar>
+            <w:vAlign w:val="center"/>
+          </w:tcPr>
+          <w:p>
+            <w:pPr>
+              <w:spacing w:after="40"/>
+              <w:jc w:val="center"/>
+            </w:pPr>
+            <w:r>
+              <w:rPr>
+                <w:b/>
+                <w:bCs/>
+                <w:sz w:val="20"/>
+                <w:szCs w:val="20"/>
+              </w:rPr>
+              <w:t>ID</w:t>
+            </w:r>
+          </w:p>
+        </w:tc>
+        <w:tc>
+          <w:tcPr>
+            <w:tcW w:w="2600" w:type="dxa"/>
+            <w:tcBorders>
+              <w:top w:val="single" w:sz="4" w:space="0" w:color="7F7F7F"/>
+              <w:left w:val="single" w:sz="4" w:space="0" w:color="7F7F7F"/>
+              <w:bottom w:val="single" w:sz="4" w:space="0" w:color="7F7F7F"/>
+              <w:right w:val="single" w:sz="4" w:space="0" w:color="7F7F7F"/>
+            </w:tcBorders>
+            <w:shd w:val="clear" w:color="auto" w:fill="00B0F0"/>
+            <w:tcMar>
+              <w:top w:w="70" w:type="dxa"/>
+              <w:left w:w="110" w:type="dxa"/>
+              <w:bottom w:w="70" w:type="dxa"/>
+              <w:right w:w="110" w:type="dxa"/>
+            </w:tcMar>
+            <w:vAlign w:val="center"/>
+          </w:tcPr>
+          <w:p>
+            <w:pPr>
+              <w:spacing w:after="40"/>
+              <w:jc w:val="center"/>
+            </w:pPr>
+            <w:r>
+              <w:rPr>
+                <w:b/>
+                <w:bCs/>
+                <w:sz w:val="20"/>
+                <w:szCs w:val="20"/>
+              </w:rPr>
+              <w:t>Requerimiento</w:t>
+            </w:r>
+          </w:p>
+        </w:tc>
+        <w:tc>
+          <w:tcPr>
+            <w:tcW w:w="6138" w:type="dxa"/>
+            <w:tcBorders>
+              <w:top w:val="single" w:sz="4" w:space="0" w:color="7F7F7F"/>
+              <w:left w:val="single" w:sz="4" w:space="0" w:color="7F7F7F"/>
+              <w:bottom w:val="single" w:sz="4" w:space="0" w:color="7F7F7F"/>
+              <w:right w:val="single" w:sz="4" w:space="0" w:color="7F7F7F"/>
+            </w:tcBorders>
+            <w:shd w:val="clear" w:color="auto" w:fill="00B0F0"/>
+            <w:tcMar>
+              <w:top w:w="70" w:type="dxa"/>
+              <w:left w:w="110" w:type="dxa"/>
+              <w:bottom w:w="70" w:type="dxa"/>
+              <w:right w:w="110" w:type="dxa"/>
+            </w:tcMar>
+            <w:vAlign w:val="center"/>
+          </w:tcPr>
+          <w:p>
+            <w:pPr>
+              <w:spacing w:after="40"/>
+              <w:jc w:val="center"/>
+            </w:pPr>
+            <w:r>
+              <w:rPr>
+                <w:b/>
+                <w:bCs/>
+                <w:sz w:val="20"/>
+                <w:szCs w:val="20"/>
+              </w:rPr>
+              <w:t>Criterios de aceptación</w:t>
+            </w:r>
+          </w:p>
+        </w:tc>
+      </w:tr>
+      <w:tr>
+        <w:trPr>
+          <w:cantSplit/>
+        </w:trPr>
+        <w:tc>
+          <w:tcPr>
+            <w:tcW w:w="900" w:type="dxa"/>
+            <w:tcBorders>
+              <w:top w:val="single" w:sz="4" w:space="0" w:color="7F7F7F"/>
+              <w:left w:val="single" w:sz="4" w:space="0" w:color="7F7F7F"/>
+              <w:bottom w:val="single" w:sz="4" w:space="0" w:color="7F7F7F"/>
+              <w:right w:val="single" w:sz="4" w:space="0" w:color="7F7F7F"/>
+            </w:tcBorders>
+            <w:tcMar>
+              <w:top w:w="70" w:type="dxa"/>
+              <w:left w:w="110" w:type="dxa"/>
+              <w:bottom w:w="70" w:type="dxa"/>
+              <w:right w:w="110" w:type="dxa"/>
+            </w:tcMar>
+            <w:vAlign w:val="center"/>
+          </w:tcPr>
+          <w:p>
+            <w:pPr>
+              <w:spacing w:after="40"/>
+              <w:jc w:val="center"/>
+            </w:pPr>
+            <w:r>
+              <w:rPr>
+                <w:b/>
+                <w:bCs/>
+                <w:sz w:val="19"/>
+                <w:szCs w:val="19"/>
+              </w:rPr>
+              <w:t>ORD3</w:t>
+            </w:r>
+          </w:p>
+        </w:tc>
+        <w:tc>
+          <w:tcPr>
+            <w:tcW w:w="2600" w:type="dxa"/>
+            <w:tcBorders>
+              <w:top w:val="single" w:sz="4" w:space="0" w:color="7F7F7F"/>
+              <w:left w:val="single" w:sz="4" w:space="0" w:color="7F7F7F"/>
+              <w:bottom w:val="single" w:sz="4" w:space="0" w:color="7F7F7F"/>
+              <w:right w:val="single" w:sz="4" w:space="0" w:color="7F7F7F"/>
+            </w:tcBorders>
+            <w:tcMar>
+              <w:top w:w="70" w:type="dxa"/>
+              <w:left w:w="110" w:type="dxa"/>
+              <w:bottom w:w="70" w:type="dxa"/>
+              <w:right w:w="110" w:type="dxa"/>
+            </w:tcMar>
+          </w:tcPr>
+          <w:p>
+            <w:pPr>
+              <w:spacing w:after="40"/>
+            </w:pPr>
+            <w:r>
+              <w:rPr>
+                <w:sz w:val="19"/>
+                <w:szCs w:val="19"/>
+              </w:rPr>
+              <w:t>Yo como arquitecto del sistema quiero que el servicio de órdenes cumpla con las reglas mínimas de un microservicio</w:t>
+            </w:r>
+          </w:p>
+        </w:tc>
+        <w:tc>
+          <w:tcPr>
+            <w:tcW w:w="6138" w:type="dxa"/>
+            <w:tcBorders>
+              <w:top w:val="single" w:sz="4" w:space="0" w:color="7F7F7F"/>
+              <w:left w:val="single" w:sz="4" w:space="0" w:color="7F7F7F"/>
+              <w:bottom w:val="single" w:sz="4" w:space="0" w:color="7F7F7F"/>
+              <w:right w:val="single" w:sz="4" w:space="0" w:color="7F7F7F"/>
+            </w:tcBorders>
+            <w:tcMar>
+              <w:top w:w="70" w:type="dxa"/>
+              <w:left w:w="110" w:type="dxa"/>
+              <w:bottom w:w="70" w:type="dxa"/>
+              <w:right w:w="110" w:type="dxa"/>
+            </w:tcMar>
+          </w:tcPr>
+          <w:p>
+            <w:pPr>
+              <w:pStyle w:val="Prrafodelista"/>
+              <w:numPr>
+                <w:ilvl w:val="0"/>
+                <w:numId w:val="2"/>
+              </w:numPr>
+              <w:spacing w:after="40"/>
+            </w:pPr>
+            <w:r>
+              <w:rPr>
+                <w:sz w:val="19"/>
+                <w:szCs w:val="19"/>
+              </w:rPr>
+              <w:t>El servicio de órdenes debe tener su propia API REST.</w:t>
+            </w:r>
+          </w:p>
+          <w:p>
+            <w:pPr>
+              <w:pStyle w:val="Prrafodelista"/>
+              <w:numPr>
+                <w:ilvl w:val="0"/>
+                <w:numId w:val="2"/>
+              </w:numPr>
+              <w:spacing w:after="40"/>
+            </w:pPr>
+            <w:r>
+              <w:rPr>
+                <w:sz w:val="19"/>
+                <w:szCs w:val="19"/>
+              </w:rPr>
+              <w:t>Debe tener persistencia en una base de datos No SQL.</w:t>
+            </w:r>
+          </w:p>
+          <w:p>
+            <w:pPr>
+              <w:pStyle w:val="Prrafodelista"/>
+              <w:numPr>
+                <w:ilvl w:val="0"/>
+                <w:numId w:val="2"/>
+              </w:numPr>
+              <w:spacing w:after="40"/>
+            </w:pPr>
+            <w:r>
+              <w:rPr>
+                <w:sz w:val="19"/>
+                <w:szCs w:val="19"/>
+              </w:rPr>
+              <w:t>Debe correr en un puerto distinto al de los demás servicios y al del Gateway.</w:t>
+            </w:r>
+          </w:p>
+          <w:p>
+            <w:pPr>
+              <w:pStyle w:val="Prrafodelista"/>
+              <w:numPr>
+                <w:ilvl w:val="0"/>
+                <w:numId w:val="2"/>
+              </w:numPr>
+              <w:spacing w:after="40"/>
+            </w:pPr>
+            <w:r>
+              <w:rPr>
+                <w:sz w:val="19"/>
+                <w:szCs w:val="19"/>
+              </w:rPr>
+              <w:t>Debe ser ejecutable de forma independiente.</w:t>
+            </w:r>
+          </w:p>
+          <w:p>
+            <w:pPr>
+              <w:pStyle w:val="Prrafodelista"/>
+              <w:numPr>
+                <w:ilvl w:val="0"/>
+                <w:numId w:val="2"/>
+              </w:numPr>
+              <w:spacing w:after="40"/>
+            </w:pPr>
+            <w:r>
+              <w:rPr>
+                <w:sz w:val="19"/>
+                <w:szCs w:val="19"/>
+              </w:rPr>
+              <w:t>Debe respetarse el estándar RESTful.</w:t>
+            </w:r>
+          </w:p>
+        </w:tc>
+      </w:tr>
+    </w:tbl>
+    <w:p>
+      <w:pPr>
+        <w:pStyle w:val="Etiqueta"/>
         <w:spacing w:before="240"/>
       </w:pPr>
       <w:r>
@@ -4121,7 +5814,7 @@
                 <w:sz w:val="20"/>
                 <w:szCs w:val="20"/>
               </w:rPr>
-              <w:t xml:space="preserve"># Req.</w:t>
+              <w:t># Req.</w:t>
             </w:r>
           </w:p>
         </w:tc>
@@ -4155,7 +5848,7 @@
                 <w:sz w:val="20"/>
                 <w:szCs w:val="20"/>
               </w:rPr>
-              <w:t xml:space="preserve">Criterio de aceptación</w:t>
+              <w:t>Criterio de aceptación</w:t>
             </w:r>
           </w:p>
         </w:tc>
@@ -4189,7 +5882,7 @@
                 <w:sz w:val="20"/>
                 <w:szCs w:val="20"/>
               </w:rPr>
-              <w:t xml:space="preserve">Evidencia</w:t>
+              <w:t>Evidencia</w:t>
             </w:r>
           </w:p>
         </w:tc>
@@ -4227,7 +5920,7 @@
                 <w:sz w:val="19"/>
                 <w:szCs w:val="19"/>
               </w:rPr>
-              <w:t xml:space="preserve">ORD1</w:t>
+              <w:t>ORD3</w:t>
             </w:r>
           </w:p>
         </w:tc>
@@ -4256,7 +5949,7 @@
                 <w:sz w:val="19"/>
                 <w:szCs w:val="19"/>
               </w:rPr>
-              <w:t xml:space="preserve">Crear un pedido (POST).</w:t>
+              <w:t>El servicio expone su propia API REST.</w:t>
             </w:r>
           </w:p>
         </w:tc>
@@ -4312,7 +6005,7 @@
                 <w:sz w:val="19"/>
                 <w:szCs w:val="19"/>
               </w:rPr>
-              <w:t xml:space="preserve">ORD1</w:t>
+              <w:t>ORD3</w:t>
             </w:r>
           </w:p>
         </w:tc>
@@ -4341,7 +6034,7 @@
                 <w:sz w:val="19"/>
                 <w:szCs w:val="19"/>
               </w:rPr>
-              <w:t xml:space="preserve">Listar los pedidos (GET).</w:t>
+              <w:t>Los datos del servicio se almacenan en una base de datos No SQL.</w:t>
             </w:r>
           </w:p>
         </w:tc>
@@ -4397,7 +6090,8 @@
                 <w:sz w:val="19"/>
                 <w:szCs w:val="19"/>
               </w:rPr>
-              <w:t xml:space="preserve">ORD1</w:t>
+              <w:lastRenderedPageBreak/>
+              <w:t>ORD3</w:t>
             </w:r>
           </w:p>
         </w:tc>
@@ -4426,7 +6120,7 @@
                 <w:sz w:val="19"/>
                 <w:szCs w:val="19"/>
               </w:rPr>
-              <w:t xml:space="preserve">Obtener los datos de un pedido por su identificador (GET).</w:t>
+              <w:t>El servicio corre en un puerto distinto al de los demás servicios y al del Gateway.</w:t>
             </w:r>
           </w:p>
         </w:tc>
@@ -4482,7 +6176,7 @@
                 <w:sz w:val="19"/>
                 <w:szCs w:val="19"/>
               </w:rPr>
-              <w:t xml:space="preserve">ORD1</w:t>
+              <w:t>ORD3</w:t>
             </w:r>
           </w:p>
         </w:tc>
@@ -4511,7 +6205,7 @@
                 <w:sz w:val="19"/>
                 <w:szCs w:val="19"/>
               </w:rPr>
-              <w:t xml:space="preserve">Un pedido tiene, como mínimo, identificador, fecha de creación y detalle de productos (identificador del producto y cantidad).</w:t>
+              <w:t>El servicio se ejecuta de forma independiente.</w:t>
             </w:r>
           </w:p>
         </w:tc>
@@ -4534,17 +6228,113 @@
           <w:p/>
         </w:tc>
       </w:tr>
+      <w:tr>
+        <w:trPr>
+          <w:cantSplit/>
+          <w:trHeight w:val="2600"/>
+        </w:trPr>
+        <w:tc>
+          <w:tcPr>
+            <w:tcW w:w="900" w:type="dxa"/>
+            <w:tcBorders>
+              <w:top w:val="single" w:sz="4" w:space="0" w:color="7F7F7F"/>
+              <w:left w:val="single" w:sz="4" w:space="0" w:color="7F7F7F"/>
+              <w:bottom w:val="single" w:sz="4" w:space="0" w:color="7F7F7F"/>
+              <w:right w:val="single" w:sz="4" w:space="0" w:color="7F7F7F"/>
+            </w:tcBorders>
+            <w:tcMar>
+              <w:top w:w="70" w:type="dxa"/>
+              <w:left w:w="110" w:type="dxa"/>
+              <w:bottom w:w="70" w:type="dxa"/>
+              <w:right w:w="110" w:type="dxa"/>
+            </w:tcMar>
+          </w:tcPr>
+          <w:p>
+            <w:pPr>
+              <w:spacing w:after="40"/>
+              <w:jc w:val="center"/>
+            </w:pPr>
+            <w:r>
+              <w:rPr>
+                <w:b/>
+                <w:bCs/>
+                <w:sz w:val="19"/>
+                <w:szCs w:val="19"/>
+              </w:rPr>
+              <w:t>ORD3</w:t>
+            </w:r>
+          </w:p>
+        </w:tc>
+        <w:tc>
+          <w:tcPr>
+            <w:tcW w:w="3300" w:type="dxa"/>
+            <w:tcBorders>
+              <w:top w:val="single" w:sz="4" w:space="0" w:color="7F7F7F"/>
+              <w:left w:val="single" w:sz="4" w:space="0" w:color="7F7F7F"/>
+              <w:bottom w:val="single" w:sz="4" w:space="0" w:color="7F7F7F"/>
+              <w:right w:val="single" w:sz="4" w:space="0" w:color="7F7F7F"/>
+            </w:tcBorders>
+            <w:tcMar>
+              <w:top w:w="70" w:type="dxa"/>
+              <w:left w:w="110" w:type="dxa"/>
+              <w:bottom w:w="70" w:type="dxa"/>
+              <w:right w:w="110" w:type="dxa"/>
+            </w:tcMar>
+          </w:tcPr>
+          <w:p>
+            <w:pPr>
+              <w:spacing w:after="40"/>
+            </w:pPr>
+            <w:r>
+              <w:rPr>
+                <w:sz w:val="19"/>
+                <w:szCs w:val="19"/>
+              </w:rPr>
+              <w:t>La API respeta el estándar RESTful (verbos HTTP, URIs basadas en recursos y códigos de estado apropiados).</w:t>
+            </w:r>
+          </w:p>
+        </w:tc>
+        <w:tc>
+          <w:tcPr>
+            <w:tcW w:w="5438" w:type="dxa"/>
+            <w:tcBorders>
+              <w:top w:val="single" w:sz="4" w:space="0" w:color="7F7F7F"/>
+              <w:left w:val="single" w:sz="4" w:space="0" w:color="7F7F7F"/>
+              <w:bottom w:val="single" w:sz="4" w:space="0" w:color="7F7F7F"/>
+              <w:right w:val="single" w:sz="4" w:space="0" w:color="7F7F7F"/>
+            </w:tcBorders>
+            <w:tcMar>
+              <w:top w:w="70" w:type="dxa"/>
+              <w:left w:w="110" w:type="dxa"/>
+              <w:bottom w:w="70" w:type="dxa"/>
+              <w:right w:w="110" w:type="dxa"/>
+            </w:tcMar>
+          </w:tcPr>
+          <w:p/>
+        </w:tc>
+      </w:tr>
     </w:tbl>
     <w:p>
       <w:pPr>
+        <w:pStyle w:val="Ttulo1"/>
+        <w:pageBreakBefore/>
+      </w:pPr>
+      <w:bookmarkStart w:id="8" w:name="_Toc9"/>
+      <w:r>
+        <w:lastRenderedPageBreak/>
+        <w:t>API Gateway</w:t>
+      </w:r>
+      <w:bookmarkEnd w:id="8"/>
+    </w:p>
+    <w:p>
+      <w:pPr>
         <w:pStyle w:val="Ttulo2"/>
-        <w:keepNext/>
       </w:pPr>
-      <w:bookmarkStart w:id="6" w:name="_Toc7"/>
+      <w:bookmarkStart w:id="9" w:name="_Toc10"/>
       <w:r>
-        <w:t>ORD2 – Comunicación inter-servicio con Productos</w:t>
+        <w:t>GW1 – Entrada única</w:t>
       </w:r>
-      <w:bookmarkEnd w:id="6"/>
+      <w:bookmarkEnd w:id="9"/>
     </w:p>
     <w:p>
       <w:pPr>
@@ -4559,13 +6349,12 @@
           <w:sz w:val="20"/>
           <w:szCs w:val="20"/>
         </w:rPr>
-        <w:t>Comunicación interna: Órdenes → Productos</w:t>
+        <w:t>Endpoint: /api/*</w:t>
       </w:r>
     </w:p>
     <w:p>
       <w:pPr>
         <w:pStyle w:val="Etiqueta"/>
-        <w:keepNext/>
       </w:pPr>
       <w:r>
         <w:t>Requerimiento de la tarea</w:t>
@@ -4623,7 +6412,7 @@
                 <w:sz w:val="20"/>
                 <w:szCs w:val="20"/>
               </w:rPr>
-              <w:t xml:space="preserve">ID</w:t>
+              <w:t>ID</w:t>
             </w:r>
           </w:p>
         </w:tc>
@@ -4657,7 +6446,7 @@
                 <w:sz w:val="20"/>
                 <w:szCs w:val="20"/>
               </w:rPr>
-              <w:t xml:space="preserve">Requerimiento</w:t>
+              <w:t>Requerimiento</w:t>
             </w:r>
           </w:p>
         </w:tc>
@@ -4691,7 +6480,7 @@
                 <w:sz w:val="20"/>
                 <w:szCs w:val="20"/>
               </w:rPr>
-              <w:t xml:space="preserve">Criterios de aceptación</w:t>
+              <w:t>Criterios de aceptación</w:t>
             </w:r>
           </w:p>
         </w:tc>
@@ -4729,7 +6518,7 @@
                 <w:sz w:val="19"/>
                 <w:szCs w:val="19"/>
               </w:rPr>
-              <w:t xml:space="preserve">ORD2</w:t>
+              <w:t>GW1</w:t>
             </w:r>
           </w:p>
         </w:tc>
@@ -4758,7 +6547,7 @@
                 <w:sz w:val="19"/>
                 <w:szCs w:val="19"/>
               </w:rPr>
-              <w:t xml:space="preserve">Yo como arquitecto del sistema quiero que el servicio de órdenes consulte al servicio de productos para validar los pedidos</w:t>
+              <w:t>Yo como arquitecto del sistema quiero un API Gateway que sea la entrada única al sistema</w:t>
             </w:r>
           </w:p>
         </w:tc>
@@ -4792,7 +6581,7 @@
                 <w:sz w:val="19"/>
                 <w:szCs w:val="19"/>
               </w:rPr>
-              <w:t xml:space="preserve">Debe existir al menos una comunicación inter-servicio: al crear un pedido, el servicio de Órdenes consulta al servicio de Productos.</w:t>
+              <w:t>Debe existir una URL, host o puerto único para el consumidor o cliente.</w:t>
             </w:r>
           </w:p>
           <w:p>
@@ -4809,24 +6598,7 @@
                 <w:sz w:val="19"/>
                 <w:szCs w:val="19"/>
               </w:rPr>
-              <w:t xml:space="preserve">Órdenes debe comunicarse con Productos mediante su API REST, sin acceder directamente a su base de datos.</w:t>
-            </w:r>
-          </w:p>
-          <w:p>
-            <w:pPr>
-              <w:pStyle w:val="Prrafodelista"/>
-              <w:numPr>
-                <w:ilvl w:val="0"/>
-                <w:numId w:val="2"/>
-              </w:numPr>
-              <w:spacing w:after="40"/>
-            </w:pPr>
-            <w:r>
-              <w:rPr>
-                <w:sz w:val="19"/>
-                <w:szCs w:val="19"/>
-              </w:rPr>
-              <w:t xml:space="preserve">Si el pedido incluye un producto que no existe, debe rechazarse con un error 4xx y un mensaje claro.</w:t>
+              <w:t>El cliente debe consumir ambos microservicios únicamente a través del Gateway, sin utilizar sus puertos directos.</w:t>
             </w:r>
           </w:p>
         </w:tc>
@@ -4835,7 +6607,6 @@
     <w:p>
       <w:pPr>
         <w:pStyle w:val="Etiqueta"/>
-        <w:keepNext/>
         <w:spacing w:before="240"/>
       </w:pPr>
       <w:r>
@@ -4894,7 +6665,7 @@
                 <w:sz w:val="20"/>
                 <w:szCs w:val="20"/>
               </w:rPr>
-              <w:t xml:space="preserve"># Req.</w:t>
+              <w:t># Req.</w:t>
             </w:r>
           </w:p>
         </w:tc>
@@ -4928,7 +6699,7 @@
                 <w:sz w:val="20"/>
                 <w:szCs w:val="20"/>
               </w:rPr>
-              <w:t xml:space="preserve">Criterio de aceptación</w:t>
+              <w:t>Criterio de aceptación</w:t>
             </w:r>
           </w:p>
         </w:tc>
@@ -4962,7 +6733,7 @@
                 <w:sz w:val="20"/>
                 <w:szCs w:val="20"/>
               </w:rPr>
-              <w:t xml:space="preserve">Evidencia</w:t>
+              <w:t>Evidencia</w:t>
             </w:r>
           </w:p>
         </w:tc>
@@ -5000,7 +6771,7 @@
                 <w:sz w:val="19"/>
                 <w:szCs w:val="19"/>
               </w:rPr>
-              <w:t xml:space="preserve">ORD2</w:t>
+              <w:t>GW1</w:t>
             </w:r>
           </w:p>
         </w:tc>
@@ -5029,7 +6800,7 @@
                 <w:sz w:val="19"/>
                 <w:szCs w:val="19"/>
               </w:rPr>
-              <w:t xml:space="preserve">Al crear un pedido, Órdenes consulta a Productos (comunicación inter-servicio).</w:t>
+              <w:t>Existe una URL, host o puerto único para el consumidor.</w:t>
             </w:r>
           </w:p>
         </w:tc>
@@ -5085,7 +6856,7 @@
                 <w:sz w:val="19"/>
                 <w:szCs w:val="19"/>
               </w:rPr>
-              <w:t xml:space="preserve">ORD2</w:t>
+              <w:t>GW1</w:t>
             </w:r>
           </w:p>
         </w:tc>
@@ -5114,92 +6885,7 @@
                 <w:sz w:val="19"/>
                 <w:szCs w:val="19"/>
               </w:rPr>
-              <w:t xml:space="preserve">Órdenes se comunica con Productos mediante su API REST, sin acceder a su base de datos.</w:t>
-            </w:r>
-          </w:p>
-        </w:tc>
-        <w:tc>
-          <w:tcPr>
-            <w:tcW w:w="5438" w:type="dxa"/>
-            <w:tcBorders>
-              <w:top w:val="single" w:sz="4" w:space="0" w:color="7F7F7F"/>
-              <w:left w:val="single" w:sz="4" w:space="0" w:color="7F7F7F"/>
-              <w:bottom w:val="single" w:sz="4" w:space="0" w:color="7F7F7F"/>
-              <w:right w:val="single" w:sz="4" w:space="0" w:color="7F7F7F"/>
-            </w:tcBorders>
-            <w:tcMar>
-              <w:top w:w="70" w:type="dxa"/>
-              <w:left w:w="110" w:type="dxa"/>
-              <w:bottom w:w="70" w:type="dxa"/>
-              <w:right w:w="110" w:type="dxa"/>
-            </w:tcMar>
-          </w:tcPr>
-          <w:p/>
-        </w:tc>
-      </w:tr>
-      <w:tr>
-        <w:trPr>
-          <w:cantSplit/>
-          <w:trHeight w:val="2600"/>
-        </w:trPr>
-        <w:tc>
-          <w:tcPr>
-            <w:tcW w:w="900" w:type="dxa"/>
-            <w:tcBorders>
-              <w:top w:val="single" w:sz="4" w:space="0" w:color="7F7F7F"/>
-              <w:left w:val="single" w:sz="4" w:space="0" w:color="7F7F7F"/>
-              <w:bottom w:val="single" w:sz="4" w:space="0" w:color="7F7F7F"/>
-              <w:right w:val="single" w:sz="4" w:space="0" w:color="7F7F7F"/>
-            </w:tcBorders>
-            <w:tcMar>
-              <w:top w:w="70" w:type="dxa"/>
-              <w:left w:w="110" w:type="dxa"/>
-              <w:bottom w:w="70" w:type="dxa"/>
-              <w:right w:w="110" w:type="dxa"/>
-            </w:tcMar>
-          </w:tcPr>
-          <w:p>
-            <w:pPr>
-              <w:spacing w:after="40"/>
-              <w:jc w:val="center"/>
-            </w:pPr>
-            <w:r>
-              <w:rPr>
-                <w:b/>
-                <w:bCs/>
-                <w:sz w:val="19"/>
-                <w:szCs w:val="19"/>
-              </w:rPr>
-              <w:t xml:space="preserve">ORD2</w:t>
-            </w:r>
-          </w:p>
-        </w:tc>
-        <w:tc>
-          <w:tcPr>
-            <w:tcW w:w="3300" w:type="dxa"/>
-            <w:tcBorders>
-              <w:top w:val="single" w:sz="4" w:space="0" w:color="7F7F7F"/>
-              <w:left w:val="single" w:sz="4" w:space="0" w:color="7F7F7F"/>
-              <w:bottom w:val="single" w:sz="4" w:space="0" w:color="7F7F7F"/>
-              <w:right w:val="single" w:sz="4" w:space="0" w:color="7F7F7F"/>
-            </w:tcBorders>
-            <w:tcMar>
-              <w:top w:w="70" w:type="dxa"/>
-              <w:left w:w="110" w:type="dxa"/>
-              <w:bottom w:w="70" w:type="dxa"/>
-              <w:right w:w="110" w:type="dxa"/>
-            </w:tcMar>
-          </w:tcPr>
-          <w:p>
-            <w:pPr>
-              <w:spacing w:after="40"/>
-            </w:pPr>
-            <w:r>
-              <w:rPr>
-                <w:sz w:val="19"/>
-                <w:szCs w:val="19"/>
-              </w:rPr>
-              <w:t xml:space="preserve">Un pedido con un producto inexistente es rechazado con un error 4xx y un mensaje claro.</w:t>
+              <w:t>Los microservicios se consumen únicamente a través del Gateway, sin utilizar sus puertos directos.</w:t>
             </w:r>
           </w:p>
         </w:tc>
@@ -5226,18 +6912,26 @@
     <w:p>
       <w:pPr>
         <w:pStyle w:val="Ttulo2"/>
-        <w:keepNext/>
+        <w:rPr>
+          <w:lang w:val="en-US"/>
+        </w:rPr>
       </w:pPr>
-      <w:bookmarkStart w:id="7" w:name="_Toc8"/>
+      <w:bookmarkStart w:id="10" w:name="_Toc11"/>
       <w:r>
-        <w:t>ORD3 – Reglas mínimas del servicio de órdenes</w:t>
+        <w:rPr>
+          <w:lang w:val="en-US"/>
+        </w:rPr>
+        <w:t>GW2 – Routing</w:t>
       </w:r>
-      <w:bookmarkEnd w:id="7"/>
+      <w:bookmarkEnd w:id="10"/>
     </w:p>
     <w:p>
       <w:pPr>
         <w:keepNext/>
         <w:spacing w:after="120"/>
+        <w:rPr>
+          <w:lang w:val="en-US"/>
+        </w:rPr>
       </w:pPr>
       <w:r>
         <w:rPr>
@@ -5246,14 +6940,110 @@
           <w:color w:val="595959"/>
           <w:sz w:val="20"/>
           <w:szCs w:val="20"/>
+          <w:lang w:val="en-US"/>
         </w:rPr>
-        <w:t>Endpoint: /api/ordenes</w:t>
+        <w:t>Endpoint: /</w:t>
+      </w:r>
+      <w:proofErr w:type="spellStart"/>
+      <w:r>
+        <w:rPr>
+          <w:i/>
+          <w:iCs/>
+          <w:color w:val="595959"/>
+          <w:sz w:val="20"/>
+          <w:szCs w:val="20"/>
+          <w:lang w:val="en-US"/>
+        </w:rPr>
+        <w:t>api</w:t>
+      </w:r>
+      <w:proofErr w:type="spellEnd"/>
+      <w:r>
+        <w:rPr>
+          <w:i/>
+          <w:iCs/>
+          <w:color w:val="595959"/>
+          <w:sz w:val="20"/>
+          <w:szCs w:val="20"/>
+          <w:lang w:val="en-US"/>
+        </w:rPr>
+        <w:t>/</w:t>
+      </w:r>
+      <w:proofErr w:type="spellStart"/>
+      <w:r>
+        <w:rPr>
+          <w:i/>
+          <w:iCs/>
+          <w:color w:val="595959"/>
+          <w:sz w:val="20"/>
+          <w:szCs w:val="20"/>
+          <w:lang w:val="en-US"/>
+        </w:rPr>
+        <w:t>productos</w:t>
+      </w:r>
+      <w:proofErr w:type="spellEnd"/>
+      <w:r>
+        <w:rPr>
+          <w:i/>
+          <w:iCs/>
+          <w:color w:val="595959"/>
+          <w:sz w:val="20"/>
+          <w:szCs w:val="20"/>
+          <w:lang w:val="en-US"/>
+        </w:rPr>
+        <w:t>/* y /</w:t>
+      </w:r>
+      <w:proofErr w:type="spellStart"/>
+      <w:r>
+        <w:rPr>
+          <w:i/>
+          <w:iCs/>
+          <w:color w:val="595959"/>
+          <w:sz w:val="20"/>
+          <w:szCs w:val="20"/>
+          <w:lang w:val="en-US"/>
+        </w:rPr>
+        <w:t>api</w:t>
+      </w:r>
+      <w:proofErr w:type="spellEnd"/>
+      <w:r>
+        <w:rPr>
+          <w:i/>
+          <w:iCs/>
+          <w:color w:val="595959"/>
+          <w:sz w:val="20"/>
+          <w:szCs w:val="20"/>
+          <w:lang w:val="en-US"/>
+        </w:rPr>
+        <w:t>/</w:t>
+      </w:r>
+      <w:proofErr w:type="spellStart"/>
+      <w:r>
+        <w:rPr>
+          <w:i/>
+          <w:iCs/>
+          <w:color w:val="595959"/>
+          <w:sz w:val="20"/>
+          <w:szCs w:val="20"/>
+          <w:lang w:val="en-US"/>
+        </w:rPr>
+        <w:t>ordenes</w:t>
+      </w:r>
+      <w:proofErr w:type="spellEnd"/>
+      <w:r>
+        <w:rPr>
+          <w:i/>
+          <w:iCs/>
+          <w:color w:val="595959"/>
+          <w:sz w:val="20"/>
+          <w:szCs w:val="20"/>
+          <w:lang w:val="en-US"/>
+        </w:rPr>
+        <w:t>/*</w:t>
       </w:r>
     </w:p>
     <w:p>
       <w:pPr>
         <w:pStyle w:val="Etiqueta"/>
-        <w:keepNext/>
       </w:pPr>
       <w:r>
         <w:t>Requerimiento de la tarea</w:t>
@@ -5311,7 +7101,7 @@
                 <w:sz w:val="20"/>
                 <w:szCs w:val="20"/>
               </w:rPr>
-              <w:t xml:space="preserve">ID</w:t>
+              <w:t>ID</w:t>
             </w:r>
           </w:p>
         </w:tc>
@@ -5345,7 +7135,7 @@
                 <w:sz w:val="20"/>
                 <w:szCs w:val="20"/>
               </w:rPr>
-              <w:t xml:space="preserve">Requerimiento</w:t>
+              <w:t>Requerimiento</w:t>
             </w:r>
           </w:p>
         </w:tc>
@@ -5379,7 +7169,7 @@
                 <w:sz w:val="20"/>
                 <w:szCs w:val="20"/>
               </w:rPr>
-              <w:t xml:space="preserve">Criterios de aceptación</w:t>
+              <w:t>Criterios de aceptación</w:t>
             </w:r>
           </w:p>
         </w:tc>
@@ -5417,7 +7207,7 @@
                 <w:sz w:val="19"/>
                 <w:szCs w:val="19"/>
               </w:rPr>
-              <w:t xml:space="preserve">ORD3</w:t>
+              <w:t>GW2</w:t>
             </w:r>
           </w:p>
         </w:tc>
@@ -5446,7 +7236,7 @@
                 <w:sz w:val="19"/>
                 <w:szCs w:val="19"/>
               </w:rPr>
-              <w:t xml:space="preserve">Yo como arquitecto del sistema quiero que el servicio de órdenes cumpla con las reglas mínimas de un microservicio</w:t>
+              <w:t>Yo como arquitecto del sistema quiero que el Gateway enrute las solicitudes hacia los microservicios correspondientes</w:t>
             </w:r>
           </w:p>
         </w:tc>
@@ -5480,9 +7270,593 @@
                 <w:sz w:val="19"/>
                 <w:szCs w:val="19"/>
               </w:rPr>
-              <w:t xml:space="preserve">El servicio de órdenes debe tener su propia API REST.</w:t>
-            </w:r>
-          </w:p>
+              <w:t>El Gateway debe enrutar las solicitudes hacia los microservicios según la siguiente tabla:</w:t>
+            </w:r>
+          </w:p>
+          <w:p>
+            <w:pPr>
+              <w:pStyle w:val="Prrafodelista"/>
+              <w:numPr>
+                <w:ilvl w:val="1"/>
+                <w:numId w:val="2"/>
+              </w:numPr>
+              <w:spacing w:after="30"/>
+            </w:pPr>
+            <w:r>
+              <w:rPr>
+                <w:sz w:val="19"/>
+                <w:szCs w:val="19"/>
+              </w:rPr>
+              <w:t>/api/productos/* → Servicio de Productos.</w:t>
+            </w:r>
+          </w:p>
+          <w:p>
+            <w:pPr>
+              <w:pStyle w:val="Prrafodelista"/>
+              <w:numPr>
+                <w:ilvl w:val="1"/>
+                <w:numId w:val="2"/>
+              </w:numPr>
+              <w:spacing w:after="30"/>
+            </w:pPr>
+            <w:r>
+              <w:rPr>
+                <w:sz w:val="19"/>
+                <w:szCs w:val="19"/>
+              </w:rPr>
+              <w:t>/api/ordenes/* → Servicio de Órdenes.</w:t>
+            </w:r>
+          </w:p>
+        </w:tc>
+      </w:tr>
+    </w:tbl>
+    <w:p>
+      <w:pPr>
+        <w:pStyle w:val="Etiqueta"/>
+        <w:spacing w:before="240"/>
+      </w:pPr>
+      <w:r>
+        <w:lastRenderedPageBreak/>
+        <w:t>Evidencia de ejecución</w:t>
+      </w:r>
+    </w:p>
+    <w:tbl>
+      <w:tblPr>
+        <w:tblW w:w="9638" w:type="dxa"/>
+        <w:tblBorders>
+          <w:top w:val="single" w:sz="4" w:space="0" w:color="auto"/>
+          <w:left w:val="single" w:sz="4" w:space="0" w:color="auto"/>
+          <w:bottom w:val="single" w:sz="4" w:space="0" w:color="auto"/>
+          <w:right w:val="single" w:sz="4" w:space="0" w:color="auto"/>
+          <w:insideH w:val="single" w:sz="4" w:space="0" w:color="auto"/>
+          <w:insideV w:val="single" w:sz="4" w:space="0" w:color="auto"/>
+        </w:tblBorders>
+        <w:tblLook w:val="04A0" w:firstRow="1" w:lastRow="0" w:firstColumn="1" w:lastColumn="0" w:noHBand="0" w:noVBand="1"/>
+      </w:tblPr>
+      <w:tblGrid>
+        <w:gridCol w:w="900"/>
+        <w:gridCol w:w="3300"/>
+        <w:gridCol w:w="5438"/>
+      </w:tblGrid>
+      <w:tr>
+        <w:trPr>
+          <w:tblHeader/>
+        </w:trPr>
+        <w:tc>
+          <w:tcPr>
+            <w:tcW w:w="900" w:type="dxa"/>
+            <w:tcBorders>
+              <w:top w:val="single" w:sz="4" w:space="0" w:color="7F7F7F"/>
+              <w:left w:val="single" w:sz="4" w:space="0" w:color="7F7F7F"/>
+              <w:bottom w:val="single" w:sz="4" w:space="0" w:color="7F7F7F"/>
+              <w:right w:val="single" w:sz="4" w:space="0" w:color="7F7F7F"/>
+            </w:tcBorders>
+            <w:shd w:val="clear" w:color="auto" w:fill="00B050"/>
+            <w:tcMar>
+              <w:top w:w="70" w:type="dxa"/>
+              <w:left w:w="110" w:type="dxa"/>
+              <w:bottom w:w="70" w:type="dxa"/>
+              <w:right w:w="110" w:type="dxa"/>
+            </w:tcMar>
+            <w:vAlign w:val="center"/>
+          </w:tcPr>
+          <w:p>
+            <w:pPr>
+              <w:spacing w:after="40"/>
+              <w:jc w:val="center"/>
+            </w:pPr>
+            <w:r>
+              <w:rPr>
+                <w:b/>
+                <w:bCs/>
+                <w:sz w:val="20"/>
+                <w:szCs w:val="20"/>
+              </w:rPr>
+              <w:t># Req.</w:t>
+            </w:r>
+          </w:p>
+        </w:tc>
+        <w:tc>
+          <w:tcPr>
+            <w:tcW w:w="3300" w:type="dxa"/>
+            <w:tcBorders>
+              <w:top w:val="single" w:sz="4" w:space="0" w:color="7F7F7F"/>
+              <w:left w:val="single" w:sz="4" w:space="0" w:color="7F7F7F"/>
+              <w:bottom w:val="single" w:sz="4" w:space="0" w:color="7F7F7F"/>
+              <w:right w:val="single" w:sz="4" w:space="0" w:color="7F7F7F"/>
+            </w:tcBorders>
+            <w:shd w:val="clear" w:color="auto" w:fill="00B050"/>
+            <w:tcMar>
+              <w:top w:w="70" w:type="dxa"/>
+              <w:left w:w="110" w:type="dxa"/>
+              <w:bottom w:w="70" w:type="dxa"/>
+              <w:right w:w="110" w:type="dxa"/>
+            </w:tcMar>
+            <w:vAlign w:val="center"/>
+          </w:tcPr>
+          <w:p>
+            <w:pPr>
+              <w:spacing w:after="40"/>
+              <w:jc w:val="center"/>
+            </w:pPr>
+            <w:r>
+              <w:rPr>
+                <w:b/>
+                <w:bCs/>
+                <w:sz w:val="20"/>
+                <w:szCs w:val="20"/>
+              </w:rPr>
+              <w:t>Criterio de aceptación</w:t>
+            </w:r>
+          </w:p>
+        </w:tc>
+        <w:tc>
+          <w:tcPr>
+            <w:tcW w:w="5438" w:type="dxa"/>
+            <w:tcBorders>
+              <w:top w:val="single" w:sz="4" w:space="0" w:color="7F7F7F"/>
+              <w:left w:val="single" w:sz="4" w:space="0" w:color="7F7F7F"/>
+              <w:bottom w:val="single" w:sz="4" w:space="0" w:color="7F7F7F"/>
+              <w:right w:val="single" w:sz="4" w:space="0" w:color="7F7F7F"/>
+            </w:tcBorders>
+            <w:shd w:val="clear" w:color="auto" w:fill="00B050"/>
+            <w:tcMar>
+              <w:top w:w="70" w:type="dxa"/>
+              <w:left w:w="110" w:type="dxa"/>
+              <w:bottom w:w="70" w:type="dxa"/>
+              <w:right w:w="110" w:type="dxa"/>
+            </w:tcMar>
+            <w:vAlign w:val="center"/>
+          </w:tcPr>
+          <w:p>
+            <w:pPr>
+              <w:spacing w:after="40"/>
+              <w:jc w:val="center"/>
+            </w:pPr>
+            <w:r>
+              <w:rPr>
+                <w:b/>
+                <w:bCs/>
+                <w:sz w:val="20"/>
+                <w:szCs w:val="20"/>
+              </w:rPr>
+              <w:t>Evidencia</w:t>
+            </w:r>
+          </w:p>
+        </w:tc>
+      </w:tr>
+      <w:tr>
+        <w:trPr>
+          <w:cantSplit/>
+          <w:trHeight w:val="2600"/>
+        </w:trPr>
+        <w:tc>
+          <w:tcPr>
+            <w:tcW w:w="900" w:type="dxa"/>
+            <w:tcBorders>
+              <w:top w:val="single" w:sz="4" w:space="0" w:color="7F7F7F"/>
+              <w:left w:val="single" w:sz="4" w:space="0" w:color="7F7F7F"/>
+              <w:bottom w:val="single" w:sz="4" w:space="0" w:color="7F7F7F"/>
+              <w:right w:val="single" w:sz="4" w:space="0" w:color="7F7F7F"/>
+            </w:tcBorders>
+            <w:tcMar>
+              <w:top w:w="70" w:type="dxa"/>
+              <w:left w:w="110" w:type="dxa"/>
+              <w:bottom w:w="70" w:type="dxa"/>
+              <w:right w:w="110" w:type="dxa"/>
+            </w:tcMar>
+          </w:tcPr>
+          <w:p>
+            <w:pPr>
+              <w:spacing w:after="40"/>
+              <w:jc w:val="center"/>
+            </w:pPr>
+            <w:r>
+              <w:rPr>
+                <w:b/>
+                <w:bCs/>
+                <w:sz w:val="19"/>
+                <w:szCs w:val="19"/>
+              </w:rPr>
+              <w:t>GW2</w:t>
+            </w:r>
+          </w:p>
+        </w:tc>
+        <w:tc>
+          <w:tcPr>
+            <w:tcW w:w="3300" w:type="dxa"/>
+            <w:tcBorders>
+              <w:top w:val="single" w:sz="4" w:space="0" w:color="7F7F7F"/>
+              <w:left w:val="single" w:sz="4" w:space="0" w:color="7F7F7F"/>
+              <w:bottom w:val="single" w:sz="4" w:space="0" w:color="7F7F7F"/>
+              <w:right w:val="single" w:sz="4" w:space="0" w:color="7F7F7F"/>
+            </w:tcBorders>
+            <w:tcMar>
+              <w:top w:w="70" w:type="dxa"/>
+              <w:left w:w="110" w:type="dxa"/>
+              <w:bottom w:w="70" w:type="dxa"/>
+              <w:right w:w="110" w:type="dxa"/>
+            </w:tcMar>
+          </w:tcPr>
+          <w:p>
+            <w:pPr>
+              <w:spacing w:after="40"/>
+            </w:pPr>
+            <w:r>
+              <w:rPr>
+                <w:sz w:val="19"/>
+                <w:szCs w:val="19"/>
+              </w:rPr>
+              <w:t>Las solicitudes a /api/productos/* se enrutan al Servicio de Productos.</w:t>
+            </w:r>
+          </w:p>
+        </w:tc>
+        <w:tc>
+          <w:tcPr>
+            <w:tcW w:w="5438" w:type="dxa"/>
+            <w:tcBorders>
+              <w:top w:val="single" w:sz="4" w:space="0" w:color="7F7F7F"/>
+              <w:left w:val="single" w:sz="4" w:space="0" w:color="7F7F7F"/>
+              <w:bottom w:val="single" w:sz="4" w:space="0" w:color="7F7F7F"/>
+              <w:right w:val="single" w:sz="4" w:space="0" w:color="7F7F7F"/>
+            </w:tcBorders>
+            <w:tcMar>
+              <w:top w:w="70" w:type="dxa"/>
+              <w:left w:w="110" w:type="dxa"/>
+              <w:bottom w:w="70" w:type="dxa"/>
+              <w:right w:w="110" w:type="dxa"/>
+            </w:tcMar>
+          </w:tcPr>
+          <w:p/>
+        </w:tc>
+      </w:tr>
+      <w:tr>
+        <w:trPr>
+          <w:cantSplit/>
+          <w:trHeight w:val="2600"/>
+        </w:trPr>
+        <w:tc>
+          <w:tcPr>
+            <w:tcW w:w="900" w:type="dxa"/>
+            <w:tcBorders>
+              <w:top w:val="single" w:sz="4" w:space="0" w:color="7F7F7F"/>
+              <w:left w:val="single" w:sz="4" w:space="0" w:color="7F7F7F"/>
+              <w:bottom w:val="single" w:sz="4" w:space="0" w:color="7F7F7F"/>
+              <w:right w:val="single" w:sz="4" w:space="0" w:color="7F7F7F"/>
+            </w:tcBorders>
+            <w:tcMar>
+              <w:top w:w="70" w:type="dxa"/>
+              <w:left w:w="110" w:type="dxa"/>
+              <w:bottom w:w="70" w:type="dxa"/>
+              <w:right w:w="110" w:type="dxa"/>
+            </w:tcMar>
+          </w:tcPr>
+          <w:p>
+            <w:pPr>
+              <w:spacing w:after="40"/>
+              <w:jc w:val="center"/>
+            </w:pPr>
+            <w:r>
+              <w:rPr>
+                <w:b/>
+                <w:bCs/>
+                <w:sz w:val="19"/>
+                <w:szCs w:val="19"/>
+              </w:rPr>
+              <w:t>GW2</w:t>
+            </w:r>
+          </w:p>
+        </w:tc>
+        <w:tc>
+          <w:tcPr>
+            <w:tcW w:w="3300" w:type="dxa"/>
+            <w:tcBorders>
+              <w:top w:val="single" w:sz="4" w:space="0" w:color="7F7F7F"/>
+              <w:left w:val="single" w:sz="4" w:space="0" w:color="7F7F7F"/>
+              <w:bottom w:val="single" w:sz="4" w:space="0" w:color="7F7F7F"/>
+              <w:right w:val="single" w:sz="4" w:space="0" w:color="7F7F7F"/>
+            </w:tcBorders>
+            <w:tcMar>
+              <w:top w:w="70" w:type="dxa"/>
+              <w:left w:w="110" w:type="dxa"/>
+              <w:bottom w:w="70" w:type="dxa"/>
+              <w:right w:w="110" w:type="dxa"/>
+            </w:tcMar>
+          </w:tcPr>
+          <w:p>
+            <w:pPr>
+              <w:spacing w:after="40"/>
+            </w:pPr>
+            <w:r>
+              <w:rPr>
+                <w:sz w:val="19"/>
+                <w:szCs w:val="19"/>
+              </w:rPr>
+              <w:t>Las solicitudes a /api/ordenes/* se enrutan al Servicio de Órdenes.</w:t>
+            </w:r>
+          </w:p>
+        </w:tc>
+        <w:tc>
+          <w:tcPr>
+            <w:tcW w:w="5438" w:type="dxa"/>
+            <w:tcBorders>
+              <w:top w:val="single" w:sz="4" w:space="0" w:color="7F7F7F"/>
+              <w:left w:val="single" w:sz="4" w:space="0" w:color="7F7F7F"/>
+              <w:bottom w:val="single" w:sz="4" w:space="0" w:color="7F7F7F"/>
+              <w:right w:val="single" w:sz="4" w:space="0" w:color="7F7F7F"/>
+            </w:tcBorders>
+            <w:tcMar>
+              <w:top w:w="70" w:type="dxa"/>
+              <w:left w:w="110" w:type="dxa"/>
+              <w:bottom w:w="70" w:type="dxa"/>
+              <w:right w:w="110" w:type="dxa"/>
+            </w:tcMar>
+          </w:tcPr>
+          <w:p/>
+        </w:tc>
+      </w:tr>
+    </w:tbl>
+    <w:p>
+      <w:pPr>
+        <w:pStyle w:val="Ttulo2"/>
+      </w:pPr>
+      <w:bookmarkStart w:id="11" w:name="_Toc12"/>
+      <w:r>
+        <w:t>GW3 – Políticas adicionales</w:t>
+      </w:r>
+      <w:bookmarkEnd w:id="11"/>
+    </w:p>
+    <w:p>
+      <w:pPr>
+        <w:keepNext/>
+        <w:spacing w:after="120"/>
+      </w:pPr>
+      <w:r>
+        <w:rPr>
+          <w:i/>
+          <w:iCs/>
+          <w:color w:val="595959"/>
+          <w:sz w:val="20"/>
+          <w:szCs w:val="20"/>
+        </w:rPr>
+        <w:t>Endpoint: /api/resumen-orden/{id}</w:t>
+      </w:r>
+    </w:p>
+    <w:p>
+      <w:pPr>
+        <w:pStyle w:val="Etiqueta"/>
+      </w:pPr>
+      <w:r>
+        <w:t>Requerimiento de la tarea</w:t>
+      </w:r>
+    </w:p>
+    <w:tbl>
+      <w:tblPr>
+        <w:tblW w:w="9638" w:type="dxa"/>
+        <w:tblBorders>
+          <w:top w:val="single" w:sz="4" w:space="0" w:color="auto"/>
+          <w:left w:val="single" w:sz="4" w:space="0" w:color="auto"/>
+          <w:bottom w:val="single" w:sz="4" w:space="0" w:color="auto"/>
+          <w:right w:val="single" w:sz="4" w:space="0" w:color="auto"/>
+          <w:insideH w:val="single" w:sz="4" w:space="0" w:color="auto"/>
+          <w:insideV w:val="single" w:sz="4" w:space="0" w:color="auto"/>
+        </w:tblBorders>
+        <w:tblLook w:val="04A0" w:firstRow="1" w:lastRow="0" w:firstColumn="1" w:lastColumn="0" w:noHBand="0" w:noVBand="1"/>
+      </w:tblPr>
+      <w:tblGrid>
+        <w:gridCol w:w="900"/>
+        <w:gridCol w:w="2600"/>
+        <w:gridCol w:w="6138"/>
+      </w:tblGrid>
+      <w:tr>
+        <w:trPr>
+          <w:tblHeader/>
+        </w:trPr>
+        <w:tc>
+          <w:tcPr>
+            <w:tcW w:w="900" w:type="dxa"/>
+            <w:tcBorders>
+              <w:top w:val="single" w:sz="4" w:space="0" w:color="7F7F7F"/>
+              <w:left w:val="single" w:sz="4" w:space="0" w:color="7F7F7F"/>
+              <w:bottom w:val="single" w:sz="4" w:space="0" w:color="7F7F7F"/>
+              <w:right w:val="single" w:sz="4" w:space="0" w:color="7F7F7F"/>
+            </w:tcBorders>
+            <w:shd w:val="clear" w:color="auto" w:fill="00B0F0"/>
+            <w:tcMar>
+              <w:top w:w="70" w:type="dxa"/>
+              <w:left w:w="110" w:type="dxa"/>
+              <w:bottom w:w="70" w:type="dxa"/>
+              <w:right w:w="110" w:type="dxa"/>
+            </w:tcMar>
+            <w:vAlign w:val="center"/>
+          </w:tcPr>
+          <w:p>
+            <w:pPr>
+              <w:spacing w:after="40"/>
+              <w:jc w:val="center"/>
+            </w:pPr>
+            <w:r>
+              <w:rPr>
+                <w:b/>
+                <w:bCs/>
+                <w:sz w:val="20"/>
+                <w:szCs w:val="20"/>
+              </w:rPr>
+              <w:t>ID</w:t>
+            </w:r>
+          </w:p>
+        </w:tc>
+        <w:tc>
+          <w:tcPr>
+            <w:tcW w:w="2600" w:type="dxa"/>
+            <w:tcBorders>
+              <w:top w:val="single" w:sz="4" w:space="0" w:color="7F7F7F"/>
+              <w:left w:val="single" w:sz="4" w:space="0" w:color="7F7F7F"/>
+              <w:bottom w:val="single" w:sz="4" w:space="0" w:color="7F7F7F"/>
+              <w:right w:val="single" w:sz="4" w:space="0" w:color="7F7F7F"/>
+            </w:tcBorders>
+            <w:shd w:val="clear" w:color="auto" w:fill="00B0F0"/>
+            <w:tcMar>
+              <w:top w:w="70" w:type="dxa"/>
+              <w:left w:w="110" w:type="dxa"/>
+              <w:bottom w:w="70" w:type="dxa"/>
+              <w:right w:w="110" w:type="dxa"/>
+            </w:tcMar>
+            <w:vAlign w:val="center"/>
+          </w:tcPr>
+          <w:p>
+            <w:pPr>
+              <w:spacing w:after="40"/>
+              <w:jc w:val="center"/>
+            </w:pPr>
+            <w:r>
+              <w:rPr>
+                <w:b/>
+                <w:bCs/>
+                <w:sz w:val="20"/>
+                <w:szCs w:val="20"/>
+              </w:rPr>
+              <w:t>Requerimiento</w:t>
+            </w:r>
+          </w:p>
+        </w:tc>
+        <w:tc>
+          <w:tcPr>
+            <w:tcW w:w="6138" w:type="dxa"/>
+            <w:tcBorders>
+              <w:top w:val="single" w:sz="4" w:space="0" w:color="7F7F7F"/>
+              <w:left w:val="single" w:sz="4" w:space="0" w:color="7F7F7F"/>
+              <w:bottom w:val="single" w:sz="4" w:space="0" w:color="7F7F7F"/>
+              <w:right w:val="single" w:sz="4" w:space="0" w:color="7F7F7F"/>
+            </w:tcBorders>
+            <w:shd w:val="clear" w:color="auto" w:fill="00B0F0"/>
+            <w:tcMar>
+              <w:top w:w="70" w:type="dxa"/>
+              <w:left w:w="110" w:type="dxa"/>
+              <w:bottom w:w="70" w:type="dxa"/>
+              <w:right w:w="110" w:type="dxa"/>
+            </w:tcMar>
+            <w:vAlign w:val="center"/>
+          </w:tcPr>
+          <w:p>
+            <w:pPr>
+              <w:spacing w:after="40"/>
+              <w:jc w:val="center"/>
+            </w:pPr>
+            <w:r>
+              <w:rPr>
+                <w:b/>
+                <w:bCs/>
+                <w:sz w:val="20"/>
+                <w:szCs w:val="20"/>
+              </w:rPr>
+              <w:t>Criterios de aceptación</w:t>
+            </w:r>
+          </w:p>
+        </w:tc>
+      </w:tr>
+      <w:tr>
+        <w:trPr>
+          <w:cantSplit/>
+        </w:trPr>
+        <w:tc>
+          <w:tcPr>
+            <w:tcW w:w="900" w:type="dxa"/>
+            <w:tcBorders>
+              <w:top w:val="single" w:sz="4" w:space="0" w:color="7F7F7F"/>
+              <w:left w:val="single" w:sz="4" w:space="0" w:color="7F7F7F"/>
+              <w:bottom w:val="single" w:sz="4" w:space="0" w:color="7F7F7F"/>
+              <w:right w:val="single" w:sz="4" w:space="0" w:color="7F7F7F"/>
+            </w:tcBorders>
+            <w:tcMar>
+              <w:top w:w="70" w:type="dxa"/>
+              <w:left w:w="110" w:type="dxa"/>
+              <w:bottom w:w="70" w:type="dxa"/>
+              <w:right w:w="110" w:type="dxa"/>
+            </w:tcMar>
+            <w:vAlign w:val="center"/>
+          </w:tcPr>
+          <w:p>
+            <w:pPr>
+              <w:spacing w:after="40"/>
+              <w:jc w:val="center"/>
+            </w:pPr>
+            <w:r>
+              <w:rPr>
+                <w:b/>
+                <w:bCs/>
+                <w:sz w:val="19"/>
+                <w:szCs w:val="19"/>
+              </w:rPr>
+              <w:t>GW3</w:t>
+            </w:r>
+          </w:p>
+        </w:tc>
+        <w:tc>
+          <w:tcPr>
+            <w:tcW w:w="2600" w:type="dxa"/>
+            <w:tcBorders>
+              <w:top w:val="single" w:sz="4" w:space="0" w:color="7F7F7F"/>
+              <w:left w:val="single" w:sz="4" w:space="0" w:color="7F7F7F"/>
+              <w:bottom w:val="single" w:sz="4" w:space="0" w:color="7F7F7F"/>
+              <w:right w:val="single" w:sz="4" w:space="0" w:color="7F7F7F"/>
+            </w:tcBorders>
+            <w:tcMar>
+              <w:top w:w="70" w:type="dxa"/>
+              <w:left w:w="110" w:type="dxa"/>
+              <w:bottom w:w="70" w:type="dxa"/>
+              <w:right w:w="110" w:type="dxa"/>
+            </w:tcMar>
+          </w:tcPr>
+          <w:p>
+            <w:pPr>
+              <w:spacing w:after="40"/>
+            </w:pPr>
+            <w:r>
+              <w:rPr>
+                <w:sz w:val="19"/>
+                <w:szCs w:val="19"/>
+              </w:rPr>
+              <w:t>Yo como arquitecto del sistema quiero que el Gateway aplique políticas adicionales de transformación y agregación</w:t>
+            </w:r>
+          </w:p>
+        </w:tc>
+        <w:tc>
+          <w:tcPr>
+            <w:tcW w:w="6138" w:type="dxa"/>
+            <w:tcBorders>
+              <w:top w:val="single" w:sz="4" w:space="0" w:color="7F7F7F"/>
+              <w:left w:val="single" w:sz="4" w:space="0" w:color="7F7F7F"/>
+              <w:bottom w:val="single" w:sz="4" w:space="0" w:color="7F7F7F"/>
+              <w:right w:val="single" w:sz="4" w:space="0" w:color="7F7F7F"/>
+            </w:tcBorders>
+            <w:tcMar>
+              <w:top w:w="70" w:type="dxa"/>
+              <w:left w:w="110" w:type="dxa"/>
+              <w:bottom w:w="70" w:type="dxa"/>
+              <w:right w:w="110" w:type="dxa"/>
+            </w:tcMar>
+          </w:tcPr>
           <w:p>
             <w:pPr>
               <w:pStyle w:val="Prrafodelista"/>
@@ -5497,7 +7871,41 @@
                 <w:sz w:val="19"/>
                 <w:szCs w:val="19"/>
               </w:rPr>
-              <w:t xml:space="preserve">Debe tener persistencia en una base de datos No SQL.</w:t>
+              <w:t>Deben implementarse las dos políticas adicionales de la tarea:</w:t>
+            </w:r>
+          </w:p>
+          <w:p>
+            <w:pPr>
+              <w:pStyle w:val="Prrafodelista"/>
+              <w:numPr>
+                <w:ilvl w:val="1"/>
+                <w:numId w:val="2"/>
+              </w:numPr>
+              <w:spacing w:after="30"/>
+            </w:pPr>
+            <w:r>
+              <w:rPr>
+                <w:sz w:val="19"/>
+                <w:szCs w:val="19"/>
+              </w:rPr>
+              <w:t>Transformación de ruta o encabezados: rewrite de ruta, y agregar o eliminar headers.</w:t>
+            </w:r>
+          </w:p>
+          <w:p>
+            <w:pPr>
+              <w:pStyle w:val="Prrafodelista"/>
+              <w:numPr>
+                <w:ilvl w:val="1"/>
+                <w:numId w:val="2"/>
+              </w:numPr>
+              <w:spacing w:after="30"/>
+            </w:pPr>
+            <w:r>
+              <w:rPr>
+                <w:sz w:val="19"/>
+                <w:szCs w:val="19"/>
+              </w:rPr>
+              <w:t>Agregación: un endpoint del Gateway que combine datos de ambos servicios.</w:t>
             </w:r>
           </w:p>
           <w:p>
@@ -5514,41 +7922,7 @@
                 <w:sz w:val="19"/>
                 <w:szCs w:val="19"/>
               </w:rPr>
-              <w:t xml:space="preserve">Debe correr en un puerto distinto al de los demás servicios y al del Gateway.</w:t>
-            </w:r>
-          </w:p>
-          <w:p>
-            <w:pPr>
-              <w:pStyle w:val="Prrafodelista"/>
-              <w:numPr>
-                <w:ilvl w:val="0"/>
-                <w:numId w:val="2"/>
-              </w:numPr>
-              <w:spacing w:after="40"/>
-            </w:pPr>
-            <w:r>
-              <w:rPr>
-                <w:sz w:val="19"/>
-                <w:szCs w:val="19"/>
-              </w:rPr>
-              <w:t xml:space="preserve">Debe ser ejecutable de forma independiente.</w:t>
-            </w:r>
-          </w:p>
-          <w:p>
-            <w:pPr>
-              <w:pStyle w:val="Prrafodelista"/>
-              <w:numPr>
-                <w:ilvl w:val="0"/>
-                <w:numId w:val="2"/>
-              </w:numPr>
-              <w:spacing w:after="40"/>
-            </w:pPr>
-            <w:r>
-              <w:rPr>
-                <w:sz w:val="19"/>
-                <w:szCs w:val="19"/>
-              </w:rPr>
-              <w:t xml:space="preserve">Debe respetarse el estándar RESTful.</w:t>
+              <w:t>El endpoint /api/resumen-orden/{id} debe retornar la orden junto con el detalle de sus productos.</w:t>
             </w:r>
           </w:p>
         </w:tc>
@@ -5557,7 +7931,6 @@
     <w:p>
       <w:pPr>
         <w:pStyle w:val="Etiqueta"/>
-        <w:keepNext/>
         <w:spacing w:before="240"/>
       </w:pPr>
       <w:r>
@@ -5616,7 +7989,7 @@
                 <w:sz w:val="20"/>
                 <w:szCs w:val="20"/>
               </w:rPr>
-              <w:t xml:space="preserve"># Req.</w:t>
+              <w:t># Req.</w:t>
             </w:r>
           </w:p>
         </w:tc>
@@ -5650,7 +8023,7 @@
                 <w:sz w:val="20"/>
                 <w:szCs w:val="20"/>
               </w:rPr>
-              <w:t xml:space="preserve">Criterio de aceptación</w:t>
+              <w:t>Criterio de aceptación</w:t>
             </w:r>
           </w:p>
         </w:tc>
@@ -5684,7 +8057,7 @@
                 <w:sz w:val="20"/>
                 <w:szCs w:val="20"/>
               </w:rPr>
-              <w:t xml:space="preserve">Evidencia</w:t>
+              <w:t>Evidencia</w:t>
             </w:r>
           </w:p>
         </w:tc>
@@ -5722,7 +8095,7 @@
                 <w:sz w:val="19"/>
                 <w:szCs w:val="19"/>
               </w:rPr>
-              <w:t xml:space="preserve">ORD3</w:t>
+              <w:t>GW3</w:t>
             </w:r>
           </w:p>
         </w:tc>
@@ -5751,7 +8124,7 @@
                 <w:sz w:val="19"/>
                 <w:szCs w:val="19"/>
               </w:rPr>
-              <w:t xml:space="preserve">El servicio expone su propia API REST.</w:t>
+              <w:t>Transformación de ruta (rewrite): el Gateway reescribe la ruta pública (/api/...) a la ruta interna del servicio destino.</w:t>
             </w:r>
           </w:p>
         </w:tc>
@@ -5807,7 +8180,8 @@
                 <w:sz w:val="19"/>
                 <w:szCs w:val="19"/>
               </w:rPr>
-              <w:t xml:space="preserve">ORD3</w:t>
+              <w:lastRenderedPageBreak/>
+              <w:t>GW3</w:t>
             </w:r>
           </w:p>
         </w:tc>
@@ -5836,7 +8210,7 @@
                 <w:sz w:val="19"/>
                 <w:szCs w:val="19"/>
               </w:rPr>
-              <w:t xml:space="preserve">Los datos del servicio se almacenan en una base de datos No SQL.</w:t>
+              <w:t>Transformación de encabezados: el Gateway agrega o elimina al menos un header en la solicitud o la respuesta.</w:t>
             </w:r>
           </w:p>
         </w:tc>
@@ -5892,7 +8266,7 @@
                 <w:sz w:val="19"/>
                 <w:szCs w:val="19"/>
               </w:rPr>
-              <w:t xml:space="preserve">ORD3</w:t>
+              <w:t>GW3</w:t>
             </w:r>
           </w:p>
         </w:tc>
@@ -5921,7 +8295,7 @@
                 <w:sz w:val="19"/>
                 <w:szCs w:val="19"/>
               </w:rPr>
-              <w:t xml:space="preserve">El servicio corre en un puerto distinto al de los demás servicios y al del Gateway.</w:t>
+              <w:t>Agregación: el Gateway expone el endpoint /api/resumen-orden/{id}.</w:t>
             </w:r>
           </w:p>
         </w:tc>
@@ -5977,7 +8351,7 @@
                 <w:sz w:val="19"/>
                 <w:szCs w:val="19"/>
               </w:rPr>
-              <w:t xml:space="preserve">ORD3</w:t>
+              <w:t>GW3</w:t>
             </w:r>
           </w:p>
         </w:tc>
@@ -6006,7 +8380,7 @@
                 <w:sz w:val="19"/>
                 <w:szCs w:val="19"/>
               </w:rPr>
-              <w:t xml:space="preserve">El servicio se ejecuta de forma independiente.</w:t>
+              <w:t>La respuesta de /api/resumen-orden/{id} combina los datos de la orden (Órdenes) con el detalle de sus productos (Productos).</w:t>
             </w:r>
           </w:p>
         </w:tc>
@@ -6029,114 +8403,16 @@
           <w:p/>
         </w:tc>
       </w:tr>
-      <w:tr>
-        <w:trPr>
-          <w:cantSplit/>
-          <w:trHeight w:val="2600"/>
-        </w:trPr>
-        <w:tc>
-          <w:tcPr>
-            <w:tcW w:w="900" w:type="dxa"/>
-            <w:tcBorders>
-              <w:top w:val="single" w:sz="4" w:space="0" w:color="7F7F7F"/>
-              <w:left w:val="single" w:sz="4" w:space="0" w:color="7F7F7F"/>
-              <w:bottom w:val="single" w:sz="4" w:space="0" w:color="7F7F7F"/>
-              <w:right w:val="single" w:sz="4" w:space="0" w:color="7F7F7F"/>
-            </w:tcBorders>
-            <w:tcMar>
-              <w:top w:w="70" w:type="dxa"/>
-              <w:left w:w="110" w:type="dxa"/>
-              <w:bottom w:w="70" w:type="dxa"/>
-              <w:right w:w="110" w:type="dxa"/>
-            </w:tcMar>
-          </w:tcPr>
-          <w:p>
-            <w:pPr>
-              <w:spacing w:after="40"/>
-              <w:jc w:val="center"/>
-            </w:pPr>
-            <w:r>
-              <w:rPr>
-                <w:b/>
-                <w:bCs/>
-                <w:sz w:val="19"/>
-                <w:szCs w:val="19"/>
-              </w:rPr>
-              <w:t xml:space="preserve">ORD3</w:t>
-            </w:r>
-          </w:p>
-        </w:tc>
-        <w:tc>
-          <w:tcPr>
-            <w:tcW w:w="3300" w:type="dxa"/>
-            <w:tcBorders>
-              <w:top w:val="single" w:sz="4" w:space="0" w:color="7F7F7F"/>
-              <w:left w:val="single" w:sz="4" w:space="0" w:color="7F7F7F"/>
-              <w:bottom w:val="single" w:sz="4" w:space="0" w:color="7F7F7F"/>
-              <w:right w:val="single" w:sz="4" w:space="0" w:color="7F7F7F"/>
-            </w:tcBorders>
-            <w:tcMar>
-              <w:top w:w="70" w:type="dxa"/>
-              <w:left w:w="110" w:type="dxa"/>
-              <w:bottom w:w="70" w:type="dxa"/>
-              <w:right w:w="110" w:type="dxa"/>
-            </w:tcMar>
-          </w:tcPr>
-          <w:p>
-            <w:pPr>
-              <w:spacing w:after="40"/>
-            </w:pPr>
-            <w:r>
-              <w:rPr>
-                <w:sz w:val="19"/>
-                <w:szCs w:val="19"/>
-              </w:rPr>
-              <w:t xml:space="preserve">La API respeta el estándar RESTful (verbos HTTP, URIs basadas en recursos y códigos de estado apropiados).</w:t>
-            </w:r>
-          </w:p>
-        </w:tc>
-        <w:tc>
-          <w:tcPr>
-            <w:tcW w:w="5438" w:type="dxa"/>
-            <w:tcBorders>
-              <w:top w:val="single" w:sz="4" w:space="0" w:color="7F7F7F"/>
-              <w:left w:val="single" w:sz="4" w:space="0" w:color="7F7F7F"/>
-              <w:bottom w:val="single" w:sz="4" w:space="0" w:color="7F7F7F"/>
-              <w:right w:val="single" w:sz="4" w:space="0" w:color="7F7F7F"/>
-            </w:tcBorders>
-            <w:tcMar>
-              <w:top w:w="70" w:type="dxa"/>
-              <w:left w:w="110" w:type="dxa"/>
-              <w:bottom w:w="70" w:type="dxa"/>
-              <w:right w:w="110" w:type="dxa"/>
-            </w:tcMar>
-          </w:tcPr>
-          <w:p/>
-        </w:tc>
-      </w:tr>
     </w:tbl>
     <w:p>
       <w:pPr>
-        <w:pStyle w:val="Ttulo1"/>
-        <w:keepNext/>
-        <w:pageBreakBefore/>
+        <w:pStyle w:val="Ttulo2"/>
       </w:pPr>
-      <w:bookmarkStart w:id="8" w:name="_Toc9"/>
+      <w:bookmarkStart w:id="12" w:name="_Toc13"/>
       <w:r>
-        <w:t>API Gateway</w:t>
+        <w:t>GW4 – Observabilidad mínima</w:t>
       </w:r>
-      <w:bookmarkEnd w:id="8"/>
-    </w:p>
-    <w:p>
-      <w:pPr>
-        <w:pStyle w:val="Ttulo2"/>
-        <w:keepNext/>
-      </w:pPr>
-      <w:bookmarkStart w:id="9" w:name="_Toc10"/>
-      <w:r>
-        <w:t>GW1 – Entrada única</w:t>
-      </w:r>
-      <w:bookmarkEnd w:id="9"/>
+      <w:bookmarkEnd w:id="12"/>
     </w:p>
     <w:p>
       <w:pPr>
@@ -6151,13 +8427,12 @@
           <w:sz w:val="20"/>
           <w:szCs w:val="20"/>
         </w:rPr>
-        <w:t>Endpoint: /api/*</w:t>
+        <w:t>Logs del Gateway y de los microservicios</w:t>
       </w:r>
     </w:p>
     <w:p>
       <w:pPr>
         <w:pStyle w:val="Etiqueta"/>
-        <w:keepNext/>
       </w:pPr>
       <w:r>
         <w:t>Requerimiento de la tarea</w:t>
@@ -6215,7 +8490,7 @@
                 <w:sz w:val="20"/>
                 <w:szCs w:val="20"/>
               </w:rPr>
-              <w:t xml:space="preserve">ID</w:t>
+              <w:t>ID</w:t>
             </w:r>
           </w:p>
         </w:tc>
@@ -6249,7 +8524,7 @@
                 <w:sz w:val="20"/>
                 <w:szCs w:val="20"/>
               </w:rPr>
-              <w:t xml:space="preserve">Requerimiento</w:t>
+              <w:t>Requerimiento</w:t>
             </w:r>
           </w:p>
         </w:tc>
@@ -6283,7 +8558,7 @@
                 <w:sz w:val="20"/>
                 <w:szCs w:val="20"/>
               </w:rPr>
-              <w:t xml:space="preserve">Criterios de aceptación</w:t>
+              <w:t>Criterios de aceptación</w:t>
             </w:r>
           </w:p>
         </w:tc>
@@ -6321,7 +8596,7 @@
                 <w:sz w:val="19"/>
                 <w:szCs w:val="19"/>
               </w:rPr>
-              <w:t xml:space="preserve">GW1</w:t>
+              <w:t>GW4</w:t>
             </w:r>
           </w:p>
         </w:tc>
@@ -6350,7 +8625,7 @@
                 <w:sz w:val="19"/>
                 <w:szCs w:val="19"/>
               </w:rPr>
-              <w:t xml:space="preserve">Yo como arquitecto del sistema quiero un API Gateway que sea la entrada única al sistema</w:t>
+              <w:t>Yo como arquitecto del sistema quiero evidenciar el comportamiento del sistema mediante logs</w:t>
             </w:r>
           </w:p>
         </w:tc>
@@ -6384,7 +8659,7 @@
                 <w:sz w:val="19"/>
                 <w:szCs w:val="19"/>
               </w:rPr>
-              <w:t xml:space="preserve">Debe existir una URL, host o puerto único para el consumidor o cliente.</w:t>
+              <w:t>Deben evidenciarse los logs del Gateway mostrando las solicitudes enrutadas.</w:t>
             </w:r>
           </w:p>
           <w:p>
@@ -6401,7 +8676,7 @@
                 <w:sz w:val="19"/>
                 <w:szCs w:val="19"/>
               </w:rPr>
-              <w:t xml:space="preserve">El cliente debe consumir ambos microservicios únicamente a través del Gateway, sin utilizar sus puertos directos.</w:t>
+              <w:t>Deben evidenciarse los logs de cada microservicio mostrando la recepción y la respuesta de cada solicitud.</w:t>
             </w:r>
           </w:p>
         </w:tc>
@@ -6410,10 +8685,10 @@
     <w:p>
       <w:pPr>
         <w:pStyle w:val="Etiqueta"/>
-        <w:keepNext/>
         <w:spacing w:before="240"/>
       </w:pPr>
       <w:r>
+        <w:lastRenderedPageBreak/>
         <w:t>Evidencia de ejecución</w:t>
       </w:r>
     </w:p>
@@ -6469,7 +8744,7 @@
                 <w:sz w:val="20"/>
                 <w:szCs w:val="20"/>
               </w:rPr>
-              <w:t xml:space="preserve"># Req.</w:t>
+              <w:t># Req.</w:t>
             </w:r>
           </w:p>
         </w:tc>
@@ -6503,7 +8778,7 @@
                 <w:sz w:val="20"/>
                 <w:szCs w:val="20"/>
               </w:rPr>
-              <w:t xml:space="preserve">Criterio de aceptación</w:t>
+              <w:t>Criterio de aceptación</w:t>
             </w:r>
           </w:p>
         </w:tc>
@@ -6537,7 +8812,7 @@
                 <w:sz w:val="20"/>
                 <w:szCs w:val="20"/>
               </w:rPr>
-              <w:t xml:space="preserve">Evidencia</w:t>
+              <w:t>Evidencia</w:t>
             </w:r>
           </w:p>
         </w:tc>
@@ -6575,7 +8850,7 @@
                 <w:sz w:val="19"/>
                 <w:szCs w:val="19"/>
               </w:rPr>
-              <w:t xml:space="preserve">GW1</w:t>
+              <w:t>GW4</w:t>
             </w:r>
           </w:p>
         </w:tc>
@@ -6604,7 +8879,7 @@
                 <w:sz w:val="19"/>
                 <w:szCs w:val="19"/>
               </w:rPr>
-              <w:t xml:space="preserve">Existe una URL, host o puerto único para el consumidor.</w:t>
+              <w:t>Logs del Gateway mostrando las solicitudes enrutadas.</w:t>
             </w:r>
           </w:p>
         </w:tc>
@@ -6660,7 +8935,7 @@
                 <w:sz w:val="19"/>
                 <w:szCs w:val="19"/>
               </w:rPr>
-              <w:t xml:space="preserve">GW1</w:t>
+              <w:t>GW4</w:t>
             </w:r>
           </w:p>
         </w:tc>
@@ -6689,7 +8964,7 @@
                 <w:sz w:val="19"/>
                 <w:szCs w:val="19"/>
               </w:rPr>
-              <w:t xml:space="preserve">Los microservicios se consumen únicamente a través del Gateway, sin utilizar sus puertos directos.</w:t>
+              <w:t>Logs del servicio de Productos mostrando la recepción y la respuesta de las solicitudes.</w:t>
             </w:r>
           </w:p>
         </w:tc>
@@ -6710,439 +8985,6 @@
             </w:tcMar>
           </w:tcPr>
           <w:p/>
-        </w:tc>
-      </w:tr>
-    </w:tbl>
-    <w:p>
-      <w:pPr>
-        <w:pStyle w:val="Ttulo2"/>
-        <w:keepNext/>
-      </w:pPr>
-      <w:bookmarkStart w:id="10" w:name="_Toc11"/>
-      <w:r>
-        <w:t>GW2 – Routing</w:t>
-      </w:r>
-      <w:bookmarkEnd w:id="10"/>
-    </w:p>
-    <w:p>
-      <w:pPr>
-        <w:keepNext/>
-        <w:spacing w:after="120"/>
-      </w:pPr>
-      <w:r>
-        <w:rPr>
-          <w:i/>
-          <w:iCs/>
-          <w:color w:val="595959"/>
-          <w:sz w:val="20"/>
-          <w:szCs w:val="20"/>
-        </w:rPr>
-        <w:t>Endpoint: /api/productos/* y /api/ordenes/*</w:t>
-      </w:r>
-    </w:p>
-    <w:p>
-      <w:pPr>
-        <w:pStyle w:val="Etiqueta"/>
-        <w:keepNext/>
-      </w:pPr>
-      <w:r>
-        <w:t>Requerimiento de la tarea</w:t>
-      </w:r>
-    </w:p>
-    <w:tbl>
-      <w:tblPr>
-        <w:tblW w:w="9638" w:type="dxa"/>
-        <w:tblBorders>
-          <w:top w:val="single" w:sz="4" w:space="0" w:color="auto"/>
-          <w:left w:val="single" w:sz="4" w:space="0" w:color="auto"/>
-          <w:bottom w:val="single" w:sz="4" w:space="0" w:color="auto"/>
-          <w:right w:val="single" w:sz="4" w:space="0" w:color="auto"/>
-          <w:insideH w:val="single" w:sz="4" w:space="0" w:color="auto"/>
-          <w:insideV w:val="single" w:sz="4" w:space="0" w:color="auto"/>
-        </w:tblBorders>
-        <w:tblLook w:val="04A0" w:firstRow="1" w:lastRow="0" w:firstColumn="1" w:lastColumn="0" w:noHBand="0" w:noVBand="1"/>
-      </w:tblPr>
-      <w:tblGrid>
-        <w:gridCol w:w="900"/>
-        <w:gridCol w:w="2600"/>
-        <w:gridCol w:w="6138"/>
-      </w:tblGrid>
-      <w:tr>
-        <w:trPr>
-          <w:tblHeader/>
-        </w:trPr>
-        <w:tc>
-          <w:tcPr>
-            <w:tcW w:w="900" w:type="dxa"/>
-            <w:tcBorders>
-              <w:top w:val="single" w:sz="4" w:space="0" w:color="7F7F7F"/>
-              <w:left w:val="single" w:sz="4" w:space="0" w:color="7F7F7F"/>
-              <w:bottom w:val="single" w:sz="4" w:space="0" w:color="7F7F7F"/>
-              <w:right w:val="single" w:sz="4" w:space="0" w:color="7F7F7F"/>
-            </w:tcBorders>
-            <w:shd w:val="clear" w:color="auto" w:fill="00B0F0"/>
-            <w:tcMar>
-              <w:top w:w="70" w:type="dxa"/>
-              <w:left w:w="110" w:type="dxa"/>
-              <w:bottom w:w="70" w:type="dxa"/>
-              <w:right w:w="110" w:type="dxa"/>
-            </w:tcMar>
-            <w:vAlign w:val="center"/>
-          </w:tcPr>
-          <w:p>
-            <w:pPr>
-              <w:spacing w:after="40"/>
-              <w:jc w:val="center"/>
-            </w:pPr>
-            <w:r>
-              <w:rPr>
-                <w:b/>
-                <w:bCs/>
-                <w:sz w:val="20"/>
-                <w:szCs w:val="20"/>
-              </w:rPr>
-              <w:t xml:space="preserve">ID</w:t>
-            </w:r>
-          </w:p>
-        </w:tc>
-        <w:tc>
-          <w:tcPr>
-            <w:tcW w:w="2600" w:type="dxa"/>
-            <w:tcBorders>
-              <w:top w:val="single" w:sz="4" w:space="0" w:color="7F7F7F"/>
-              <w:left w:val="single" w:sz="4" w:space="0" w:color="7F7F7F"/>
-              <w:bottom w:val="single" w:sz="4" w:space="0" w:color="7F7F7F"/>
-              <w:right w:val="single" w:sz="4" w:space="0" w:color="7F7F7F"/>
-            </w:tcBorders>
-            <w:shd w:val="clear" w:color="auto" w:fill="00B0F0"/>
-            <w:tcMar>
-              <w:top w:w="70" w:type="dxa"/>
-              <w:left w:w="110" w:type="dxa"/>
-              <w:bottom w:w="70" w:type="dxa"/>
-              <w:right w:w="110" w:type="dxa"/>
-            </w:tcMar>
-            <w:vAlign w:val="center"/>
-          </w:tcPr>
-          <w:p>
-            <w:pPr>
-              <w:spacing w:after="40"/>
-              <w:jc w:val="center"/>
-            </w:pPr>
-            <w:r>
-              <w:rPr>
-                <w:b/>
-                <w:bCs/>
-                <w:sz w:val="20"/>
-                <w:szCs w:val="20"/>
-              </w:rPr>
-              <w:t xml:space="preserve">Requerimiento</w:t>
-            </w:r>
-          </w:p>
-        </w:tc>
-        <w:tc>
-          <w:tcPr>
-            <w:tcW w:w="6138" w:type="dxa"/>
-            <w:tcBorders>
-              <w:top w:val="single" w:sz="4" w:space="0" w:color="7F7F7F"/>
-              <w:left w:val="single" w:sz="4" w:space="0" w:color="7F7F7F"/>
-              <w:bottom w:val="single" w:sz="4" w:space="0" w:color="7F7F7F"/>
-              <w:right w:val="single" w:sz="4" w:space="0" w:color="7F7F7F"/>
-            </w:tcBorders>
-            <w:shd w:val="clear" w:color="auto" w:fill="00B0F0"/>
-            <w:tcMar>
-              <w:top w:w="70" w:type="dxa"/>
-              <w:left w:w="110" w:type="dxa"/>
-              <w:bottom w:w="70" w:type="dxa"/>
-              <w:right w:w="110" w:type="dxa"/>
-            </w:tcMar>
-            <w:vAlign w:val="center"/>
-          </w:tcPr>
-          <w:p>
-            <w:pPr>
-              <w:spacing w:after="40"/>
-              <w:jc w:val="center"/>
-            </w:pPr>
-            <w:r>
-              <w:rPr>
-                <w:b/>
-                <w:bCs/>
-                <w:sz w:val="20"/>
-                <w:szCs w:val="20"/>
-              </w:rPr>
-              <w:t xml:space="preserve">Criterios de aceptación</w:t>
-            </w:r>
-          </w:p>
-        </w:tc>
-      </w:tr>
-      <w:tr>
-        <w:trPr>
-          <w:cantSplit/>
-        </w:trPr>
-        <w:tc>
-          <w:tcPr>
-            <w:tcW w:w="900" w:type="dxa"/>
-            <w:tcBorders>
-              <w:top w:val="single" w:sz="4" w:space="0" w:color="7F7F7F"/>
-              <w:left w:val="single" w:sz="4" w:space="0" w:color="7F7F7F"/>
-              <w:bottom w:val="single" w:sz="4" w:space="0" w:color="7F7F7F"/>
-              <w:right w:val="single" w:sz="4" w:space="0" w:color="7F7F7F"/>
-            </w:tcBorders>
-            <w:tcMar>
-              <w:top w:w="70" w:type="dxa"/>
-              <w:left w:w="110" w:type="dxa"/>
-              <w:bottom w:w="70" w:type="dxa"/>
-              <w:right w:w="110" w:type="dxa"/>
-            </w:tcMar>
-            <w:vAlign w:val="center"/>
-          </w:tcPr>
-          <w:p>
-            <w:pPr>
-              <w:spacing w:after="40"/>
-              <w:jc w:val="center"/>
-            </w:pPr>
-            <w:r>
-              <w:rPr>
-                <w:b/>
-                <w:bCs/>
-                <w:sz w:val="19"/>
-                <w:szCs w:val="19"/>
-              </w:rPr>
-              <w:t xml:space="preserve">GW2</w:t>
-            </w:r>
-          </w:p>
-        </w:tc>
-        <w:tc>
-          <w:tcPr>
-            <w:tcW w:w="2600" w:type="dxa"/>
-            <w:tcBorders>
-              <w:top w:val="single" w:sz="4" w:space="0" w:color="7F7F7F"/>
-              <w:left w:val="single" w:sz="4" w:space="0" w:color="7F7F7F"/>
-              <w:bottom w:val="single" w:sz="4" w:space="0" w:color="7F7F7F"/>
-              <w:right w:val="single" w:sz="4" w:space="0" w:color="7F7F7F"/>
-            </w:tcBorders>
-            <w:tcMar>
-              <w:top w:w="70" w:type="dxa"/>
-              <w:left w:w="110" w:type="dxa"/>
-              <w:bottom w:w="70" w:type="dxa"/>
-              <w:right w:w="110" w:type="dxa"/>
-            </w:tcMar>
-          </w:tcPr>
-          <w:p>
-            <w:pPr>
-              <w:spacing w:after="40"/>
-            </w:pPr>
-            <w:r>
-              <w:rPr>
-                <w:sz w:val="19"/>
-                <w:szCs w:val="19"/>
-              </w:rPr>
-              <w:t xml:space="preserve">Yo como arquitecto del sistema quiero que el Gateway enrute las solicitudes hacia los microservicios correspondientes</w:t>
-            </w:r>
-          </w:p>
-        </w:tc>
-        <w:tc>
-          <w:tcPr>
-            <w:tcW w:w="6138" w:type="dxa"/>
-            <w:tcBorders>
-              <w:top w:val="single" w:sz="4" w:space="0" w:color="7F7F7F"/>
-              <w:left w:val="single" w:sz="4" w:space="0" w:color="7F7F7F"/>
-              <w:bottom w:val="single" w:sz="4" w:space="0" w:color="7F7F7F"/>
-              <w:right w:val="single" w:sz="4" w:space="0" w:color="7F7F7F"/>
-            </w:tcBorders>
-            <w:tcMar>
-              <w:top w:w="70" w:type="dxa"/>
-              <w:left w:w="110" w:type="dxa"/>
-              <w:bottom w:w="70" w:type="dxa"/>
-              <w:right w:w="110" w:type="dxa"/>
-            </w:tcMar>
-          </w:tcPr>
-          <w:p>
-            <w:pPr>
-              <w:pStyle w:val="Prrafodelista"/>
-              <w:numPr>
-                <w:ilvl w:val="0"/>
-                <w:numId w:val="2"/>
-              </w:numPr>
-              <w:spacing w:after="40"/>
-            </w:pPr>
-            <w:r>
-              <w:rPr>
-                <w:sz w:val="19"/>
-                <w:szCs w:val="19"/>
-              </w:rPr>
-              <w:t xml:space="preserve">El Gateway debe enrutar las solicitudes hacia los microservicios según la siguiente tabla:</w:t>
-            </w:r>
-          </w:p>
-          <w:p>
-            <w:pPr>
-              <w:pStyle w:val="Prrafodelista"/>
-              <w:numPr>
-                <w:ilvl w:val="1"/>
-                <w:numId w:val="2"/>
-              </w:numPr>
-              <w:spacing w:after="30"/>
-            </w:pPr>
-            <w:r>
-              <w:rPr>
-                <w:sz w:val="19"/>
-                <w:szCs w:val="19"/>
-              </w:rPr>
-              <w:t xml:space="preserve">/api/productos/* → Servicio de Productos.</w:t>
-            </w:r>
-          </w:p>
-          <w:p>
-            <w:pPr>
-              <w:pStyle w:val="Prrafodelista"/>
-              <w:numPr>
-                <w:ilvl w:val="1"/>
-                <w:numId w:val="2"/>
-              </w:numPr>
-              <w:spacing w:after="30"/>
-            </w:pPr>
-            <w:r>
-              <w:rPr>
-                <w:sz w:val="19"/>
-                <w:szCs w:val="19"/>
-              </w:rPr>
-              <w:t xml:space="preserve">/api/ordenes/* → Servicio de Órdenes.</w:t>
-            </w:r>
-          </w:p>
-        </w:tc>
-      </w:tr>
-    </w:tbl>
-    <w:p>
-      <w:pPr>
-        <w:pStyle w:val="Etiqueta"/>
-        <w:keepNext/>
-        <w:spacing w:before="240"/>
-      </w:pPr>
-      <w:r>
-        <w:t>Evidencia de ejecución</w:t>
-      </w:r>
-    </w:p>
-    <w:tbl>
-      <w:tblPr>
-        <w:tblW w:w="9638" w:type="dxa"/>
-        <w:tblBorders>
-          <w:top w:val="single" w:sz="4" w:space="0" w:color="auto"/>
-          <w:left w:val="single" w:sz="4" w:space="0" w:color="auto"/>
-          <w:bottom w:val="single" w:sz="4" w:space="0" w:color="auto"/>
-          <w:right w:val="single" w:sz="4" w:space="0" w:color="auto"/>
-          <w:insideH w:val="single" w:sz="4" w:space="0" w:color="auto"/>
-          <w:insideV w:val="single" w:sz="4" w:space="0" w:color="auto"/>
-        </w:tblBorders>
-        <w:tblLook w:val="04A0" w:firstRow="1" w:lastRow="0" w:firstColumn="1" w:lastColumn="0" w:noHBand="0" w:noVBand="1"/>
-      </w:tblPr>
-      <w:tblGrid>
-        <w:gridCol w:w="900"/>
-        <w:gridCol w:w="3300"/>
-        <w:gridCol w:w="5438"/>
-      </w:tblGrid>
-      <w:tr>
-        <w:trPr>
-          <w:tblHeader/>
-        </w:trPr>
-        <w:tc>
-          <w:tcPr>
-            <w:tcW w:w="900" w:type="dxa"/>
-            <w:tcBorders>
-              <w:top w:val="single" w:sz="4" w:space="0" w:color="7F7F7F"/>
-              <w:left w:val="single" w:sz="4" w:space="0" w:color="7F7F7F"/>
-              <w:bottom w:val="single" w:sz="4" w:space="0" w:color="7F7F7F"/>
-              <w:right w:val="single" w:sz="4" w:space="0" w:color="7F7F7F"/>
-            </w:tcBorders>
-            <w:shd w:val="clear" w:color="auto" w:fill="00B050"/>
-            <w:tcMar>
-              <w:top w:w="70" w:type="dxa"/>
-              <w:left w:w="110" w:type="dxa"/>
-              <w:bottom w:w="70" w:type="dxa"/>
-              <w:right w:w="110" w:type="dxa"/>
-            </w:tcMar>
-            <w:vAlign w:val="center"/>
-          </w:tcPr>
-          <w:p>
-            <w:pPr>
-              <w:spacing w:after="40"/>
-              <w:jc w:val="center"/>
-            </w:pPr>
-            <w:r>
-              <w:rPr>
-                <w:b/>
-                <w:bCs/>
-                <w:sz w:val="20"/>
-                <w:szCs w:val="20"/>
-              </w:rPr>
-              <w:t xml:space="preserve"># Req.</w:t>
-            </w:r>
-          </w:p>
-        </w:tc>
-        <w:tc>
-          <w:tcPr>
-            <w:tcW w:w="3300" w:type="dxa"/>
-            <w:tcBorders>
-              <w:top w:val="single" w:sz="4" w:space="0" w:color="7F7F7F"/>
-              <w:left w:val="single" w:sz="4" w:space="0" w:color="7F7F7F"/>
-              <w:bottom w:val="single" w:sz="4" w:space="0" w:color="7F7F7F"/>
-              <w:right w:val="single" w:sz="4" w:space="0" w:color="7F7F7F"/>
-            </w:tcBorders>
-            <w:shd w:val="clear" w:color="auto" w:fill="00B050"/>
-            <w:tcMar>
-              <w:top w:w="70" w:type="dxa"/>
-              <w:left w:w="110" w:type="dxa"/>
-              <w:bottom w:w="70" w:type="dxa"/>
-              <w:right w:w="110" w:type="dxa"/>
-            </w:tcMar>
-            <w:vAlign w:val="center"/>
-          </w:tcPr>
-          <w:p>
-            <w:pPr>
-              <w:spacing w:after="40"/>
-              <w:jc w:val="center"/>
-            </w:pPr>
-            <w:r>
-              <w:rPr>
-                <w:b/>
-                <w:bCs/>
-                <w:sz w:val="20"/>
-                <w:szCs w:val="20"/>
-              </w:rPr>
-              <w:t xml:space="preserve">Criterio de aceptación</w:t>
-            </w:r>
-          </w:p>
-        </w:tc>
-        <w:tc>
-          <w:tcPr>
-            <w:tcW w:w="5438" w:type="dxa"/>
-            <w:tcBorders>
-              <w:top w:val="single" w:sz="4" w:space="0" w:color="7F7F7F"/>
-              <w:left w:val="single" w:sz="4" w:space="0" w:color="7F7F7F"/>
-              <w:bottom w:val="single" w:sz="4" w:space="0" w:color="7F7F7F"/>
-              <w:right w:val="single" w:sz="4" w:space="0" w:color="7F7F7F"/>
-            </w:tcBorders>
-            <w:shd w:val="clear" w:color="auto" w:fill="00B050"/>
-            <w:tcMar>
-              <w:top w:w="70" w:type="dxa"/>
-              <w:left w:w="110" w:type="dxa"/>
-              <w:bottom w:w="70" w:type="dxa"/>
-              <w:right w:w="110" w:type="dxa"/>
-            </w:tcMar>
-            <w:vAlign w:val="center"/>
-          </w:tcPr>
-          <w:p>
-            <w:pPr>
-              <w:spacing w:after="40"/>
-              <w:jc w:val="center"/>
-            </w:pPr>
-            <w:r>
-              <w:rPr>
-                <w:b/>
-                <w:bCs/>
-                <w:sz w:val="20"/>
-                <w:szCs w:val="20"/>
-              </w:rPr>
-              <w:t xml:space="preserve">Evidencia</w:t>
-            </w:r>
-          </w:p>
         </w:tc>
       </w:tr>
       <w:tr>
@@ -7178,7 +9020,7 @@
                 <w:sz w:val="19"/>
                 <w:szCs w:val="19"/>
               </w:rPr>
-              <w:t xml:space="preserve">GW2</w:t>
+              <w:t>GW4</w:t>
             </w:r>
           </w:p>
         </w:tc>
@@ -7207,7 +9049,7 @@
                 <w:sz w:val="19"/>
                 <w:szCs w:val="19"/>
               </w:rPr>
-              <w:t xml:space="preserve">Las solicitudes a /api/productos/* se enrutan al Servicio de Productos.</w:t>
+              <w:t>Logs del servicio de Órdenes mostrando la recepción y la respuesta de las solicitudes.</w:t>
             </w:r>
           </w:p>
         </w:tc>
@@ -7263,7 +9105,7 @@
                 <w:sz w:val="19"/>
                 <w:szCs w:val="19"/>
               </w:rPr>
-              <w:t xml:space="preserve">GW2</w:t>
+              <w:t>GW4</w:t>
             </w:r>
           </w:p>
         </w:tc>
@@ -7292,1553 +9134,7 @@
                 <w:sz w:val="19"/>
                 <w:szCs w:val="19"/>
               </w:rPr>
-              <w:t xml:space="preserve">Las solicitudes a /api/ordenes/* se enrutan al Servicio de Órdenes.</w:t>
-            </w:r>
-          </w:p>
-        </w:tc>
-        <w:tc>
-          <w:tcPr>
-            <w:tcW w:w="5438" w:type="dxa"/>
-            <w:tcBorders>
-              <w:top w:val="single" w:sz="4" w:space="0" w:color="7F7F7F"/>
-              <w:left w:val="single" w:sz="4" w:space="0" w:color="7F7F7F"/>
-              <w:bottom w:val="single" w:sz="4" w:space="0" w:color="7F7F7F"/>
-              <w:right w:val="single" w:sz="4" w:space="0" w:color="7F7F7F"/>
-            </w:tcBorders>
-            <w:tcMar>
-              <w:top w:w="70" w:type="dxa"/>
-              <w:left w:w="110" w:type="dxa"/>
-              <w:bottom w:w="70" w:type="dxa"/>
-              <w:right w:w="110" w:type="dxa"/>
-            </w:tcMar>
-          </w:tcPr>
-          <w:p/>
-        </w:tc>
-      </w:tr>
-    </w:tbl>
-    <w:p>
-      <w:pPr>
-        <w:pStyle w:val="Ttulo2"/>
-        <w:keepNext/>
-      </w:pPr>
-      <w:bookmarkStart w:id="11" w:name="_Toc12"/>
-      <w:r>
-        <w:t>GW3 – Políticas adicionales</w:t>
-      </w:r>
-      <w:bookmarkEnd w:id="11"/>
-    </w:p>
-    <w:p>
-      <w:pPr>
-        <w:keepNext/>
-        <w:spacing w:after="120"/>
-      </w:pPr>
-      <w:r>
-        <w:rPr>
-          <w:i/>
-          <w:iCs/>
-          <w:color w:val="595959"/>
-          <w:sz w:val="20"/>
-          <w:szCs w:val="20"/>
-        </w:rPr>
-        <w:t>Endpoint: /api/resumen-orden/{id}</w:t>
-      </w:r>
-    </w:p>
-    <w:p>
-      <w:pPr>
-        <w:pStyle w:val="Etiqueta"/>
-        <w:keepNext/>
-      </w:pPr>
-      <w:r>
-        <w:t>Requerimiento de la tarea</w:t>
-      </w:r>
-    </w:p>
-    <w:tbl>
-      <w:tblPr>
-        <w:tblW w:w="9638" w:type="dxa"/>
-        <w:tblBorders>
-          <w:top w:val="single" w:sz="4" w:space="0" w:color="auto"/>
-          <w:left w:val="single" w:sz="4" w:space="0" w:color="auto"/>
-          <w:bottom w:val="single" w:sz="4" w:space="0" w:color="auto"/>
-          <w:right w:val="single" w:sz="4" w:space="0" w:color="auto"/>
-          <w:insideH w:val="single" w:sz="4" w:space="0" w:color="auto"/>
-          <w:insideV w:val="single" w:sz="4" w:space="0" w:color="auto"/>
-        </w:tblBorders>
-        <w:tblLook w:val="04A0" w:firstRow="1" w:lastRow="0" w:firstColumn="1" w:lastColumn="0" w:noHBand="0" w:noVBand="1"/>
-      </w:tblPr>
-      <w:tblGrid>
-        <w:gridCol w:w="900"/>
-        <w:gridCol w:w="2600"/>
-        <w:gridCol w:w="6138"/>
-      </w:tblGrid>
-      <w:tr>
-        <w:trPr>
-          <w:tblHeader/>
-        </w:trPr>
-        <w:tc>
-          <w:tcPr>
-            <w:tcW w:w="900" w:type="dxa"/>
-            <w:tcBorders>
-              <w:top w:val="single" w:sz="4" w:space="0" w:color="7F7F7F"/>
-              <w:left w:val="single" w:sz="4" w:space="0" w:color="7F7F7F"/>
-              <w:bottom w:val="single" w:sz="4" w:space="0" w:color="7F7F7F"/>
-              <w:right w:val="single" w:sz="4" w:space="0" w:color="7F7F7F"/>
-            </w:tcBorders>
-            <w:shd w:val="clear" w:color="auto" w:fill="00B0F0"/>
-            <w:tcMar>
-              <w:top w:w="70" w:type="dxa"/>
-              <w:left w:w="110" w:type="dxa"/>
-              <w:bottom w:w="70" w:type="dxa"/>
-              <w:right w:w="110" w:type="dxa"/>
-            </w:tcMar>
-            <w:vAlign w:val="center"/>
-          </w:tcPr>
-          <w:p>
-            <w:pPr>
-              <w:spacing w:after="40"/>
-              <w:jc w:val="center"/>
-            </w:pPr>
-            <w:r>
-              <w:rPr>
-                <w:b/>
-                <w:bCs/>
-                <w:sz w:val="20"/>
-                <w:szCs w:val="20"/>
-              </w:rPr>
-              <w:t xml:space="preserve">ID</w:t>
-            </w:r>
-          </w:p>
-        </w:tc>
-        <w:tc>
-          <w:tcPr>
-            <w:tcW w:w="2600" w:type="dxa"/>
-            <w:tcBorders>
-              <w:top w:val="single" w:sz="4" w:space="0" w:color="7F7F7F"/>
-              <w:left w:val="single" w:sz="4" w:space="0" w:color="7F7F7F"/>
-              <w:bottom w:val="single" w:sz="4" w:space="0" w:color="7F7F7F"/>
-              <w:right w:val="single" w:sz="4" w:space="0" w:color="7F7F7F"/>
-            </w:tcBorders>
-            <w:shd w:val="clear" w:color="auto" w:fill="00B0F0"/>
-            <w:tcMar>
-              <w:top w:w="70" w:type="dxa"/>
-              <w:left w:w="110" w:type="dxa"/>
-              <w:bottom w:w="70" w:type="dxa"/>
-              <w:right w:w="110" w:type="dxa"/>
-            </w:tcMar>
-            <w:vAlign w:val="center"/>
-          </w:tcPr>
-          <w:p>
-            <w:pPr>
-              <w:spacing w:after="40"/>
-              <w:jc w:val="center"/>
-            </w:pPr>
-            <w:r>
-              <w:rPr>
-                <w:b/>
-                <w:bCs/>
-                <w:sz w:val="20"/>
-                <w:szCs w:val="20"/>
-              </w:rPr>
-              <w:t xml:space="preserve">Requerimiento</w:t>
-            </w:r>
-          </w:p>
-        </w:tc>
-        <w:tc>
-          <w:tcPr>
-            <w:tcW w:w="6138" w:type="dxa"/>
-            <w:tcBorders>
-              <w:top w:val="single" w:sz="4" w:space="0" w:color="7F7F7F"/>
-              <w:left w:val="single" w:sz="4" w:space="0" w:color="7F7F7F"/>
-              <w:bottom w:val="single" w:sz="4" w:space="0" w:color="7F7F7F"/>
-              <w:right w:val="single" w:sz="4" w:space="0" w:color="7F7F7F"/>
-            </w:tcBorders>
-            <w:shd w:val="clear" w:color="auto" w:fill="00B0F0"/>
-            <w:tcMar>
-              <w:top w:w="70" w:type="dxa"/>
-              <w:left w:w="110" w:type="dxa"/>
-              <w:bottom w:w="70" w:type="dxa"/>
-              <w:right w:w="110" w:type="dxa"/>
-            </w:tcMar>
-            <w:vAlign w:val="center"/>
-          </w:tcPr>
-          <w:p>
-            <w:pPr>
-              <w:spacing w:after="40"/>
-              <w:jc w:val="center"/>
-            </w:pPr>
-            <w:r>
-              <w:rPr>
-                <w:b/>
-                <w:bCs/>
-                <w:sz w:val="20"/>
-                <w:szCs w:val="20"/>
-              </w:rPr>
-              <w:t xml:space="preserve">Criterios de aceptación</w:t>
-            </w:r>
-          </w:p>
-        </w:tc>
-      </w:tr>
-      <w:tr>
-        <w:trPr>
-          <w:cantSplit/>
-        </w:trPr>
-        <w:tc>
-          <w:tcPr>
-            <w:tcW w:w="900" w:type="dxa"/>
-            <w:tcBorders>
-              <w:top w:val="single" w:sz="4" w:space="0" w:color="7F7F7F"/>
-              <w:left w:val="single" w:sz="4" w:space="0" w:color="7F7F7F"/>
-              <w:bottom w:val="single" w:sz="4" w:space="0" w:color="7F7F7F"/>
-              <w:right w:val="single" w:sz="4" w:space="0" w:color="7F7F7F"/>
-            </w:tcBorders>
-            <w:tcMar>
-              <w:top w:w="70" w:type="dxa"/>
-              <w:left w:w="110" w:type="dxa"/>
-              <w:bottom w:w="70" w:type="dxa"/>
-              <w:right w:w="110" w:type="dxa"/>
-            </w:tcMar>
-            <w:vAlign w:val="center"/>
-          </w:tcPr>
-          <w:p>
-            <w:pPr>
-              <w:spacing w:after="40"/>
-              <w:jc w:val="center"/>
-            </w:pPr>
-            <w:r>
-              <w:rPr>
-                <w:b/>
-                <w:bCs/>
-                <w:sz w:val="19"/>
-                <w:szCs w:val="19"/>
-              </w:rPr>
-              <w:t xml:space="preserve">GW3</w:t>
-            </w:r>
-          </w:p>
-        </w:tc>
-        <w:tc>
-          <w:tcPr>
-            <w:tcW w:w="2600" w:type="dxa"/>
-            <w:tcBorders>
-              <w:top w:val="single" w:sz="4" w:space="0" w:color="7F7F7F"/>
-              <w:left w:val="single" w:sz="4" w:space="0" w:color="7F7F7F"/>
-              <w:bottom w:val="single" w:sz="4" w:space="0" w:color="7F7F7F"/>
-              <w:right w:val="single" w:sz="4" w:space="0" w:color="7F7F7F"/>
-            </w:tcBorders>
-            <w:tcMar>
-              <w:top w:w="70" w:type="dxa"/>
-              <w:left w:w="110" w:type="dxa"/>
-              <w:bottom w:w="70" w:type="dxa"/>
-              <w:right w:w="110" w:type="dxa"/>
-            </w:tcMar>
-          </w:tcPr>
-          <w:p>
-            <w:pPr>
-              <w:spacing w:after="40"/>
-            </w:pPr>
-            <w:r>
-              <w:rPr>
-                <w:sz w:val="19"/>
-                <w:szCs w:val="19"/>
-              </w:rPr>
-              <w:t xml:space="preserve">Yo como arquitecto del sistema quiero que el Gateway aplique políticas adicionales de transformación y agregación</w:t>
-            </w:r>
-          </w:p>
-        </w:tc>
-        <w:tc>
-          <w:tcPr>
-            <w:tcW w:w="6138" w:type="dxa"/>
-            <w:tcBorders>
-              <w:top w:val="single" w:sz="4" w:space="0" w:color="7F7F7F"/>
-              <w:left w:val="single" w:sz="4" w:space="0" w:color="7F7F7F"/>
-              <w:bottom w:val="single" w:sz="4" w:space="0" w:color="7F7F7F"/>
-              <w:right w:val="single" w:sz="4" w:space="0" w:color="7F7F7F"/>
-            </w:tcBorders>
-            <w:tcMar>
-              <w:top w:w="70" w:type="dxa"/>
-              <w:left w:w="110" w:type="dxa"/>
-              <w:bottom w:w="70" w:type="dxa"/>
-              <w:right w:w="110" w:type="dxa"/>
-            </w:tcMar>
-          </w:tcPr>
-          <w:p>
-            <w:pPr>
-              <w:pStyle w:val="Prrafodelista"/>
-              <w:numPr>
-                <w:ilvl w:val="0"/>
-                <w:numId w:val="2"/>
-              </w:numPr>
-              <w:spacing w:after="40"/>
-            </w:pPr>
-            <w:r>
-              <w:rPr>
-                <w:sz w:val="19"/>
-                <w:szCs w:val="19"/>
-              </w:rPr>
-              <w:t xml:space="preserve">Deben implementarse las dos políticas adicionales de la tarea:</w:t>
-            </w:r>
-          </w:p>
-          <w:p>
-            <w:pPr>
-              <w:pStyle w:val="Prrafodelista"/>
-              <w:numPr>
-                <w:ilvl w:val="1"/>
-                <w:numId w:val="2"/>
-              </w:numPr>
-              <w:spacing w:after="30"/>
-            </w:pPr>
-            <w:r>
-              <w:rPr>
-                <w:sz w:val="19"/>
-                <w:szCs w:val="19"/>
-              </w:rPr>
-              <w:t xml:space="preserve">Transformación de ruta o encabezados: rewrite de ruta, y agregar o eliminar headers.</w:t>
-            </w:r>
-          </w:p>
-          <w:p>
-            <w:pPr>
-              <w:pStyle w:val="Prrafodelista"/>
-              <w:numPr>
-                <w:ilvl w:val="1"/>
-                <w:numId w:val="2"/>
-              </w:numPr>
-              <w:spacing w:after="30"/>
-            </w:pPr>
-            <w:r>
-              <w:rPr>
-                <w:sz w:val="19"/>
-                <w:szCs w:val="19"/>
-              </w:rPr>
-              <w:t xml:space="preserve">Agregación: un endpoint del Gateway que combine datos de ambos servicios.</w:t>
-            </w:r>
-          </w:p>
-          <w:p>
-            <w:pPr>
-              <w:pStyle w:val="Prrafodelista"/>
-              <w:numPr>
-                <w:ilvl w:val="0"/>
-                <w:numId w:val="2"/>
-              </w:numPr>
-              <w:spacing w:after="40"/>
-            </w:pPr>
-            <w:r>
-              <w:rPr>
-                <w:sz w:val="19"/>
-                <w:szCs w:val="19"/>
-              </w:rPr>
-              <w:t xml:space="preserve">El endpoint /api/resumen-orden/{id} debe retornar la orden junto con el detalle de sus productos.</w:t>
-            </w:r>
-          </w:p>
-        </w:tc>
-      </w:tr>
-    </w:tbl>
-    <w:p>
-      <w:pPr>
-        <w:pStyle w:val="Etiqueta"/>
-        <w:keepNext/>
-        <w:spacing w:before="240"/>
-      </w:pPr>
-      <w:r>
-        <w:t>Evidencia de ejecución</w:t>
-      </w:r>
-    </w:p>
-    <w:tbl>
-      <w:tblPr>
-        <w:tblW w:w="9638" w:type="dxa"/>
-        <w:tblBorders>
-          <w:top w:val="single" w:sz="4" w:space="0" w:color="auto"/>
-          <w:left w:val="single" w:sz="4" w:space="0" w:color="auto"/>
-          <w:bottom w:val="single" w:sz="4" w:space="0" w:color="auto"/>
-          <w:right w:val="single" w:sz="4" w:space="0" w:color="auto"/>
-          <w:insideH w:val="single" w:sz="4" w:space="0" w:color="auto"/>
-          <w:insideV w:val="single" w:sz="4" w:space="0" w:color="auto"/>
-        </w:tblBorders>
-        <w:tblLook w:val="04A0" w:firstRow="1" w:lastRow="0" w:firstColumn="1" w:lastColumn="0" w:noHBand="0" w:noVBand="1"/>
-      </w:tblPr>
-      <w:tblGrid>
-        <w:gridCol w:w="900"/>
-        <w:gridCol w:w="3300"/>
-        <w:gridCol w:w="5438"/>
-      </w:tblGrid>
-      <w:tr>
-        <w:trPr>
-          <w:tblHeader/>
-        </w:trPr>
-        <w:tc>
-          <w:tcPr>
-            <w:tcW w:w="900" w:type="dxa"/>
-            <w:tcBorders>
-              <w:top w:val="single" w:sz="4" w:space="0" w:color="7F7F7F"/>
-              <w:left w:val="single" w:sz="4" w:space="0" w:color="7F7F7F"/>
-              <w:bottom w:val="single" w:sz="4" w:space="0" w:color="7F7F7F"/>
-              <w:right w:val="single" w:sz="4" w:space="0" w:color="7F7F7F"/>
-            </w:tcBorders>
-            <w:shd w:val="clear" w:color="auto" w:fill="00B050"/>
-            <w:tcMar>
-              <w:top w:w="70" w:type="dxa"/>
-              <w:left w:w="110" w:type="dxa"/>
-              <w:bottom w:w="70" w:type="dxa"/>
-              <w:right w:w="110" w:type="dxa"/>
-            </w:tcMar>
-            <w:vAlign w:val="center"/>
-          </w:tcPr>
-          <w:p>
-            <w:pPr>
-              <w:spacing w:after="40"/>
-              <w:jc w:val="center"/>
-            </w:pPr>
-            <w:r>
-              <w:rPr>
-                <w:b/>
-                <w:bCs/>
-                <w:sz w:val="20"/>
-                <w:szCs w:val="20"/>
-              </w:rPr>
-              <w:t xml:space="preserve"># Req.</w:t>
-            </w:r>
-          </w:p>
-        </w:tc>
-        <w:tc>
-          <w:tcPr>
-            <w:tcW w:w="3300" w:type="dxa"/>
-            <w:tcBorders>
-              <w:top w:val="single" w:sz="4" w:space="0" w:color="7F7F7F"/>
-              <w:left w:val="single" w:sz="4" w:space="0" w:color="7F7F7F"/>
-              <w:bottom w:val="single" w:sz="4" w:space="0" w:color="7F7F7F"/>
-              <w:right w:val="single" w:sz="4" w:space="0" w:color="7F7F7F"/>
-            </w:tcBorders>
-            <w:shd w:val="clear" w:color="auto" w:fill="00B050"/>
-            <w:tcMar>
-              <w:top w:w="70" w:type="dxa"/>
-              <w:left w:w="110" w:type="dxa"/>
-              <w:bottom w:w="70" w:type="dxa"/>
-              <w:right w:w="110" w:type="dxa"/>
-            </w:tcMar>
-            <w:vAlign w:val="center"/>
-          </w:tcPr>
-          <w:p>
-            <w:pPr>
-              <w:spacing w:after="40"/>
-              <w:jc w:val="center"/>
-            </w:pPr>
-            <w:r>
-              <w:rPr>
-                <w:b/>
-                <w:bCs/>
-                <w:sz w:val="20"/>
-                <w:szCs w:val="20"/>
-              </w:rPr>
-              <w:t xml:space="preserve">Criterio de aceptación</w:t>
-            </w:r>
-          </w:p>
-        </w:tc>
-        <w:tc>
-          <w:tcPr>
-            <w:tcW w:w="5438" w:type="dxa"/>
-            <w:tcBorders>
-              <w:top w:val="single" w:sz="4" w:space="0" w:color="7F7F7F"/>
-              <w:left w:val="single" w:sz="4" w:space="0" w:color="7F7F7F"/>
-              <w:bottom w:val="single" w:sz="4" w:space="0" w:color="7F7F7F"/>
-              <w:right w:val="single" w:sz="4" w:space="0" w:color="7F7F7F"/>
-            </w:tcBorders>
-            <w:shd w:val="clear" w:color="auto" w:fill="00B050"/>
-            <w:tcMar>
-              <w:top w:w="70" w:type="dxa"/>
-              <w:left w:w="110" w:type="dxa"/>
-              <w:bottom w:w="70" w:type="dxa"/>
-              <w:right w:w="110" w:type="dxa"/>
-            </w:tcMar>
-            <w:vAlign w:val="center"/>
-          </w:tcPr>
-          <w:p>
-            <w:pPr>
-              <w:spacing w:after="40"/>
-              <w:jc w:val="center"/>
-            </w:pPr>
-            <w:r>
-              <w:rPr>
-                <w:b/>
-                <w:bCs/>
-                <w:sz w:val="20"/>
-                <w:szCs w:val="20"/>
-              </w:rPr>
-              <w:t xml:space="preserve">Evidencia</w:t>
-            </w:r>
-          </w:p>
-        </w:tc>
-      </w:tr>
-      <w:tr>
-        <w:trPr>
-          <w:cantSplit/>
-          <w:trHeight w:val="2600"/>
-        </w:trPr>
-        <w:tc>
-          <w:tcPr>
-            <w:tcW w:w="900" w:type="dxa"/>
-            <w:tcBorders>
-              <w:top w:val="single" w:sz="4" w:space="0" w:color="7F7F7F"/>
-              <w:left w:val="single" w:sz="4" w:space="0" w:color="7F7F7F"/>
-              <w:bottom w:val="single" w:sz="4" w:space="0" w:color="7F7F7F"/>
-              <w:right w:val="single" w:sz="4" w:space="0" w:color="7F7F7F"/>
-            </w:tcBorders>
-            <w:tcMar>
-              <w:top w:w="70" w:type="dxa"/>
-              <w:left w:w="110" w:type="dxa"/>
-              <w:bottom w:w="70" w:type="dxa"/>
-              <w:right w:w="110" w:type="dxa"/>
-            </w:tcMar>
-          </w:tcPr>
-          <w:p>
-            <w:pPr>
-              <w:spacing w:after="40"/>
-              <w:jc w:val="center"/>
-            </w:pPr>
-            <w:r>
-              <w:rPr>
-                <w:b/>
-                <w:bCs/>
-                <w:sz w:val="19"/>
-                <w:szCs w:val="19"/>
-              </w:rPr>
-              <w:t xml:space="preserve">GW3</w:t>
-            </w:r>
-          </w:p>
-        </w:tc>
-        <w:tc>
-          <w:tcPr>
-            <w:tcW w:w="3300" w:type="dxa"/>
-            <w:tcBorders>
-              <w:top w:val="single" w:sz="4" w:space="0" w:color="7F7F7F"/>
-              <w:left w:val="single" w:sz="4" w:space="0" w:color="7F7F7F"/>
-              <w:bottom w:val="single" w:sz="4" w:space="0" w:color="7F7F7F"/>
-              <w:right w:val="single" w:sz="4" w:space="0" w:color="7F7F7F"/>
-            </w:tcBorders>
-            <w:tcMar>
-              <w:top w:w="70" w:type="dxa"/>
-              <w:left w:w="110" w:type="dxa"/>
-              <w:bottom w:w="70" w:type="dxa"/>
-              <w:right w:w="110" w:type="dxa"/>
-            </w:tcMar>
-          </w:tcPr>
-          <w:p>
-            <w:pPr>
-              <w:spacing w:after="40"/>
-            </w:pPr>
-            <w:r>
-              <w:rPr>
-                <w:sz w:val="19"/>
-                <w:szCs w:val="19"/>
-              </w:rPr>
-              <w:t xml:space="preserve">Transformación de ruta (rewrite): el Gateway reescribe la ruta pública (/api/...) a la ruta interna del servicio destino.</w:t>
-            </w:r>
-          </w:p>
-        </w:tc>
-        <w:tc>
-          <w:tcPr>
-            <w:tcW w:w="5438" w:type="dxa"/>
-            <w:tcBorders>
-              <w:top w:val="single" w:sz="4" w:space="0" w:color="7F7F7F"/>
-              <w:left w:val="single" w:sz="4" w:space="0" w:color="7F7F7F"/>
-              <w:bottom w:val="single" w:sz="4" w:space="0" w:color="7F7F7F"/>
-              <w:right w:val="single" w:sz="4" w:space="0" w:color="7F7F7F"/>
-            </w:tcBorders>
-            <w:tcMar>
-              <w:top w:w="70" w:type="dxa"/>
-              <w:left w:w="110" w:type="dxa"/>
-              <w:bottom w:w="70" w:type="dxa"/>
-              <w:right w:w="110" w:type="dxa"/>
-            </w:tcMar>
-          </w:tcPr>
-          <w:p/>
-        </w:tc>
-      </w:tr>
-      <w:tr>
-        <w:trPr>
-          <w:cantSplit/>
-          <w:trHeight w:val="2600"/>
-        </w:trPr>
-        <w:tc>
-          <w:tcPr>
-            <w:tcW w:w="900" w:type="dxa"/>
-            <w:tcBorders>
-              <w:top w:val="single" w:sz="4" w:space="0" w:color="7F7F7F"/>
-              <w:left w:val="single" w:sz="4" w:space="0" w:color="7F7F7F"/>
-              <w:bottom w:val="single" w:sz="4" w:space="0" w:color="7F7F7F"/>
-              <w:right w:val="single" w:sz="4" w:space="0" w:color="7F7F7F"/>
-            </w:tcBorders>
-            <w:tcMar>
-              <w:top w:w="70" w:type="dxa"/>
-              <w:left w:w="110" w:type="dxa"/>
-              <w:bottom w:w="70" w:type="dxa"/>
-              <w:right w:w="110" w:type="dxa"/>
-            </w:tcMar>
-          </w:tcPr>
-          <w:p>
-            <w:pPr>
-              <w:spacing w:after="40"/>
-              <w:jc w:val="center"/>
-            </w:pPr>
-            <w:r>
-              <w:rPr>
-                <w:b/>
-                <w:bCs/>
-                <w:sz w:val="19"/>
-                <w:szCs w:val="19"/>
-              </w:rPr>
-              <w:t xml:space="preserve">GW3</w:t>
-            </w:r>
-          </w:p>
-        </w:tc>
-        <w:tc>
-          <w:tcPr>
-            <w:tcW w:w="3300" w:type="dxa"/>
-            <w:tcBorders>
-              <w:top w:val="single" w:sz="4" w:space="0" w:color="7F7F7F"/>
-              <w:left w:val="single" w:sz="4" w:space="0" w:color="7F7F7F"/>
-              <w:bottom w:val="single" w:sz="4" w:space="0" w:color="7F7F7F"/>
-              <w:right w:val="single" w:sz="4" w:space="0" w:color="7F7F7F"/>
-            </w:tcBorders>
-            <w:tcMar>
-              <w:top w:w="70" w:type="dxa"/>
-              <w:left w:w="110" w:type="dxa"/>
-              <w:bottom w:w="70" w:type="dxa"/>
-              <w:right w:w="110" w:type="dxa"/>
-            </w:tcMar>
-          </w:tcPr>
-          <w:p>
-            <w:pPr>
-              <w:spacing w:after="40"/>
-            </w:pPr>
-            <w:r>
-              <w:rPr>
-                <w:sz w:val="19"/>
-                <w:szCs w:val="19"/>
-              </w:rPr>
-              <w:t xml:space="preserve">Transformación de encabezados: el Gateway agrega o elimina al menos un header en la solicitud o la respuesta.</w:t>
-            </w:r>
-          </w:p>
-        </w:tc>
-        <w:tc>
-          <w:tcPr>
-            <w:tcW w:w="5438" w:type="dxa"/>
-            <w:tcBorders>
-              <w:top w:val="single" w:sz="4" w:space="0" w:color="7F7F7F"/>
-              <w:left w:val="single" w:sz="4" w:space="0" w:color="7F7F7F"/>
-              <w:bottom w:val="single" w:sz="4" w:space="0" w:color="7F7F7F"/>
-              <w:right w:val="single" w:sz="4" w:space="0" w:color="7F7F7F"/>
-            </w:tcBorders>
-            <w:tcMar>
-              <w:top w:w="70" w:type="dxa"/>
-              <w:left w:w="110" w:type="dxa"/>
-              <w:bottom w:w="70" w:type="dxa"/>
-              <w:right w:w="110" w:type="dxa"/>
-            </w:tcMar>
-          </w:tcPr>
-          <w:p/>
-        </w:tc>
-      </w:tr>
-      <w:tr>
-        <w:trPr>
-          <w:cantSplit/>
-          <w:trHeight w:val="2600"/>
-        </w:trPr>
-        <w:tc>
-          <w:tcPr>
-            <w:tcW w:w="900" w:type="dxa"/>
-            <w:tcBorders>
-              <w:top w:val="single" w:sz="4" w:space="0" w:color="7F7F7F"/>
-              <w:left w:val="single" w:sz="4" w:space="0" w:color="7F7F7F"/>
-              <w:bottom w:val="single" w:sz="4" w:space="0" w:color="7F7F7F"/>
-              <w:right w:val="single" w:sz="4" w:space="0" w:color="7F7F7F"/>
-            </w:tcBorders>
-            <w:tcMar>
-              <w:top w:w="70" w:type="dxa"/>
-              <w:left w:w="110" w:type="dxa"/>
-              <w:bottom w:w="70" w:type="dxa"/>
-              <w:right w:w="110" w:type="dxa"/>
-            </w:tcMar>
-          </w:tcPr>
-          <w:p>
-            <w:pPr>
-              <w:spacing w:after="40"/>
-              <w:jc w:val="center"/>
-            </w:pPr>
-            <w:r>
-              <w:rPr>
-                <w:b/>
-                <w:bCs/>
-                <w:sz w:val="19"/>
-                <w:szCs w:val="19"/>
-              </w:rPr>
-              <w:t xml:space="preserve">GW3</w:t>
-            </w:r>
-          </w:p>
-        </w:tc>
-        <w:tc>
-          <w:tcPr>
-            <w:tcW w:w="3300" w:type="dxa"/>
-            <w:tcBorders>
-              <w:top w:val="single" w:sz="4" w:space="0" w:color="7F7F7F"/>
-              <w:left w:val="single" w:sz="4" w:space="0" w:color="7F7F7F"/>
-              <w:bottom w:val="single" w:sz="4" w:space="0" w:color="7F7F7F"/>
-              <w:right w:val="single" w:sz="4" w:space="0" w:color="7F7F7F"/>
-            </w:tcBorders>
-            <w:tcMar>
-              <w:top w:w="70" w:type="dxa"/>
-              <w:left w:w="110" w:type="dxa"/>
-              <w:bottom w:w="70" w:type="dxa"/>
-              <w:right w:w="110" w:type="dxa"/>
-            </w:tcMar>
-          </w:tcPr>
-          <w:p>
-            <w:pPr>
-              <w:spacing w:after="40"/>
-            </w:pPr>
-            <w:r>
-              <w:rPr>
-                <w:sz w:val="19"/>
-                <w:szCs w:val="19"/>
-              </w:rPr>
-              <w:t xml:space="preserve">Agregación: el Gateway expone el endpoint /api/resumen-orden/{id}.</w:t>
-            </w:r>
-          </w:p>
-        </w:tc>
-        <w:tc>
-          <w:tcPr>
-            <w:tcW w:w="5438" w:type="dxa"/>
-            <w:tcBorders>
-              <w:top w:val="single" w:sz="4" w:space="0" w:color="7F7F7F"/>
-              <w:left w:val="single" w:sz="4" w:space="0" w:color="7F7F7F"/>
-              <w:bottom w:val="single" w:sz="4" w:space="0" w:color="7F7F7F"/>
-              <w:right w:val="single" w:sz="4" w:space="0" w:color="7F7F7F"/>
-            </w:tcBorders>
-            <w:tcMar>
-              <w:top w:w="70" w:type="dxa"/>
-              <w:left w:w="110" w:type="dxa"/>
-              <w:bottom w:w="70" w:type="dxa"/>
-              <w:right w:w="110" w:type="dxa"/>
-            </w:tcMar>
-          </w:tcPr>
-          <w:p/>
-        </w:tc>
-      </w:tr>
-      <w:tr>
-        <w:trPr>
-          <w:cantSplit/>
-          <w:trHeight w:val="2600"/>
-        </w:trPr>
-        <w:tc>
-          <w:tcPr>
-            <w:tcW w:w="900" w:type="dxa"/>
-            <w:tcBorders>
-              <w:top w:val="single" w:sz="4" w:space="0" w:color="7F7F7F"/>
-              <w:left w:val="single" w:sz="4" w:space="0" w:color="7F7F7F"/>
-              <w:bottom w:val="single" w:sz="4" w:space="0" w:color="7F7F7F"/>
-              <w:right w:val="single" w:sz="4" w:space="0" w:color="7F7F7F"/>
-            </w:tcBorders>
-            <w:tcMar>
-              <w:top w:w="70" w:type="dxa"/>
-              <w:left w:w="110" w:type="dxa"/>
-              <w:bottom w:w="70" w:type="dxa"/>
-              <w:right w:w="110" w:type="dxa"/>
-            </w:tcMar>
-          </w:tcPr>
-          <w:p>
-            <w:pPr>
-              <w:spacing w:after="40"/>
-              <w:jc w:val="center"/>
-            </w:pPr>
-            <w:r>
-              <w:rPr>
-                <w:b/>
-                <w:bCs/>
-                <w:sz w:val="19"/>
-                <w:szCs w:val="19"/>
-              </w:rPr>
-              <w:t xml:space="preserve">GW3</w:t>
-            </w:r>
-          </w:p>
-        </w:tc>
-        <w:tc>
-          <w:tcPr>
-            <w:tcW w:w="3300" w:type="dxa"/>
-            <w:tcBorders>
-              <w:top w:val="single" w:sz="4" w:space="0" w:color="7F7F7F"/>
-              <w:left w:val="single" w:sz="4" w:space="0" w:color="7F7F7F"/>
-              <w:bottom w:val="single" w:sz="4" w:space="0" w:color="7F7F7F"/>
-              <w:right w:val="single" w:sz="4" w:space="0" w:color="7F7F7F"/>
-            </w:tcBorders>
-            <w:tcMar>
-              <w:top w:w="70" w:type="dxa"/>
-              <w:left w:w="110" w:type="dxa"/>
-              <w:bottom w:w="70" w:type="dxa"/>
-              <w:right w:w="110" w:type="dxa"/>
-            </w:tcMar>
-          </w:tcPr>
-          <w:p>
-            <w:pPr>
-              <w:spacing w:after="40"/>
-            </w:pPr>
-            <w:r>
-              <w:rPr>
-                <w:sz w:val="19"/>
-                <w:szCs w:val="19"/>
-              </w:rPr>
-              <w:t xml:space="preserve">La respuesta de /api/resumen-orden/{id} combina los datos de la orden (Órdenes) con el detalle de sus productos (Productos).</w:t>
-            </w:r>
-          </w:p>
-        </w:tc>
-        <w:tc>
-          <w:tcPr>
-            <w:tcW w:w="5438" w:type="dxa"/>
-            <w:tcBorders>
-              <w:top w:val="single" w:sz="4" w:space="0" w:color="7F7F7F"/>
-              <w:left w:val="single" w:sz="4" w:space="0" w:color="7F7F7F"/>
-              <w:bottom w:val="single" w:sz="4" w:space="0" w:color="7F7F7F"/>
-              <w:right w:val="single" w:sz="4" w:space="0" w:color="7F7F7F"/>
-            </w:tcBorders>
-            <w:tcMar>
-              <w:top w:w="70" w:type="dxa"/>
-              <w:left w:w="110" w:type="dxa"/>
-              <w:bottom w:w="70" w:type="dxa"/>
-              <w:right w:w="110" w:type="dxa"/>
-            </w:tcMar>
-          </w:tcPr>
-          <w:p/>
-        </w:tc>
-      </w:tr>
-    </w:tbl>
-    <w:p>
-      <w:pPr>
-        <w:pStyle w:val="Ttulo2"/>
-        <w:keepNext/>
-      </w:pPr>
-      <w:bookmarkStart w:id="12" w:name="_Toc13"/>
-      <w:r>
-        <w:t>GW4 – Observabilidad mínima</w:t>
-      </w:r>
-      <w:bookmarkEnd w:id="12"/>
-    </w:p>
-    <w:p>
-      <w:pPr>
-        <w:keepNext/>
-        <w:spacing w:after="120"/>
-      </w:pPr>
-      <w:r>
-        <w:rPr>
-          <w:i/>
-          <w:iCs/>
-          <w:color w:val="595959"/>
-          <w:sz w:val="20"/>
-          <w:szCs w:val="20"/>
-        </w:rPr>
-        <w:t>Logs del Gateway y de los microservicios</w:t>
-      </w:r>
-    </w:p>
-    <w:p>
-      <w:pPr>
-        <w:pStyle w:val="Etiqueta"/>
-        <w:keepNext/>
-      </w:pPr>
-      <w:r>
-        <w:t>Requerimiento de la tarea</w:t>
-      </w:r>
-    </w:p>
-    <w:tbl>
-      <w:tblPr>
-        <w:tblW w:w="9638" w:type="dxa"/>
-        <w:tblBorders>
-          <w:top w:val="single" w:sz="4" w:space="0" w:color="auto"/>
-          <w:left w:val="single" w:sz="4" w:space="0" w:color="auto"/>
-          <w:bottom w:val="single" w:sz="4" w:space="0" w:color="auto"/>
-          <w:right w:val="single" w:sz="4" w:space="0" w:color="auto"/>
-          <w:insideH w:val="single" w:sz="4" w:space="0" w:color="auto"/>
-          <w:insideV w:val="single" w:sz="4" w:space="0" w:color="auto"/>
-        </w:tblBorders>
-        <w:tblLook w:val="04A0" w:firstRow="1" w:lastRow="0" w:firstColumn="1" w:lastColumn="0" w:noHBand="0" w:noVBand="1"/>
-      </w:tblPr>
-      <w:tblGrid>
-        <w:gridCol w:w="900"/>
-        <w:gridCol w:w="2600"/>
-        <w:gridCol w:w="6138"/>
-      </w:tblGrid>
-      <w:tr>
-        <w:trPr>
-          <w:tblHeader/>
-        </w:trPr>
-        <w:tc>
-          <w:tcPr>
-            <w:tcW w:w="900" w:type="dxa"/>
-            <w:tcBorders>
-              <w:top w:val="single" w:sz="4" w:space="0" w:color="7F7F7F"/>
-              <w:left w:val="single" w:sz="4" w:space="0" w:color="7F7F7F"/>
-              <w:bottom w:val="single" w:sz="4" w:space="0" w:color="7F7F7F"/>
-              <w:right w:val="single" w:sz="4" w:space="0" w:color="7F7F7F"/>
-            </w:tcBorders>
-            <w:shd w:val="clear" w:color="auto" w:fill="00B0F0"/>
-            <w:tcMar>
-              <w:top w:w="70" w:type="dxa"/>
-              <w:left w:w="110" w:type="dxa"/>
-              <w:bottom w:w="70" w:type="dxa"/>
-              <w:right w:w="110" w:type="dxa"/>
-            </w:tcMar>
-            <w:vAlign w:val="center"/>
-          </w:tcPr>
-          <w:p>
-            <w:pPr>
-              <w:spacing w:after="40"/>
-              <w:jc w:val="center"/>
-            </w:pPr>
-            <w:r>
-              <w:rPr>
-                <w:b/>
-                <w:bCs/>
-                <w:sz w:val="20"/>
-                <w:szCs w:val="20"/>
-              </w:rPr>
-              <w:t xml:space="preserve">ID</w:t>
-            </w:r>
-          </w:p>
-        </w:tc>
-        <w:tc>
-          <w:tcPr>
-            <w:tcW w:w="2600" w:type="dxa"/>
-            <w:tcBorders>
-              <w:top w:val="single" w:sz="4" w:space="0" w:color="7F7F7F"/>
-              <w:left w:val="single" w:sz="4" w:space="0" w:color="7F7F7F"/>
-              <w:bottom w:val="single" w:sz="4" w:space="0" w:color="7F7F7F"/>
-              <w:right w:val="single" w:sz="4" w:space="0" w:color="7F7F7F"/>
-            </w:tcBorders>
-            <w:shd w:val="clear" w:color="auto" w:fill="00B0F0"/>
-            <w:tcMar>
-              <w:top w:w="70" w:type="dxa"/>
-              <w:left w:w="110" w:type="dxa"/>
-              <w:bottom w:w="70" w:type="dxa"/>
-              <w:right w:w="110" w:type="dxa"/>
-            </w:tcMar>
-            <w:vAlign w:val="center"/>
-          </w:tcPr>
-          <w:p>
-            <w:pPr>
-              <w:spacing w:after="40"/>
-              <w:jc w:val="center"/>
-            </w:pPr>
-            <w:r>
-              <w:rPr>
-                <w:b/>
-                <w:bCs/>
-                <w:sz w:val="20"/>
-                <w:szCs w:val="20"/>
-              </w:rPr>
-              <w:t xml:space="preserve">Requerimiento</w:t>
-            </w:r>
-          </w:p>
-        </w:tc>
-        <w:tc>
-          <w:tcPr>
-            <w:tcW w:w="6138" w:type="dxa"/>
-            <w:tcBorders>
-              <w:top w:val="single" w:sz="4" w:space="0" w:color="7F7F7F"/>
-              <w:left w:val="single" w:sz="4" w:space="0" w:color="7F7F7F"/>
-              <w:bottom w:val="single" w:sz="4" w:space="0" w:color="7F7F7F"/>
-              <w:right w:val="single" w:sz="4" w:space="0" w:color="7F7F7F"/>
-            </w:tcBorders>
-            <w:shd w:val="clear" w:color="auto" w:fill="00B0F0"/>
-            <w:tcMar>
-              <w:top w:w="70" w:type="dxa"/>
-              <w:left w:w="110" w:type="dxa"/>
-              <w:bottom w:w="70" w:type="dxa"/>
-              <w:right w:w="110" w:type="dxa"/>
-            </w:tcMar>
-            <w:vAlign w:val="center"/>
-          </w:tcPr>
-          <w:p>
-            <w:pPr>
-              <w:spacing w:after="40"/>
-              <w:jc w:val="center"/>
-            </w:pPr>
-            <w:r>
-              <w:rPr>
-                <w:b/>
-                <w:bCs/>
-                <w:sz w:val="20"/>
-                <w:szCs w:val="20"/>
-              </w:rPr>
-              <w:t xml:space="preserve">Criterios de aceptación</w:t>
-            </w:r>
-          </w:p>
-        </w:tc>
-      </w:tr>
-      <w:tr>
-        <w:trPr>
-          <w:cantSplit/>
-        </w:trPr>
-        <w:tc>
-          <w:tcPr>
-            <w:tcW w:w="900" w:type="dxa"/>
-            <w:tcBorders>
-              <w:top w:val="single" w:sz="4" w:space="0" w:color="7F7F7F"/>
-              <w:left w:val="single" w:sz="4" w:space="0" w:color="7F7F7F"/>
-              <w:bottom w:val="single" w:sz="4" w:space="0" w:color="7F7F7F"/>
-              <w:right w:val="single" w:sz="4" w:space="0" w:color="7F7F7F"/>
-            </w:tcBorders>
-            <w:tcMar>
-              <w:top w:w="70" w:type="dxa"/>
-              <w:left w:w="110" w:type="dxa"/>
-              <w:bottom w:w="70" w:type="dxa"/>
-              <w:right w:w="110" w:type="dxa"/>
-            </w:tcMar>
-            <w:vAlign w:val="center"/>
-          </w:tcPr>
-          <w:p>
-            <w:pPr>
-              <w:spacing w:after="40"/>
-              <w:jc w:val="center"/>
-            </w:pPr>
-            <w:r>
-              <w:rPr>
-                <w:b/>
-                <w:bCs/>
-                <w:sz w:val="19"/>
-                <w:szCs w:val="19"/>
-              </w:rPr>
-              <w:t xml:space="preserve">GW4</w:t>
-            </w:r>
-          </w:p>
-        </w:tc>
-        <w:tc>
-          <w:tcPr>
-            <w:tcW w:w="2600" w:type="dxa"/>
-            <w:tcBorders>
-              <w:top w:val="single" w:sz="4" w:space="0" w:color="7F7F7F"/>
-              <w:left w:val="single" w:sz="4" w:space="0" w:color="7F7F7F"/>
-              <w:bottom w:val="single" w:sz="4" w:space="0" w:color="7F7F7F"/>
-              <w:right w:val="single" w:sz="4" w:space="0" w:color="7F7F7F"/>
-            </w:tcBorders>
-            <w:tcMar>
-              <w:top w:w="70" w:type="dxa"/>
-              <w:left w:w="110" w:type="dxa"/>
-              <w:bottom w:w="70" w:type="dxa"/>
-              <w:right w:w="110" w:type="dxa"/>
-            </w:tcMar>
-          </w:tcPr>
-          <w:p>
-            <w:pPr>
-              <w:spacing w:after="40"/>
-            </w:pPr>
-            <w:r>
-              <w:rPr>
-                <w:sz w:val="19"/>
-                <w:szCs w:val="19"/>
-              </w:rPr>
-              <w:t xml:space="preserve">Yo como arquitecto del sistema quiero evidenciar el comportamiento del sistema mediante logs</w:t>
-            </w:r>
-          </w:p>
-        </w:tc>
-        <w:tc>
-          <w:tcPr>
-            <w:tcW w:w="6138" w:type="dxa"/>
-            <w:tcBorders>
-              <w:top w:val="single" w:sz="4" w:space="0" w:color="7F7F7F"/>
-              <w:left w:val="single" w:sz="4" w:space="0" w:color="7F7F7F"/>
-              <w:bottom w:val="single" w:sz="4" w:space="0" w:color="7F7F7F"/>
-              <w:right w:val="single" w:sz="4" w:space="0" w:color="7F7F7F"/>
-            </w:tcBorders>
-            <w:tcMar>
-              <w:top w:w="70" w:type="dxa"/>
-              <w:left w:w="110" w:type="dxa"/>
-              <w:bottom w:w="70" w:type="dxa"/>
-              <w:right w:w="110" w:type="dxa"/>
-            </w:tcMar>
-          </w:tcPr>
-          <w:p>
-            <w:pPr>
-              <w:pStyle w:val="Prrafodelista"/>
-              <w:numPr>
-                <w:ilvl w:val="0"/>
-                <w:numId w:val="2"/>
-              </w:numPr>
-              <w:spacing w:after="40"/>
-            </w:pPr>
-            <w:r>
-              <w:rPr>
-                <w:sz w:val="19"/>
-                <w:szCs w:val="19"/>
-              </w:rPr>
-              <w:t xml:space="preserve">Deben evidenciarse los logs del Gateway mostrando las solicitudes enrutadas.</w:t>
-            </w:r>
-          </w:p>
-          <w:p>
-            <w:pPr>
-              <w:pStyle w:val="Prrafodelista"/>
-              <w:numPr>
-                <w:ilvl w:val="0"/>
-                <w:numId w:val="2"/>
-              </w:numPr>
-              <w:spacing w:after="40"/>
-            </w:pPr>
-            <w:r>
-              <w:rPr>
-                <w:sz w:val="19"/>
-                <w:szCs w:val="19"/>
-              </w:rPr>
-              <w:t xml:space="preserve">Deben evidenciarse los logs de cada microservicio mostrando la recepción y la respuesta de cada solicitud.</w:t>
-            </w:r>
-          </w:p>
-        </w:tc>
-      </w:tr>
-    </w:tbl>
-    <w:p>
-      <w:pPr>
-        <w:pStyle w:val="Etiqueta"/>
-        <w:keepNext/>
-        <w:spacing w:before="240"/>
-      </w:pPr>
-      <w:r>
-        <w:t>Evidencia de ejecución</w:t>
-      </w:r>
-    </w:p>
-    <w:tbl>
-      <w:tblPr>
-        <w:tblW w:w="9638" w:type="dxa"/>
-        <w:tblBorders>
-          <w:top w:val="single" w:sz="4" w:space="0" w:color="auto"/>
-          <w:left w:val="single" w:sz="4" w:space="0" w:color="auto"/>
-          <w:bottom w:val="single" w:sz="4" w:space="0" w:color="auto"/>
-          <w:right w:val="single" w:sz="4" w:space="0" w:color="auto"/>
-          <w:insideH w:val="single" w:sz="4" w:space="0" w:color="auto"/>
-          <w:insideV w:val="single" w:sz="4" w:space="0" w:color="auto"/>
-        </w:tblBorders>
-        <w:tblLook w:val="04A0" w:firstRow="1" w:lastRow="0" w:firstColumn="1" w:lastColumn="0" w:noHBand="0" w:noVBand="1"/>
-      </w:tblPr>
-      <w:tblGrid>
-        <w:gridCol w:w="900"/>
-        <w:gridCol w:w="3300"/>
-        <w:gridCol w:w="5438"/>
-      </w:tblGrid>
-      <w:tr>
-        <w:trPr>
-          <w:tblHeader/>
-        </w:trPr>
-        <w:tc>
-          <w:tcPr>
-            <w:tcW w:w="900" w:type="dxa"/>
-            <w:tcBorders>
-              <w:top w:val="single" w:sz="4" w:space="0" w:color="7F7F7F"/>
-              <w:left w:val="single" w:sz="4" w:space="0" w:color="7F7F7F"/>
-              <w:bottom w:val="single" w:sz="4" w:space="0" w:color="7F7F7F"/>
-              <w:right w:val="single" w:sz="4" w:space="0" w:color="7F7F7F"/>
-            </w:tcBorders>
-            <w:shd w:val="clear" w:color="auto" w:fill="00B050"/>
-            <w:tcMar>
-              <w:top w:w="70" w:type="dxa"/>
-              <w:left w:w="110" w:type="dxa"/>
-              <w:bottom w:w="70" w:type="dxa"/>
-              <w:right w:w="110" w:type="dxa"/>
-            </w:tcMar>
-            <w:vAlign w:val="center"/>
-          </w:tcPr>
-          <w:p>
-            <w:pPr>
-              <w:spacing w:after="40"/>
-              <w:jc w:val="center"/>
-            </w:pPr>
-            <w:r>
-              <w:rPr>
-                <w:b/>
-                <w:bCs/>
-                <w:sz w:val="20"/>
-                <w:szCs w:val="20"/>
-              </w:rPr>
-              <w:t xml:space="preserve"># Req.</w:t>
-            </w:r>
-          </w:p>
-        </w:tc>
-        <w:tc>
-          <w:tcPr>
-            <w:tcW w:w="3300" w:type="dxa"/>
-            <w:tcBorders>
-              <w:top w:val="single" w:sz="4" w:space="0" w:color="7F7F7F"/>
-              <w:left w:val="single" w:sz="4" w:space="0" w:color="7F7F7F"/>
-              <w:bottom w:val="single" w:sz="4" w:space="0" w:color="7F7F7F"/>
-              <w:right w:val="single" w:sz="4" w:space="0" w:color="7F7F7F"/>
-            </w:tcBorders>
-            <w:shd w:val="clear" w:color="auto" w:fill="00B050"/>
-            <w:tcMar>
-              <w:top w:w="70" w:type="dxa"/>
-              <w:left w:w="110" w:type="dxa"/>
-              <w:bottom w:w="70" w:type="dxa"/>
-              <w:right w:w="110" w:type="dxa"/>
-            </w:tcMar>
-            <w:vAlign w:val="center"/>
-          </w:tcPr>
-          <w:p>
-            <w:pPr>
-              <w:spacing w:after="40"/>
-              <w:jc w:val="center"/>
-            </w:pPr>
-            <w:r>
-              <w:rPr>
-                <w:b/>
-                <w:bCs/>
-                <w:sz w:val="20"/>
-                <w:szCs w:val="20"/>
-              </w:rPr>
-              <w:t xml:space="preserve">Criterio de aceptación</w:t>
-            </w:r>
-          </w:p>
-        </w:tc>
-        <w:tc>
-          <w:tcPr>
-            <w:tcW w:w="5438" w:type="dxa"/>
-            <w:tcBorders>
-              <w:top w:val="single" w:sz="4" w:space="0" w:color="7F7F7F"/>
-              <w:left w:val="single" w:sz="4" w:space="0" w:color="7F7F7F"/>
-              <w:bottom w:val="single" w:sz="4" w:space="0" w:color="7F7F7F"/>
-              <w:right w:val="single" w:sz="4" w:space="0" w:color="7F7F7F"/>
-            </w:tcBorders>
-            <w:shd w:val="clear" w:color="auto" w:fill="00B050"/>
-            <w:tcMar>
-              <w:top w:w="70" w:type="dxa"/>
-              <w:left w:w="110" w:type="dxa"/>
-              <w:bottom w:w="70" w:type="dxa"/>
-              <w:right w:w="110" w:type="dxa"/>
-            </w:tcMar>
-            <w:vAlign w:val="center"/>
-          </w:tcPr>
-          <w:p>
-            <w:pPr>
-              <w:spacing w:after="40"/>
-              <w:jc w:val="center"/>
-            </w:pPr>
-            <w:r>
-              <w:rPr>
-                <w:b/>
-                <w:bCs/>
-                <w:sz w:val="20"/>
-                <w:szCs w:val="20"/>
-              </w:rPr>
-              <w:t xml:space="preserve">Evidencia</w:t>
-            </w:r>
-          </w:p>
-        </w:tc>
-      </w:tr>
-      <w:tr>
-        <w:trPr>
-          <w:cantSplit/>
-          <w:trHeight w:val="2600"/>
-        </w:trPr>
-        <w:tc>
-          <w:tcPr>
-            <w:tcW w:w="900" w:type="dxa"/>
-            <w:tcBorders>
-              <w:top w:val="single" w:sz="4" w:space="0" w:color="7F7F7F"/>
-              <w:left w:val="single" w:sz="4" w:space="0" w:color="7F7F7F"/>
-              <w:bottom w:val="single" w:sz="4" w:space="0" w:color="7F7F7F"/>
-              <w:right w:val="single" w:sz="4" w:space="0" w:color="7F7F7F"/>
-            </w:tcBorders>
-            <w:tcMar>
-              <w:top w:w="70" w:type="dxa"/>
-              <w:left w:w="110" w:type="dxa"/>
-              <w:bottom w:w="70" w:type="dxa"/>
-              <w:right w:w="110" w:type="dxa"/>
-            </w:tcMar>
-          </w:tcPr>
-          <w:p>
-            <w:pPr>
-              <w:spacing w:after="40"/>
-              <w:jc w:val="center"/>
-            </w:pPr>
-            <w:r>
-              <w:rPr>
-                <w:b/>
-                <w:bCs/>
-                <w:sz w:val="19"/>
-                <w:szCs w:val="19"/>
-              </w:rPr>
-              <w:t xml:space="preserve">GW4</w:t>
-            </w:r>
-          </w:p>
-        </w:tc>
-        <w:tc>
-          <w:tcPr>
-            <w:tcW w:w="3300" w:type="dxa"/>
-            <w:tcBorders>
-              <w:top w:val="single" w:sz="4" w:space="0" w:color="7F7F7F"/>
-              <w:left w:val="single" w:sz="4" w:space="0" w:color="7F7F7F"/>
-              <w:bottom w:val="single" w:sz="4" w:space="0" w:color="7F7F7F"/>
-              <w:right w:val="single" w:sz="4" w:space="0" w:color="7F7F7F"/>
-            </w:tcBorders>
-            <w:tcMar>
-              <w:top w:w="70" w:type="dxa"/>
-              <w:left w:w="110" w:type="dxa"/>
-              <w:bottom w:w="70" w:type="dxa"/>
-              <w:right w:w="110" w:type="dxa"/>
-            </w:tcMar>
-          </w:tcPr>
-          <w:p>
-            <w:pPr>
-              <w:spacing w:after="40"/>
-            </w:pPr>
-            <w:r>
-              <w:rPr>
-                <w:sz w:val="19"/>
-                <w:szCs w:val="19"/>
-              </w:rPr>
-              <w:t xml:space="preserve">Logs del Gateway mostrando las solicitudes enrutadas.</w:t>
-            </w:r>
-          </w:p>
-        </w:tc>
-        <w:tc>
-          <w:tcPr>
-            <w:tcW w:w="5438" w:type="dxa"/>
-            <w:tcBorders>
-              <w:top w:val="single" w:sz="4" w:space="0" w:color="7F7F7F"/>
-              <w:left w:val="single" w:sz="4" w:space="0" w:color="7F7F7F"/>
-              <w:bottom w:val="single" w:sz="4" w:space="0" w:color="7F7F7F"/>
-              <w:right w:val="single" w:sz="4" w:space="0" w:color="7F7F7F"/>
-            </w:tcBorders>
-            <w:tcMar>
-              <w:top w:w="70" w:type="dxa"/>
-              <w:left w:w="110" w:type="dxa"/>
-              <w:bottom w:w="70" w:type="dxa"/>
-              <w:right w:w="110" w:type="dxa"/>
-            </w:tcMar>
-          </w:tcPr>
-          <w:p/>
-        </w:tc>
-      </w:tr>
-      <w:tr>
-        <w:trPr>
-          <w:cantSplit/>
-          <w:trHeight w:val="2600"/>
-        </w:trPr>
-        <w:tc>
-          <w:tcPr>
-            <w:tcW w:w="900" w:type="dxa"/>
-            <w:tcBorders>
-              <w:top w:val="single" w:sz="4" w:space="0" w:color="7F7F7F"/>
-              <w:left w:val="single" w:sz="4" w:space="0" w:color="7F7F7F"/>
-              <w:bottom w:val="single" w:sz="4" w:space="0" w:color="7F7F7F"/>
-              <w:right w:val="single" w:sz="4" w:space="0" w:color="7F7F7F"/>
-            </w:tcBorders>
-            <w:tcMar>
-              <w:top w:w="70" w:type="dxa"/>
-              <w:left w:w="110" w:type="dxa"/>
-              <w:bottom w:w="70" w:type="dxa"/>
-              <w:right w:w="110" w:type="dxa"/>
-            </w:tcMar>
-          </w:tcPr>
-          <w:p>
-            <w:pPr>
-              <w:spacing w:after="40"/>
-              <w:jc w:val="center"/>
-            </w:pPr>
-            <w:r>
-              <w:rPr>
-                <w:b/>
-                <w:bCs/>
-                <w:sz w:val="19"/>
-                <w:szCs w:val="19"/>
-              </w:rPr>
-              <w:t xml:space="preserve">GW4</w:t>
-            </w:r>
-          </w:p>
-        </w:tc>
-        <w:tc>
-          <w:tcPr>
-            <w:tcW w:w="3300" w:type="dxa"/>
-            <w:tcBorders>
-              <w:top w:val="single" w:sz="4" w:space="0" w:color="7F7F7F"/>
-              <w:left w:val="single" w:sz="4" w:space="0" w:color="7F7F7F"/>
-              <w:bottom w:val="single" w:sz="4" w:space="0" w:color="7F7F7F"/>
-              <w:right w:val="single" w:sz="4" w:space="0" w:color="7F7F7F"/>
-            </w:tcBorders>
-            <w:tcMar>
-              <w:top w:w="70" w:type="dxa"/>
-              <w:left w:w="110" w:type="dxa"/>
-              <w:bottom w:w="70" w:type="dxa"/>
-              <w:right w:w="110" w:type="dxa"/>
-            </w:tcMar>
-          </w:tcPr>
-          <w:p>
-            <w:pPr>
-              <w:spacing w:after="40"/>
-            </w:pPr>
-            <w:r>
-              <w:rPr>
-                <w:sz w:val="19"/>
-                <w:szCs w:val="19"/>
-              </w:rPr>
-              <w:t xml:space="preserve">Logs del servicio de Productos mostrando la recepción y la respuesta de las solicitudes.</w:t>
-            </w:r>
-          </w:p>
-        </w:tc>
-        <w:tc>
-          <w:tcPr>
-            <w:tcW w:w="5438" w:type="dxa"/>
-            <w:tcBorders>
-              <w:top w:val="single" w:sz="4" w:space="0" w:color="7F7F7F"/>
-              <w:left w:val="single" w:sz="4" w:space="0" w:color="7F7F7F"/>
-              <w:bottom w:val="single" w:sz="4" w:space="0" w:color="7F7F7F"/>
-              <w:right w:val="single" w:sz="4" w:space="0" w:color="7F7F7F"/>
-            </w:tcBorders>
-            <w:tcMar>
-              <w:top w:w="70" w:type="dxa"/>
-              <w:left w:w="110" w:type="dxa"/>
-              <w:bottom w:w="70" w:type="dxa"/>
-              <w:right w:w="110" w:type="dxa"/>
-            </w:tcMar>
-          </w:tcPr>
-          <w:p/>
-        </w:tc>
-      </w:tr>
-      <w:tr>
-        <w:trPr>
-          <w:cantSplit/>
-          <w:trHeight w:val="2600"/>
-        </w:trPr>
-        <w:tc>
-          <w:tcPr>
-            <w:tcW w:w="900" w:type="dxa"/>
-            <w:tcBorders>
-              <w:top w:val="single" w:sz="4" w:space="0" w:color="7F7F7F"/>
-              <w:left w:val="single" w:sz="4" w:space="0" w:color="7F7F7F"/>
-              <w:bottom w:val="single" w:sz="4" w:space="0" w:color="7F7F7F"/>
-              <w:right w:val="single" w:sz="4" w:space="0" w:color="7F7F7F"/>
-            </w:tcBorders>
-            <w:tcMar>
-              <w:top w:w="70" w:type="dxa"/>
-              <w:left w:w="110" w:type="dxa"/>
-              <w:bottom w:w="70" w:type="dxa"/>
-              <w:right w:w="110" w:type="dxa"/>
-            </w:tcMar>
-          </w:tcPr>
-          <w:p>
-            <w:pPr>
-              <w:spacing w:after="40"/>
-              <w:jc w:val="center"/>
-            </w:pPr>
-            <w:r>
-              <w:rPr>
-                <w:b/>
-                <w:bCs/>
-                <w:sz w:val="19"/>
-                <w:szCs w:val="19"/>
-              </w:rPr>
-              <w:t xml:space="preserve">GW4</w:t>
-            </w:r>
-          </w:p>
-        </w:tc>
-        <w:tc>
-          <w:tcPr>
-            <w:tcW w:w="3300" w:type="dxa"/>
-            <w:tcBorders>
-              <w:top w:val="single" w:sz="4" w:space="0" w:color="7F7F7F"/>
-              <w:left w:val="single" w:sz="4" w:space="0" w:color="7F7F7F"/>
-              <w:bottom w:val="single" w:sz="4" w:space="0" w:color="7F7F7F"/>
-              <w:right w:val="single" w:sz="4" w:space="0" w:color="7F7F7F"/>
-            </w:tcBorders>
-            <w:tcMar>
-              <w:top w:w="70" w:type="dxa"/>
-              <w:left w:w="110" w:type="dxa"/>
-              <w:bottom w:w="70" w:type="dxa"/>
-              <w:right w:w="110" w:type="dxa"/>
-            </w:tcMar>
-          </w:tcPr>
-          <w:p>
-            <w:pPr>
-              <w:spacing w:after="40"/>
-            </w:pPr>
-            <w:r>
-              <w:rPr>
-                <w:sz w:val="19"/>
-                <w:szCs w:val="19"/>
-              </w:rPr>
-              <w:t xml:space="preserve">Logs del servicio de Órdenes mostrando la recepción y la respuesta de las solicitudes.</w:t>
-            </w:r>
-          </w:p>
-        </w:tc>
-        <w:tc>
-          <w:tcPr>
-            <w:tcW w:w="5438" w:type="dxa"/>
-            <w:tcBorders>
-              <w:top w:val="single" w:sz="4" w:space="0" w:color="7F7F7F"/>
-              <w:left w:val="single" w:sz="4" w:space="0" w:color="7F7F7F"/>
-              <w:bottom w:val="single" w:sz="4" w:space="0" w:color="7F7F7F"/>
-              <w:right w:val="single" w:sz="4" w:space="0" w:color="7F7F7F"/>
-            </w:tcBorders>
-            <w:tcMar>
-              <w:top w:w="70" w:type="dxa"/>
-              <w:left w:w="110" w:type="dxa"/>
-              <w:bottom w:w="70" w:type="dxa"/>
-              <w:right w:w="110" w:type="dxa"/>
-            </w:tcMar>
-          </w:tcPr>
-          <w:p/>
-        </w:tc>
-      </w:tr>
-      <w:tr>
-        <w:trPr>
-          <w:cantSplit/>
-          <w:trHeight w:val="2600"/>
-        </w:trPr>
-        <w:tc>
-          <w:tcPr>
-            <w:tcW w:w="900" w:type="dxa"/>
-            <w:tcBorders>
-              <w:top w:val="single" w:sz="4" w:space="0" w:color="7F7F7F"/>
-              <w:left w:val="single" w:sz="4" w:space="0" w:color="7F7F7F"/>
-              <w:bottom w:val="single" w:sz="4" w:space="0" w:color="7F7F7F"/>
-              <w:right w:val="single" w:sz="4" w:space="0" w:color="7F7F7F"/>
-            </w:tcBorders>
-            <w:tcMar>
-              <w:top w:w="70" w:type="dxa"/>
-              <w:left w:w="110" w:type="dxa"/>
-              <w:bottom w:w="70" w:type="dxa"/>
-              <w:right w:w="110" w:type="dxa"/>
-            </w:tcMar>
-          </w:tcPr>
-          <w:p>
-            <w:pPr>
-              <w:spacing w:after="40"/>
-              <w:jc w:val="center"/>
-            </w:pPr>
-            <w:r>
-              <w:rPr>
-                <w:b/>
-                <w:bCs/>
-                <w:sz w:val="19"/>
-                <w:szCs w:val="19"/>
-              </w:rPr>
-              <w:t xml:space="preserve">GW4</w:t>
-            </w:r>
-          </w:p>
-        </w:tc>
-        <w:tc>
-          <w:tcPr>
-            <w:tcW w:w="3300" w:type="dxa"/>
-            <w:tcBorders>
-              <w:top w:val="single" w:sz="4" w:space="0" w:color="7F7F7F"/>
-              <w:left w:val="single" w:sz="4" w:space="0" w:color="7F7F7F"/>
-              <w:bottom w:val="single" w:sz="4" w:space="0" w:color="7F7F7F"/>
-              <w:right w:val="single" w:sz="4" w:space="0" w:color="7F7F7F"/>
-            </w:tcBorders>
-            <w:tcMar>
-              <w:top w:w="70" w:type="dxa"/>
-              <w:left w:w="110" w:type="dxa"/>
-              <w:bottom w:w="70" w:type="dxa"/>
-              <w:right w:w="110" w:type="dxa"/>
-            </w:tcMar>
-          </w:tcPr>
-          <w:p>
-            <w:pPr>
-              <w:spacing w:after="40"/>
-            </w:pPr>
-            <w:r>
-              <w:rPr>
-                <w:sz w:val="19"/>
-                <w:szCs w:val="19"/>
-              </w:rPr>
-              <w:t xml:space="preserve">Logs de la comunicación inter-servicio entre Órdenes y Productos (solicitud recibida por Productos desde Órdenes).</w:t>
+              <w:t>Logs de la comunicación inter-servicio entre Órdenes y Productos (solicitud recibida por Productos desde Órdenes).</w:t>
             </w:r>
           </w:p>
         </w:tc>
@@ -8865,11 +9161,11 @@
     <w:p>
       <w:pPr>
         <w:pStyle w:val="Ttulo1"/>
-        <w:keepNext/>
         <w:pageBreakBefore/>
       </w:pPr>
       <w:bookmarkStart w:id="13" w:name="_Toc14"/>
       <w:r>
+        <w:lastRenderedPageBreak/>
         <w:t>Resultado general de las pruebas</w:t>
       </w:r>
       <w:bookmarkEnd w:id="13"/>
@@ -8902,8 +9198,8 @@
       </w:r>
     </w:p>
     <w:sectPr>
-      <w:footerReference w:type="default" r:id="rId84"/>
-      <w:footerReference w:type="first" r:id="rId85"/>
+      <w:footerReference w:type="default" r:id="rId12"/>
+      <w:footerReference w:type="first" r:id="rId13"/>
       <w:pgSz w:w="11906" w:h="16838"/>
       <w:pgMar w:top="1134" w:right="1134" w:bottom="1134" w:left="1134" w:header="708" w:footer="567" w:gutter="0"/>
       <w:cols w:space="1701"/>

--- a/Evidencia_Pruebas_Tecnicas/Documento_de_Evidencia_Tarea_Corta_2_Gateways.docx
+++ b/Evidencia_Pruebas_Tecnicas/Documento_de_Evidencia_Tarea_Corta_2_Gateways.docx
@@ -6141,6 +6141,9 @@
           </w:tcPr>
           <w:p>
             <w:r>
+              <w:rPr>
+                <w:noProof/>
+              </w:rPr>
               <w:drawing>
                 <wp:inline distT="0" distB="0" distL="0" distR="0" wp14:anchorId="1268CBC6" wp14:editId="00739278">
                   <wp:extent cx="3408680" cy="1786745"/>
@@ -6280,6 +6283,9 @@
           </w:tcPr>
           <w:p>
             <w:r>
+              <w:rPr>
+                <w:noProof/>
+              </w:rPr>
               <w:drawing>
                 <wp:inline distT="0" distB="0" distL="0" distR="0" wp14:anchorId="3A9B2C92" wp14:editId="0034B0E9">
                   <wp:extent cx="2894330" cy="1517136"/>
@@ -7629,9 +7635,9 @@
         <w:tblLook w:val="04A0" w:firstRow="1" w:lastRow="0" w:firstColumn="1" w:lastColumn="0" w:noHBand="0" w:noVBand="1"/>
       </w:tblPr>
       <w:tblGrid>
-        <w:gridCol w:w="900"/>
-        <w:gridCol w:w="3300"/>
-        <w:gridCol w:w="5438"/>
+        <w:gridCol w:w="654"/>
+        <w:gridCol w:w="1424"/>
+        <w:gridCol w:w="8050"/>
       </w:tblGrid>
       <w:tr>
         <w:trPr>
@@ -7842,7 +7848,54 @@
               <w:right w:w="110" w:type="dxa"/>
             </w:tcMar>
           </w:tcPr>
-          <w:p/>
+          <w:p>
+            <w:r>
+              <w:rPr>
+                <w:noProof/>
+              </w:rPr>
+              <w:drawing>
+                <wp:inline distT="0" distB="0" distL="0" distR="0" wp14:anchorId="1776E6A0" wp14:editId="3432D93F">
+                  <wp:extent cx="4966579" cy="2793507"/>
+                  <wp:effectExtent l="0" t="0" r="5715" b="6985"/>
+                  <wp:docPr id="105500676" name="Imagen 1"/>
+                  <wp:cNvGraphicFramePr>
+                    <a:graphicFrameLocks xmlns:a="http://schemas.openxmlformats.org/drawingml/2006/main" noChangeAspect="1"/>
+                  </wp:cNvGraphicFramePr>
+                  <a:graphic xmlns:a="http://schemas.openxmlformats.org/drawingml/2006/main">
+                    <a:graphicData uri="http://schemas.openxmlformats.org/drawingml/2006/picture">
+                      <pic:pic xmlns:pic="http://schemas.openxmlformats.org/drawingml/2006/picture">
+                        <pic:nvPicPr>
+                          <pic:cNvPr id="105500676" name="Imagen 105500676"/>
+                          <pic:cNvPicPr/>
+                        </pic:nvPicPr>
+                        <pic:blipFill>
+                          <a:blip r:embed="rId36" cstate="print">
+                            <a:extLst>
+                              <a:ext uri="{28A0092B-C50C-407E-A947-70E740481C1C}">
+                                <a14:useLocalDpi xmlns:a14="http://schemas.microsoft.com/office/drawing/2010/main" val="0"/>
+                              </a:ext>
+                            </a:extLst>
+                          </a:blip>
+                          <a:stretch>
+                            <a:fillRect/>
+                          </a:stretch>
+                        </pic:blipFill>
+                        <pic:spPr>
+                          <a:xfrm>
+                            <a:off x="0" y="0"/>
+                            <a:ext cx="4978929" cy="2800453"/>
+                          </a:xfrm>
+                          <a:prstGeom prst="rect">
+                            <a:avLst/>
+                          </a:prstGeom>
+                        </pic:spPr>
+                      </pic:pic>
+                    </a:graphicData>
+                  </a:graphic>
+                </wp:inline>
+              </w:drawing>
+            </w:r>
+          </w:p>
         </w:tc>
       </w:tr>
       <w:tr>
@@ -7927,7 +7980,54 @@
               <w:right w:w="110" w:type="dxa"/>
             </w:tcMar>
           </w:tcPr>
-          <w:p/>
+          <w:p>
+            <w:r>
+              <w:rPr>
+                <w:noProof/>
+              </w:rPr>
+              <w:drawing>
+                <wp:inline distT="0" distB="0" distL="0" distR="0" wp14:anchorId="10759C35" wp14:editId="7F17194F">
+                  <wp:extent cx="4783699" cy="2690645"/>
+                  <wp:effectExtent l="0" t="0" r="0" b="0"/>
+                  <wp:docPr id="1431272038" name="Imagen 2"/>
+                  <wp:cNvGraphicFramePr>
+                    <a:graphicFrameLocks xmlns:a="http://schemas.openxmlformats.org/drawingml/2006/main" noChangeAspect="1"/>
+                  </wp:cNvGraphicFramePr>
+                  <a:graphic xmlns:a="http://schemas.openxmlformats.org/drawingml/2006/main">
+                    <a:graphicData uri="http://schemas.openxmlformats.org/drawingml/2006/picture">
+                      <pic:pic xmlns:pic="http://schemas.openxmlformats.org/drawingml/2006/picture">
+                        <pic:nvPicPr>
+                          <pic:cNvPr id="1431272038" name="Imagen 1431272038"/>
+                          <pic:cNvPicPr/>
+                        </pic:nvPicPr>
+                        <pic:blipFill>
+                          <a:blip r:embed="rId37" cstate="print">
+                            <a:extLst>
+                              <a:ext uri="{28A0092B-C50C-407E-A947-70E740481C1C}">
+                                <a14:useLocalDpi xmlns:a14="http://schemas.microsoft.com/office/drawing/2010/main" val="0"/>
+                              </a:ext>
+                            </a:extLst>
+                          </a:blip>
+                          <a:stretch>
+                            <a:fillRect/>
+                          </a:stretch>
+                        </pic:blipFill>
+                        <pic:spPr>
+                          <a:xfrm>
+                            <a:off x="0" y="0"/>
+                            <a:ext cx="4795311" cy="2697176"/>
+                          </a:xfrm>
+                          <a:prstGeom prst="rect">
+                            <a:avLst/>
+                          </a:prstGeom>
+                        </pic:spPr>
+                      </pic:pic>
+                    </a:graphicData>
+                  </a:graphic>
+                </wp:inline>
+              </w:drawing>
+            </w:r>
+          </w:p>
         </w:tc>
       </w:tr>
     </w:tbl>
@@ -7943,6 +8043,7 @@
         <w:rPr>
           <w:lang w:val="en-US"/>
         </w:rPr>
+        <w:lastRenderedPageBreak/>
         <w:t>GW2 – Routing</w:t>
       </w:r>
       <w:bookmarkEnd w:id="10"/>
@@ -8338,7 +8439,6 @@
         <w:spacing w:before="240"/>
       </w:pPr>
       <w:r>
-        <w:lastRenderedPageBreak/>
         <w:t>Evidencia de ejecución</w:t>
       </w:r>
     </w:p>
@@ -8356,9 +8456,9 @@
         <w:tblLook w:val="04A0" w:firstRow="1" w:lastRow="0" w:firstColumn="1" w:lastColumn="0" w:noHBand="0" w:noVBand="1"/>
       </w:tblPr>
       <w:tblGrid>
-        <w:gridCol w:w="900"/>
-        <w:gridCol w:w="3300"/>
-        <w:gridCol w:w="5438"/>
+        <w:gridCol w:w="654"/>
+        <w:gridCol w:w="1541"/>
+        <w:gridCol w:w="7450"/>
       </w:tblGrid>
       <w:tr>
         <w:trPr>
@@ -8569,7 +8669,54 @@
               <w:right w:w="110" w:type="dxa"/>
             </w:tcMar>
           </w:tcPr>
-          <w:p/>
+          <w:p>
+            <w:r>
+              <w:rPr>
+                <w:noProof/>
+              </w:rPr>
+              <w:drawing>
+                <wp:inline distT="0" distB="0" distL="0" distR="0" wp14:anchorId="1ADF0B7D" wp14:editId="6003711C">
+                  <wp:extent cx="4586751" cy="2579869"/>
+                  <wp:effectExtent l="0" t="0" r="4445" b="0"/>
+                  <wp:docPr id="1071236954" name="Imagen 3"/>
+                  <wp:cNvGraphicFramePr>
+                    <a:graphicFrameLocks xmlns:a="http://schemas.openxmlformats.org/drawingml/2006/main" noChangeAspect="1"/>
+                  </wp:cNvGraphicFramePr>
+                  <a:graphic xmlns:a="http://schemas.openxmlformats.org/drawingml/2006/main">
+                    <a:graphicData uri="http://schemas.openxmlformats.org/drawingml/2006/picture">
+                      <pic:pic xmlns:pic="http://schemas.openxmlformats.org/drawingml/2006/picture">
+                        <pic:nvPicPr>
+                          <pic:cNvPr id="1071236954" name="Imagen 1071236954"/>
+                          <pic:cNvPicPr/>
+                        </pic:nvPicPr>
+                        <pic:blipFill>
+                          <a:blip r:embed="rId38" cstate="print">
+                            <a:extLst>
+                              <a:ext uri="{28A0092B-C50C-407E-A947-70E740481C1C}">
+                                <a14:useLocalDpi xmlns:a14="http://schemas.microsoft.com/office/drawing/2010/main" val="0"/>
+                              </a:ext>
+                            </a:extLst>
+                          </a:blip>
+                          <a:stretch>
+                            <a:fillRect/>
+                          </a:stretch>
+                        </pic:blipFill>
+                        <pic:spPr>
+                          <a:xfrm>
+                            <a:off x="0" y="0"/>
+                            <a:ext cx="4604057" cy="2589603"/>
+                          </a:xfrm>
+                          <a:prstGeom prst="rect">
+                            <a:avLst/>
+                          </a:prstGeom>
+                        </pic:spPr>
+                      </pic:pic>
+                    </a:graphicData>
+                  </a:graphic>
+                </wp:inline>
+              </w:drawing>
+            </w:r>
+          </w:p>
         </w:tc>
       </w:tr>
       <w:tr>
@@ -8654,7 +8801,54 @@
               <w:right w:w="110" w:type="dxa"/>
             </w:tcMar>
           </w:tcPr>
-          <w:p/>
+          <w:p>
+            <w:r>
+              <w:rPr>
+                <w:noProof/>
+              </w:rPr>
+              <w:drawing>
+                <wp:inline distT="0" distB="0" distL="0" distR="0" wp14:anchorId="0D831627" wp14:editId="7269CDA7">
+                  <wp:extent cx="4495311" cy="2528438"/>
+                  <wp:effectExtent l="0" t="0" r="635" b="5715"/>
+                  <wp:docPr id="610802634" name="Imagen 4"/>
+                  <wp:cNvGraphicFramePr>
+                    <a:graphicFrameLocks xmlns:a="http://schemas.openxmlformats.org/drawingml/2006/main" noChangeAspect="1"/>
+                  </wp:cNvGraphicFramePr>
+                  <a:graphic xmlns:a="http://schemas.openxmlformats.org/drawingml/2006/main">
+                    <a:graphicData uri="http://schemas.openxmlformats.org/drawingml/2006/picture">
+                      <pic:pic xmlns:pic="http://schemas.openxmlformats.org/drawingml/2006/picture">
+                        <pic:nvPicPr>
+                          <pic:cNvPr id="610802634" name="Imagen 610802634"/>
+                          <pic:cNvPicPr/>
+                        </pic:nvPicPr>
+                        <pic:blipFill>
+                          <a:blip r:embed="rId39" cstate="print">
+                            <a:extLst>
+                              <a:ext uri="{28A0092B-C50C-407E-A947-70E740481C1C}">
+                                <a14:useLocalDpi xmlns:a14="http://schemas.microsoft.com/office/drawing/2010/main" val="0"/>
+                              </a:ext>
+                            </a:extLst>
+                          </a:blip>
+                          <a:stretch>
+                            <a:fillRect/>
+                          </a:stretch>
+                        </pic:blipFill>
+                        <pic:spPr>
+                          <a:xfrm>
+                            <a:off x="0" y="0"/>
+                            <a:ext cx="4512083" cy="2537872"/>
+                          </a:xfrm>
+                          <a:prstGeom prst="rect">
+                            <a:avLst/>
+                          </a:prstGeom>
+                        </pic:spPr>
+                      </pic:pic>
+                    </a:graphicData>
+                  </a:graphic>
+                </wp:inline>
+              </w:drawing>
+            </w:r>
+          </w:p>
         </w:tc>
       </w:tr>
     </w:tbl>
@@ -8664,6 +8858,7 @@
       </w:pPr>
       <w:bookmarkStart w:id="11" w:name="_Toc12"/>
       <w:r>
+        <w:lastRenderedPageBreak/>
         <w:t>GW3 – Políticas adicionales</w:t>
       </w:r>
       <w:bookmarkEnd w:id="11"/>
@@ -9069,9 +9264,9 @@
         <w:tblLook w:val="04A0" w:firstRow="1" w:lastRow="0" w:firstColumn="1" w:lastColumn="0" w:noHBand="0" w:noVBand="1"/>
       </w:tblPr>
       <w:tblGrid>
-        <w:gridCol w:w="900"/>
-        <w:gridCol w:w="3300"/>
-        <w:gridCol w:w="5438"/>
+        <w:gridCol w:w="654"/>
+        <w:gridCol w:w="1540"/>
+        <w:gridCol w:w="7720"/>
       </w:tblGrid>
       <w:tr>
         <w:trPr>
@@ -9298,7 +9493,54 @@
               <w:right w:w="110" w:type="dxa"/>
             </w:tcMar>
           </w:tcPr>
-          <w:p/>
+          <w:p>
+            <w:r>
+              <w:rPr>
+                <w:noProof/>
+              </w:rPr>
+              <w:drawing>
+                <wp:inline distT="0" distB="0" distL="0" distR="0" wp14:anchorId="6481C07D" wp14:editId="51B6F1DF">
+                  <wp:extent cx="4551582" cy="2560088"/>
+                  <wp:effectExtent l="0" t="0" r="1905" b="0"/>
+                  <wp:docPr id="1365412534" name="Imagen 5"/>
+                  <wp:cNvGraphicFramePr>
+                    <a:graphicFrameLocks xmlns:a="http://schemas.openxmlformats.org/drawingml/2006/main" noChangeAspect="1"/>
+                  </wp:cNvGraphicFramePr>
+                  <a:graphic xmlns:a="http://schemas.openxmlformats.org/drawingml/2006/main">
+                    <a:graphicData uri="http://schemas.openxmlformats.org/drawingml/2006/picture">
+                      <pic:pic xmlns:pic="http://schemas.openxmlformats.org/drawingml/2006/picture">
+                        <pic:nvPicPr>
+                          <pic:cNvPr id="1365412534" name="Imagen 1365412534"/>
+                          <pic:cNvPicPr/>
+                        </pic:nvPicPr>
+                        <pic:blipFill>
+                          <a:blip r:embed="rId40" cstate="print">
+                            <a:extLst>
+                              <a:ext uri="{28A0092B-C50C-407E-A947-70E740481C1C}">
+                                <a14:useLocalDpi xmlns:a14="http://schemas.microsoft.com/office/drawing/2010/main" val="0"/>
+                              </a:ext>
+                            </a:extLst>
+                          </a:blip>
+                          <a:stretch>
+                            <a:fillRect/>
+                          </a:stretch>
+                        </pic:blipFill>
+                        <pic:spPr>
+                          <a:xfrm>
+                            <a:off x="0" y="0"/>
+                            <a:ext cx="4572860" cy="2572056"/>
+                          </a:xfrm>
+                          <a:prstGeom prst="rect">
+                            <a:avLst/>
+                          </a:prstGeom>
+                        </pic:spPr>
+                      </pic:pic>
+                    </a:graphicData>
+                  </a:graphic>
+                </wp:inline>
+              </w:drawing>
+            </w:r>
+          </w:p>
         </w:tc>
       </w:tr>
       <w:tr>
@@ -9334,7 +9576,6 @@
                 <w:sz w:val="19"/>
                 <w:szCs w:val="19"/>
               </w:rPr>
-              <w:lastRenderedPageBreak/>
               <w:t>GW3</w:t>
             </w:r>
           </w:p>
@@ -9400,7 +9641,54 @@
               <w:right w:w="110" w:type="dxa"/>
             </w:tcMar>
           </w:tcPr>
-          <w:p/>
+          <w:p>
+            <w:r>
+              <w:rPr>
+                <w:noProof/>
+              </w:rPr>
+              <w:drawing>
+                <wp:inline distT="0" distB="0" distL="0" distR="0" wp14:anchorId="71AA3805" wp14:editId="7F03D95E">
+                  <wp:extent cx="4481244" cy="2520525"/>
+                  <wp:effectExtent l="0" t="0" r="0" b="0"/>
+                  <wp:docPr id="1629606124" name="Imagen 6"/>
+                  <wp:cNvGraphicFramePr>
+                    <a:graphicFrameLocks xmlns:a="http://schemas.openxmlformats.org/drawingml/2006/main" noChangeAspect="1"/>
+                  </wp:cNvGraphicFramePr>
+                  <a:graphic xmlns:a="http://schemas.openxmlformats.org/drawingml/2006/main">
+                    <a:graphicData uri="http://schemas.openxmlformats.org/drawingml/2006/picture">
+                      <pic:pic xmlns:pic="http://schemas.openxmlformats.org/drawingml/2006/picture">
+                        <pic:nvPicPr>
+                          <pic:cNvPr id="1629606124" name="Imagen 1629606124"/>
+                          <pic:cNvPicPr/>
+                        </pic:nvPicPr>
+                        <pic:blipFill>
+                          <a:blip r:embed="rId41" cstate="print">
+                            <a:extLst>
+                              <a:ext uri="{28A0092B-C50C-407E-A947-70E740481C1C}">
+                                <a14:useLocalDpi xmlns:a14="http://schemas.microsoft.com/office/drawing/2010/main" val="0"/>
+                              </a:ext>
+                            </a:extLst>
+                          </a:blip>
+                          <a:stretch>
+                            <a:fillRect/>
+                          </a:stretch>
+                        </pic:blipFill>
+                        <pic:spPr>
+                          <a:xfrm>
+                            <a:off x="0" y="0"/>
+                            <a:ext cx="4496011" cy="2528831"/>
+                          </a:xfrm>
+                          <a:prstGeom prst="rect">
+                            <a:avLst/>
+                          </a:prstGeom>
+                        </pic:spPr>
+                      </pic:pic>
+                    </a:graphicData>
+                  </a:graphic>
+                </wp:inline>
+              </w:drawing>
+            </w:r>
+          </w:p>
         </w:tc>
       </w:tr>
       <w:tr>
@@ -9436,6 +9724,7 @@
                 <w:sz w:val="19"/>
                 <w:szCs w:val="19"/>
               </w:rPr>
+              <w:lastRenderedPageBreak/>
               <w:t>GW3</w:t>
             </w:r>
           </w:p>
@@ -9501,7 +9790,54 @@
               <w:right w:w="110" w:type="dxa"/>
             </w:tcMar>
           </w:tcPr>
-          <w:p/>
+          <w:p>
+            <w:r>
+              <w:rPr>
+                <w:noProof/>
+              </w:rPr>
+              <w:drawing>
+                <wp:inline distT="0" distB="0" distL="0" distR="0" wp14:anchorId="1F5D264B" wp14:editId="009F6C21">
+                  <wp:extent cx="4762598" cy="2678776"/>
+                  <wp:effectExtent l="0" t="0" r="0" b="7620"/>
+                  <wp:docPr id="44040595" name="Imagen 7"/>
+                  <wp:cNvGraphicFramePr>
+                    <a:graphicFrameLocks xmlns:a="http://schemas.openxmlformats.org/drawingml/2006/main" noChangeAspect="1"/>
+                  </wp:cNvGraphicFramePr>
+                  <a:graphic xmlns:a="http://schemas.openxmlformats.org/drawingml/2006/main">
+                    <a:graphicData uri="http://schemas.openxmlformats.org/drawingml/2006/picture">
+                      <pic:pic xmlns:pic="http://schemas.openxmlformats.org/drawingml/2006/picture">
+                        <pic:nvPicPr>
+                          <pic:cNvPr id="44040595" name="Imagen 44040595"/>
+                          <pic:cNvPicPr/>
+                        </pic:nvPicPr>
+                        <pic:blipFill>
+                          <a:blip r:embed="rId42" cstate="print">
+                            <a:extLst>
+                              <a:ext uri="{28A0092B-C50C-407E-A947-70E740481C1C}">
+                                <a14:useLocalDpi xmlns:a14="http://schemas.microsoft.com/office/drawing/2010/main" val="0"/>
+                              </a:ext>
+                            </a:extLst>
+                          </a:blip>
+                          <a:stretch>
+                            <a:fillRect/>
+                          </a:stretch>
+                        </pic:blipFill>
+                        <pic:spPr>
+                          <a:xfrm>
+                            <a:off x="0" y="0"/>
+                            <a:ext cx="4770594" cy="2683274"/>
+                          </a:xfrm>
+                          <a:prstGeom prst="rect">
+                            <a:avLst/>
+                          </a:prstGeom>
+                        </pic:spPr>
+                      </pic:pic>
+                    </a:graphicData>
+                  </a:graphic>
+                </wp:inline>
+              </w:drawing>
+            </w:r>
+          </w:p>
         </w:tc>
       </w:tr>
       <w:tr>
@@ -9586,7 +9922,54 @@
               <w:right w:w="110" w:type="dxa"/>
             </w:tcMar>
           </w:tcPr>
-          <w:p/>
+          <w:p>
+            <w:r>
+              <w:rPr>
+                <w:noProof/>
+              </w:rPr>
+              <w:drawing>
+                <wp:inline distT="0" distB="0" distL="0" distR="0" wp14:anchorId="49C33C1B" wp14:editId="1DE1F5CD">
+                  <wp:extent cx="4671158" cy="2627345"/>
+                  <wp:effectExtent l="0" t="0" r="0" b="1905"/>
+                  <wp:docPr id="670990141" name="Imagen 8"/>
+                  <wp:cNvGraphicFramePr>
+                    <a:graphicFrameLocks xmlns:a="http://schemas.openxmlformats.org/drawingml/2006/main" noChangeAspect="1"/>
+                  </wp:cNvGraphicFramePr>
+                  <a:graphic xmlns:a="http://schemas.openxmlformats.org/drawingml/2006/main">
+                    <a:graphicData uri="http://schemas.openxmlformats.org/drawingml/2006/picture">
+                      <pic:pic xmlns:pic="http://schemas.openxmlformats.org/drawingml/2006/picture">
+                        <pic:nvPicPr>
+                          <pic:cNvPr id="670990141" name="Imagen 670990141"/>
+                          <pic:cNvPicPr/>
+                        </pic:nvPicPr>
+                        <pic:blipFill>
+                          <a:blip r:embed="rId43" cstate="print">
+                            <a:extLst>
+                              <a:ext uri="{28A0092B-C50C-407E-A947-70E740481C1C}">
+                                <a14:useLocalDpi xmlns:a14="http://schemas.microsoft.com/office/drawing/2010/main" val="0"/>
+                              </a:ext>
+                            </a:extLst>
+                          </a:blip>
+                          <a:stretch>
+                            <a:fillRect/>
+                          </a:stretch>
+                        </pic:blipFill>
+                        <pic:spPr>
+                          <a:xfrm>
+                            <a:off x="0" y="0"/>
+                            <a:ext cx="4678928" cy="2631716"/>
+                          </a:xfrm>
+                          <a:prstGeom prst="rect">
+                            <a:avLst/>
+                          </a:prstGeom>
+                        </pic:spPr>
+                      </pic:pic>
+                    </a:graphicData>
+                  </a:graphic>
+                </wp:inline>
+              </w:drawing>
+            </w:r>
+          </w:p>
         </w:tc>
       </w:tr>
     </w:tbl>
@@ -9900,9 +10283,9 @@
         <w:tblLook w:val="04A0" w:firstRow="1" w:lastRow="0" w:firstColumn="1" w:lastColumn="0" w:noHBand="0" w:noVBand="1"/>
       </w:tblPr>
       <w:tblGrid>
-        <w:gridCol w:w="900"/>
-        <w:gridCol w:w="3300"/>
-        <w:gridCol w:w="5438"/>
+        <w:gridCol w:w="654"/>
+        <w:gridCol w:w="1382"/>
+        <w:gridCol w:w="8050"/>
       </w:tblGrid>
       <w:tr>
         <w:trPr>
@@ -10113,7 +10496,54 @@
               <w:right w:w="110" w:type="dxa"/>
             </w:tcMar>
           </w:tcPr>
-          <w:p/>
+          <w:p>
+            <w:r>
+              <w:rPr>
+                <w:noProof/>
+              </w:rPr>
+              <w:drawing>
+                <wp:inline distT="0" distB="0" distL="0" distR="0" wp14:anchorId="53B5EF68" wp14:editId="26797DF5">
+                  <wp:extent cx="4966579" cy="2793507"/>
+                  <wp:effectExtent l="0" t="0" r="5715" b="6985"/>
+                  <wp:docPr id="1580266008" name="Imagen 9"/>
+                  <wp:cNvGraphicFramePr>
+                    <a:graphicFrameLocks xmlns:a="http://schemas.openxmlformats.org/drawingml/2006/main" noChangeAspect="1"/>
+                  </wp:cNvGraphicFramePr>
+                  <a:graphic xmlns:a="http://schemas.openxmlformats.org/drawingml/2006/main">
+                    <a:graphicData uri="http://schemas.openxmlformats.org/drawingml/2006/picture">
+                      <pic:pic xmlns:pic="http://schemas.openxmlformats.org/drawingml/2006/picture">
+                        <pic:nvPicPr>
+                          <pic:cNvPr id="1580266008" name="Imagen 1580266008"/>
+                          <pic:cNvPicPr/>
+                        </pic:nvPicPr>
+                        <pic:blipFill>
+                          <a:blip r:embed="rId44" cstate="print">
+                            <a:extLst>
+                              <a:ext uri="{28A0092B-C50C-407E-A947-70E740481C1C}">
+                                <a14:useLocalDpi xmlns:a14="http://schemas.microsoft.com/office/drawing/2010/main" val="0"/>
+                              </a:ext>
+                            </a:extLst>
+                          </a:blip>
+                          <a:stretch>
+                            <a:fillRect/>
+                          </a:stretch>
+                        </pic:blipFill>
+                        <pic:spPr>
+                          <a:xfrm>
+                            <a:off x="0" y="0"/>
+                            <a:ext cx="4982730" cy="2802591"/>
+                          </a:xfrm>
+                          <a:prstGeom prst="rect">
+                            <a:avLst/>
+                          </a:prstGeom>
+                        </pic:spPr>
+                      </pic:pic>
+                    </a:graphicData>
+                  </a:graphic>
+                </wp:inline>
+              </w:drawing>
+            </w:r>
+          </w:p>
         </w:tc>
       </w:tr>
       <w:tr>
@@ -10198,7 +10628,54 @@
               <w:right w:w="110" w:type="dxa"/>
             </w:tcMar>
           </w:tcPr>
-          <w:p/>
+          <w:p>
+            <w:r>
+              <w:rPr>
+                <w:noProof/>
+              </w:rPr>
+              <w:drawing>
+                <wp:inline distT="0" distB="0" distL="0" distR="0" wp14:anchorId="617C929E" wp14:editId="3F07BA0E">
+                  <wp:extent cx="4910308" cy="2761857"/>
+                  <wp:effectExtent l="0" t="0" r="5080" b="635"/>
+                  <wp:docPr id="1256452439" name="Imagen 10"/>
+                  <wp:cNvGraphicFramePr>
+                    <a:graphicFrameLocks xmlns:a="http://schemas.openxmlformats.org/drawingml/2006/main" noChangeAspect="1"/>
+                  </wp:cNvGraphicFramePr>
+                  <a:graphic xmlns:a="http://schemas.openxmlformats.org/drawingml/2006/main">
+                    <a:graphicData uri="http://schemas.openxmlformats.org/drawingml/2006/picture">
+                      <pic:pic xmlns:pic="http://schemas.openxmlformats.org/drawingml/2006/picture">
+                        <pic:nvPicPr>
+                          <pic:cNvPr id="1256452439" name="Imagen 1256452439"/>
+                          <pic:cNvPicPr/>
+                        </pic:nvPicPr>
+                        <pic:blipFill>
+                          <a:blip r:embed="rId45" cstate="print">
+                            <a:extLst>
+                              <a:ext uri="{28A0092B-C50C-407E-A947-70E740481C1C}">
+                                <a14:useLocalDpi xmlns:a14="http://schemas.microsoft.com/office/drawing/2010/main" val="0"/>
+                              </a:ext>
+                            </a:extLst>
+                          </a:blip>
+                          <a:stretch>
+                            <a:fillRect/>
+                          </a:stretch>
+                        </pic:blipFill>
+                        <pic:spPr>
+                          <a:xfrm>
+                            <a:off x="0" y="0"/>
+                            <a:ext cx="4921451" cy="2768125"/>
+                          </a:xfrm>
+                          <a:prstGeom prst="rect">
+                            <a:avLst/>
+                          </a:prstGeom>
+                        </pic:spPr>
+                      </pic:pic>
+                    </a:graphicData>
+                  </a:graphic>
+                </wp:inline>
+              </w:drawing>
+            </w:r>
+          </w:p>
         </w:tc>
       </w:tr>
       <w:tr>
@@ -10283,7 +10760,54 @@
               <w:right w:w="110" w:type="dxa"/>
             </w:tcMar>
           </w:tcPr>
-          <w:p/>
+          <w:p>
+            <w:r>
+              <w:rPr>
+                <w:noProof/>
+              </w:rPr>
+              <w:drawing>
+                <wp:inline distT="0" distB="0" distL="0" distR="0" wp14:anchorId="42447880" wp14:editId="1A9E1E93">
+                  <wp:extent cx="4889207" cy="2749989"/>
+                  <wp:effectExtent l="0" t="0" r="6985" b="0"/>
+                  <wp:docPr id="170079058" name="Imagen 11"/>
+                  <wp:cNvGraphicFramePr>
+                    <a:graphicFrameLocks xmlns:a="http://schemas.openxmlformats.org/drawingml/2006/main" noChangeAspect="1"/>
+                  </wp:cNvGraphicFramePr>
+                  <a:graphic xmlns:a="http://schemas.openxmlformats.org/drawingml/2006/main">
+                    <a:graphicData uri="http://schemas.openxmlformats.org/drawingml/2006/picture">
+                      <pic:pic xmlns:pic="http://schemas.openxmlformats.org/drawingml/2006/picture">
+                        <pic:nvPicPr>
+                          <pic:cNvPr id="170079058" name="Imagen 170079058"/>
+                          <pic:cNvPicPr/>
+                        </pic:nvPicPr>
+                        <pic:blipFill>
+                          <a:blip r:embed="rId46" cstate="print">
+                            <a:extLst>
+                              <a:ext uri="{28A0092B-C50C-407E-A947-70E740481C1C}">
+                                <a14:useLocalDpi xmlns:a14="http://schemas.microsoft.com/office/drawing/2010/main" val="0"/>
+                              </a:ext>
+                            </a:extLst>
+                          </a:blip>
+                          <a:stretch>
+                            <a:fillRect/>
+                          </a:stretch>
+                        </pic:blipFill>
+                        <pic:spPr>
+                          <a:xfrm>
+                            <a:off x="0" y="0"/>
+                            <a:ext cx="4898310" cy="2755109"/>
+                          </a:xfrm>
+                          <a:prstGeom prst="rect">
+                            <a:avLst/>
+                          </a:prstGeom>
+                        </pic:spPr>
+                      </pic:pic>
+                    </a:graphicData>
+                  </a:graphic>
+                </wp:inline>
+              </w:drawing>
+            </w:r>
+          </w:p>
         </w:tc>
       </w:tr>
       <w:tr>
@@ -10319,6 +10843,7 @@
                 <w:sz w:val="19"/>
                 <w:szCs w:val="19"/>
               </w:rPr>
+              <w:lastRenderedPageBreak/>
               <w:t>GW4</w:t>
             </w:r>
           </w:p>
@@ -10384,7 +10909,54 @@
               <w:right w:w="110" w:type="dxa"/>
             </w:tcMar>
           </w:tcPr>
-          <w:p/>
+          <w:p>
+            <w:r>
+              <w:rPr>
+                <w:noProof/>
+              </w:rPr>
+              <w:drawing>
+                <wp:inline distT="0" distB="0" distL="0" distR="0" wp14:anchorId="3E0563FB" wp14:editId="279F0561">
+                  <wp:extent cx="4896240" cy="2753944"/>
+                  <wp:effectExtent l="0" t="0" r="0" b="8890"/>
+                  <wp:docPr id="106439985" name="Imagen 12"/>
+                  <wp:cNvGraphicFramePr>
+                    <a:graphicFrameLocks xmlns:a="http://schemas.openxmlformats.org/drawingml/2006/main" noChangeAspect="1"/>
+                  </wp:cNvGraphicFramePr>
+                  <a:graphic xmlns:a="http://schemas.openxmlformats.org/drawingml/2006/main">
+                    <a:graphicData uri="http://schemas.openxmlformats.org/drawingml/2006/picture">
+                      <pic:pic xmlns:pic="http://schemas.openxmlformats.org/drawingml/2006/picture">
+                        <pic:nvPicPr>
+                          <pic:cNvPr id="106439985" name="Imagen 106439985"/>
+                          <pic:cNvPicPr/>
+                        </pic:nvPicPr>
+                        <pic:blipFill>
+                          <a:blip r:embed="rId47" cstate="print">
+                            <a:extLst>
+                              <a:ext uri="{28A0092B-C50C-407E-A947-70E740481C1C}">
+                                <a14:useLocalDpi xmlns:a14="http://schemas.microsoft.com/office/drawing/2010/main" val="0"/>
+                              </a:ext>
+                            </a:extLst>
+                          </a:blip>
+                          <a:stretch>
+                            <a:fillRect/>
+                          </a:stretch>
+                        </pic:blipFill>
+                        <pic:spPr>
+                          <a:xfrm>
+                            <a:off x="0" y="0"/>
+                            <a:ext cx="4908780" cy="2760997"/>
+                          </a:xfrm>
+                          <a:prstGeom prst="rect">
+                            <a:avLst/>
+                          </a:prstGeom>
+                        </pic:spPr>
+                      </pic:pic>
+                    </a:graphicData>
+                  </a:graphic>
+                </wp:inline>
+              </w:drawing>
+            </w:r>
+          </w:p>
         </w:tc>
       </w:tr>
     </w:tbl>
@@ -10428,8 +11000,8 @@
       </w:r>
     </w:p>
     <w:sectPr>
-      <w:footerReference w:type="default" r:id="rId36"/>
-      <w:footerReference w:type="first" r:id="rId37"/>
+      <w:footerReference w:type="default" r:id="rId48"/>
+      <w:footerReference w:type="first" r:id="rId49"/>
       <w:pgSz w:w="11906" w:h="16838"/>
       <w:pgMar w:top="1134" w:right="1134" w:bottom="1134" w:left="1134" w:header="708" w:footer="567" w:gutter="0"/>
       <w:cols w:space="1701"/>
@@ -11252,6 +11824,7 @@
   <w:style w:type="character" w:default="1" w:styleId="Fuentedeprrafopredeter">
     <w:name w:val="Default Paragraph Font"/>
     <w:uiPriority w:val="1"/>
+    <w:semiHidden/>
     <w:unhideWhenUsed/>
   </w:style>
   <w:style w:type="table" w:default="1" w:styleId="Tablanormal">
